--- a/xg_rad_nacrt.docx
+++ b/xg_rad_nacrt.docx
@@ -126,7 +126,7 @@
       <w:tr>
         <w:tc>
           <w:tcPr>
-            <w:tcW w:type="dxa" w:w="4680"/>
+            <w:tcW w:type="dxa" w:w="9360"/>
             <w:tcBorders>
               <w:top w:val="none" w:color="FFFFFF" w:sz="0"/>
               <w:left w:val="none" w:color="FFFFFF" w:sz="0"/>
@@ -154,39 +154,6 @@
                 <w:szCs w:val="22"/>
               </w:rPr>
               <w:t xml:space="preserve">Tomislav Fedek</w:t>
-            </w:r>
-          </w:p>
-        </w:tc>
-        <w:tc>
-          <w:tcPr>
-            <w:tcW w:type="dxa" w:w="4680"/>
-            <w:tcBorders>
-              <w:top w:val="none" w:color="FFFFFF" w:sz="0"/>
-              <w:left w:val="none" w:color="FFFFFF" w:sz="0"/>
-              <w:bottom w:val="none" w:color="FFFFFF" w:sz="0"/>
-              <w:right w:val="none" w:color="FFFFFF" w:sz="0"/>
-            </w:tcBorders>
-          </w:tcPr>
-          <w:p>
-            <w:r>
-              <w:rPr>
-                <w:rFonts w:ascii="Calibri" w:cs="Calibri" w:eastAsia="Calibri" w:hAnsi="Calibri"/>
-                <w:b/>
-                <w:bCs/>
-                <w:sz w:val="22"/>
-                <w:szCs w:val="22"/>
-              </w:rPr>
-              <w:t xml:space="preserve">Mentor / konsultacija:</w:t>
-            </w:r>
-          </w:p>
-          <w:p>
-            <w:r>
-              <w:rPr>
-                <w:rFonts w:ascii="Calibri" w:cs="Calibri" w:eastAsia="Calibri" w:hAnsi="Calibri"/>
-                <w:sz w:val="22"/>
-                <w:szCs w:val="22"/>
-              </w:rPr>
-              <w:t xml:space="preserve">prof. dr Zoltán Pap (predlog)</w:t>
             </w:r>
           </w:p>
         </w:tc>
@@ -3198,7 +3165,7 @@
           <w:sz w:val="18"/>
           <w:szCs w:val="18"/>
         </w:rPr>
-        <w:t xml:space="preserve">Tabela 2. Rezultati StratifiedGroupKFold po meču validacije (prosek kroz 5 foldova). Brier skor prikazuje vrednost posle post-hoc kalibracije (izotona regresija unutar folda).</w:t>
+        <w:t xml:space="preserve">Tabela 2. Rezultati StratifiedGroupKFold po meču validacije, iskazani kao prosek plus-minus standardna devijacija kroz 5 foldova. Prosek i standardna devijacija računaju se preko pet foldova (agregacija tipa prosek-preko-foldova, engl. macro), a ne kao jedinstvena metrika na spojenim predikcijama. Brier skor prikazuje vrednost posle post-hoc kalibracije (izotona regresija unutar folda).</w:t>
       </w:r>
     </w:p>
     <w:tbl>
@@ -3214,11 +3181,11 @@
         </w:tblBorders>
       </w:tblPr>
       <w:tblGrid>
-        <w:gridCol w:w="3360"/>
-        <w:gridCol w:w="1500"/>
-        <w:gridCol w:w="1500"/>
-        <w:gridCol w:w="1500"/>
-        <w:gridCol w:w="1500"/>
+        <w:gridCol w:w="2760"/>
+        <w:gridCol w:w="1650"/>
+        <w:gridCol w:w="1650"/>
+        <w:gridCol w:w="1650"/>
+        <w:gridCol w:w="1650"/>
       </w:tblGrid>
       <w:tr>
         <w:trPr>
@@ -3226,7 +3193,7 @@
         </w:trPr>
         <w:tc>
           <w:tcPr>
-            <w:tcW w:type="dxa" w:w="3360"/>
+            <w:tcW w:type="dxa" w:w="2760"/>
             <w:tcBorders>
               <w:top w:val="single" w:color="BFBFBF" w:sz="4"/>
               <w:left w:val="single" w:color="BFBFBF" w:sz="4"/>
@@ -3261,7 +3228,7 @@
         </w:tc>
         <w:tc>
           <w:tcPr>
-            <w:tcW w:type="dxa" w:w="1500"/>
+            <w:tcW w:type="dxa" w:w="1650"/>
             <w:tcBorders>
               <w:top w:val="single" w:color="BFBFBF" w:sz="4"/>
               <w:left w:val="single" w:color="BFBFBF" w:sz="4"/>
@@ -3296,7 +3263,7 @@
         </w:tc>
         <w:tc>
           <w:tcPr>
-            <w:tcW w:type="dxa" w:w="1500"/>
+            <w:tcW w:type="dxa" w:w="1650"/>
             <w:tcBorders>
               <w:top w:val="single" w:color="BFBFBF" w:sz="4"/>
               <w:left w:val="single" w:color="BFBFBF" w:sz="4"/>
@@ -3331,7 +3298,7 @@
         </w:tc>
         <w:tc>
           <w:tcPr>
-            <w:tcW w:type="dxa" w:w="1500"/>
+            <w:tcW w:type="dxa" w:w="1650"/>
             <w:tcBorders>
               <w:top w:val="single" w:color="BFBFBF" w:sz="4"/>
               <w:left w:val="single" w:color="BFBFBF" w:sz="4"/>
@@ -3366,7 +3333,7 @@
         </w:tc>
         <w:tc>
           <w:tcPr>
-            <w:tcW w:type="dxa" w:w="1500"/>
+            <w:tcW w:type="dxa" w:w="1650"/>
             <w:tcBorders>
               <w:top w:val="single" w:color="BFBFBF" w:sz="4"/>
               <w:left w:val="single" w:color="BFBFBF" w:sz="4"/>
@@ -3403,7 +3370,7 @@
       <w:tr>
         <w:tc>
           <w:tcPr>
-            <w:tcW w:type="dxa" w:w="3360"/>
+            <w:tcW w:type="dxa" w:w="2760"/>
             <w:tcBorders>
               <w:top w:val="single" w:color="BFBFBF" w:sz="4"/>
               <w:left w:val="single" w:color="BFBFBF" w:sz="4"/>
@@ -3435,7 +3402,7 @@
         </w:tc>
         <w:tc>
           <w:tcPr>
-            <w:tcW w:type="dxa" w:w="1500"/>
+            <w:tcW w:type="dxa" w:w="1650"/>
             <w:tcBorders>
               <w:top w:val="single" w:color="BFBFBF" w:sz="4"/>
               <w:left w:val="single" w:color="BFBFBF" w:sz="4"/>
@@ -3461,13 +3428,13 @@
                 <w:sz w:val="19"/>
                 <w:szCs w:val="19"/>
               </w:rPr>
-              <w:t xml:space="preserve">0,755</w:t>
-            </w:r>
-          </w:p>
-        </w:tc>
-        <w:tc>
-          <w:tcPr>
-            <w:tcW w:type="dxa" w:w="1500"/>
+              <w:t xml:space="preserve">0,758 ± 0,022</w:t>
+            </w:r>
+          </w:p>
+        </w:tc>
+        <w:tc>
+          <w:tcPr>
+            <w:tcW w:type="dxa" w:w="1650"/>
             <w:tcBorders>
               <w:top w:val="single" w:color="BFBFBF" w:sz="4"/>
               <w:left w:val="single" w:color="BFBFBF" w:sz="4"/>
@@ -3493,13 +3460,13 @@
                 <w:sz w:val="19"/>
                 <w:szCs w:val="19"/>
               </w:rPr>
-              <w:t xml:space="preserve">0,296</w:t>
-            </w:r>
-          </w:p>
-        </w:tc>
-        <w:tc>
-          <w:tcPr>
-            <w:tcW w:type="dxa" w:w="1500"/>
+              <w:t xml:space="preserve">0,315 ± 0,064</w:t>
+            </w:r>
+          </w:p>
+        </w:tc>
+        <w:tc>
+          <w:tcPr>
+            <w:tcW w:type="dxa" w:w="1650"/>
             <w:tcBorders>
               <w:top w:val="single" w:color="BFBFBF" w:sz="4"/>
               <w:left w:val="single" w:color="BFBFBF" w:sz="4"/>
@@ -3525,13 +3492,13 @@
                 <w:sz w:val="19"/>
                 <w:szCs w:val="19"/>
               </w:rPr>
-              <w:t xml:space="preserve">0,358</w:t>
-            </w:r>
-          </w:p>
-        </w:tc>
-        <w:tc>
-          <w:tcPr>
-            <w:tcW w:type="dxa" w:w="1500"/>
+              <w:t xml:space="preserve">0,374 ± 0,060</w:t>
+            </w:r>
+          </w:p>
+        </w:tc>
+        <w:tc>
+          <w:tcPr>
+            <w:tcW w:type="dxa" w:w="1650"/>
             <w:tcBorders>
               <w:top w:val="single" w:color="BFBFBF" w:sz="4"/>
               <w:left w:val="single" w:color="BFBFBF" w:sz="4"/>
@@ -3557,7 +3524,7 @@
                 <w:sz w:val="19"/>
                 <w:szCs w:val="19"/>
               </w:rPr>
-              <w:t xml:space="preserve">0,076</w:t>
+              <w:t xml:space="preserve">0,076 ± 0,005</w:t>
             </w:r>
           </w:p>
         </w:tc>
@@ -3565,7 +3532,7 @@
       <w:tr>
         <w:tc>
           <w:tcPr>
-            <w:tcW w:type="dxa" w:w="3360"/>
+            <w:tcW w:type="dxa" w:w="2760"/>
             <w:tcBorders>
               <w:top w:val="single" w:color="BFBFBF" w:sz="4"/>
               <w:left w:val="single" w:color="BFBFBF" w:sz="4"/>
@@ -3597,7 +3564,7 @@
         </w:tc>
         <w:tc>
           <w:tcPr>
-            <w:tcW w:type="dxa" w:w="1500"/>
+            <w:tcW w:type="dxa" w:w="1650"/>
             <w:tcBorders>
               <w:top w:val="single" w:color="BFBFBF" w:sz="4"/>
               <w:left w:val="single" w:color="BFBFBF" w:sz="4"/>
@@ -3623,13 +3590,13 @@
                 <w:sz w:val="19"/>
                 <w:szCs w:val="19"/>
               </w:rPr>
-              <w:t xml:space="preserve">0,753</w:t>
-            </w:r>
-          </w:p>
-        </w:tc>
-        <w:tc>
-          <w:tcPr>
-            <w:tcW w:type="dxa" w:w="1500"/>
+              <w:t xml:space="preserve">0,758 ± 0,023</w:t>
+            </w:r>
+          </w:p>
+        </w:tc>
+        <w:tc>
+          <w:tcPr>
+            <w:tcW w:type="dxa" w:w="1650"/>
             <w:tcBorders>
               <w:top w:val="single" w:color="BFBFBF" w:sz="4"/>
               <w:left w:val="single" w:color="BFBFBF" w:sz="4"/>
@@ -3655,13 +3622,13 @@
                 <w:sz w:val="19"/>
                 <w:szCs w:val="19"/>
               </w:rPr>
-              <w:t xml:space="preserve">0,297</w:t>
-            </w:r>
-          </w:p>
-        </w:tc>
-        <w:tc>
-          <w:tcPr>
-            <w:tcW w:type="dxa" w:w="1500"/>
+              <w:t xml:space="preserve">0,308 ± 0,046</w:t>
+            </w:r>
+          </w:p>
+        </w:tc>
+        <w:tc>
+          <w:tcPr>
+            <w:tcW w:type="dxa" w:w="1650"/>
             <w:tcBorders>
               <w:top w:val="single" w:color="BFBFBF" w:sz="4"/>
               <w:left w:val="single" w:color="BFBFBF" w:sz="4"/>
@@ -3687,13 +3654,13 @@
                 <w:sz w:val="19"/>
                 <w:szCs w:val="19"/>
               </w:rPr>
-              <w:t xml:space="preserve">0,348</w:t>
-            </w:r>
-          </w:p>
-        </w:tc>
-        <w:tc>
-          <w:tcPr>
-            <w:tcW w:type="dxa" w:w="1500"/>
+              <w:t xml:space="preserve">0,373 ± 0,033</w:t>
+            </w:r>
+          </w:p>
+        </w:tc>
+        <w:tc>
+          <w:tcPr>
+            <w:tcW w:type="dxa" w:w="1650"/>
             <w:tcBorders>
               <w:top w:val="single" w:color="BFBFBF" w:sz="4"/>
               <w:left w:val="single" w:color="BFBFBF" w:sz="4"/>
@@ -3719,7 +3686,7 @@
                 <w:sz w:val="19"/>
                 <w:szCs w:val="19"/>
               </w:rPr>
-              <w:t xml:space="preserve">0,076</w:t>
+              <w:t xml:space="preserve">0,076 ± 0,004</w:t>
             </w:r>
           </w:p>
         </w:tc>
@@ -3727,7 +3694,7 @@
       <w:tr>
         <w:tc>
           <w:tcPr>
-            <w:tcW w:type="dxa" w:w="3360"/>
+            <w:tcW w:type="dxa" w:w="2760"/>
             <w:tcBorders>
               <w:top w:val="single" w:color="BFBFBF" w:sz="4"/>
               <w:left w:val="single" w:color="BFBFBF" w:sz="4"/>
@@ -3759,7 +3726,7 @@
         </w:tc>
         <w:tc>
           <w:tcPr>
-            <w:tcW w:type="dxa" w:w="1500"/>
+            <w:tcW w:type="dxa" w:w="1650"/>
             <w:tcBorders>
               <w:top w:val="single" w:color="BFBFBF" w:sz="4"/>
               <w:left w:val="single" w:color="BFBFBF" w:sz="4"/>
@@ -3785,13 +3752,13 @@
                 <w:sz w:val="19"/>
                 <w:szCs w:val="19"/>
               </w:rPr>
-              <w:t xml:space="preserve">0,770</w:t>
-            </w:r>
-          </w:p>
-        </w:tc>
-        <w:tc>
-          <w:tcPr>
-            <w:tcW w:type="dxa" w:w="1500"/>
+              <w:t xml:space="preserve">0,772 ± 0,026</w:t>
+            </w:r>
+          </w:p>
+        </w:tc>
+        <w:tc>
+          <w:tcPr>
+            <w:tcW w:type="dxa" w:w="1650"/>
             <w:tcBorders>
               <w:top w:val="single" w:color="BFBFBF" w:sz="4"/>
               <w:left w:val="single" w:color="BFBFBF" w:sz="4"/>
@@ -3817,13 +3784,13 @@
                 <w:sz w:val="19"/>
                 <w:szCs w:val="19"/>
               </w:rPr>
-              <w:t xml:space="preserve">0,322</w:t>
-            </w:r>
-          </w:p>
-        </w:tc>
-        <w:tc>
-          <w:tcPr>
-            <w:tcW w:type="dxa" w:w="1500"/>
+              <w:t xml:space="preserve">0,332 ± 0,054</w:t>
+            </w:r>
+          </w:p>
+        </w:tc>
+        <w:tc>
+          <w:tcPr>
+            <w:tcW w:type="dxa" w:w="1650"/>
             <w:tcBorders>
               <w:top w:val="single" w:color="BFBFBF" w:sz="4"/>
               <w:left w:val="single" w:color="BFBFBF" w:sz="4"/>
@@ -3849,13 +3816,13 @@
                 <w:sz w:val="19"/>
                 <w:szCs w:val="19"/>
               </w:rPr>
-              <w:t xml:space="preserve">0,378</w:t>
-            </w:r>
-          </w:p>
-        </w:tc>
-        <w:tc>
-          <w:tcPr>
-            <w:tcW w:type="dxa" w:w="1500"/>
+              <w:t xml:space="preserve">0,388 ± 0,052</w:t>
+            </w:r>
+          </w:p>
+        </w:tc>
+        <w:tc>
+          <w:tcPr>
+            <w:tcW w:type="dxa" w:w="1650"/>
             <w:tcBorders>
               <w:top w:val="single" w:color="BFBFBF" w:sz="4"/>
               <w:left w:val="single" w:color="BFBFBF" w:sz="4"/>
@@ -3881,7 +3848,7 @@
                 <w:sz w:val="19"/>
                 <w:szCs w:val="19"/>
               </w:rPr>
-              <w:t xml:space="preserve">0,074</w:t>
+              <w:t xml:space="preserve">0,074 ± 0,004</w:t>
             </w:r>
           </w:p>
         </w:tc>
@@ -3889,7 +3856,7 @@
       <w:tr>
         <w:tc>
           <w:tcPr>
-            <w:tcW w:type="dxa" w:w="3360"/>
+            <w:tcW w:type="dxa" w:w="2760"/>
             <w:tcBorders>
               <w:top w:val="single" w:color="BFBFBF" w:sz="4"/>
               <w:left w:val="single" w:color="BFBFBF" w:sz="4"/>
@@ -3921,7 +3888,7 @@
         </w:tc>
         <w:tc>
           <w:tcPr>
-            <w:tcW w:type="dxa" w:w="1500"/>
+            <w:tcW w:type="dxa" w:w="1650"/>
             <w:tcBorders>
               <w:top w:val="single" w:color="BFBFBF" w:sz="4"/>
               <w:left w:val="single" w:color="BFBFBF" w:sz="4"/>
@@ -3947,13 +3914,13 @@
                 <w:sz w:val="19"/>
                 <w:szCs w:val="19"/>
               </w:rPr>
-              <w:t xml:space="preserve">0,759</w:t>
-            </w:r>
-          </w:p>
-        </w:tc>
-        <w:tc>
-          <w:tcPr>
-            <w:tcW w:type="dxa" w:w="1500"/>
+              <w:t xml:space="preserve">0,763 ± 0,017</w:t>
+            </w:r>
+          </w:p>
+        </w:tc>
+        <w:tc>
+          <w:tcPr>
+            <w:tcW w:type="dxa" w:w="1650"/>
             <w:tcBorders>
               <w:top w:val="single" w:color="BFBFBF" w:sz="4"/>
               <w:left w:val="single" w:color="BFBFBF" w:sz="4"/>
@@ -3979,13 +3946,13 @@
                 <w:sz w:val="19"/>
                 <w:szCs w:val="19"/>
               </w:rPr>
-              <w:t xml:space="preserve">0,285</w:t>
-            </w:r>
-          </w:p>
-        </w:tc>
-        <w:tc>
-          <w:tcPr>
-            <w:tcW w:type="dxa" w:w="1500"/>
+              <w:t xml:space="preserve">0,297 ± 0,037</w:t>
+            </w:r>
+          </w:p>
+        </w:tc>
+        <w:tc>
+          <w:tcPr>
+            <w:tcW w:type="dxa" w:w="1650"/>
             <w:tcBorders>
               <w:top w:val="single" w:color="BFBFBF" w:sz="4"/>
               <w:left w:val="single" w:color="BFBFBF" w:sz="4"/>
@@ -4011,13 +3978,13 @@
                 <w:sz w:val="19"/>
                 <w:szCs w:val="19"/>
               </w:rPr>
-              <w:t xml:space="preserve">0,376</w:t>
-            </w:r>
-          </w:p>
-        </w:tc>
-        <w:tc>
-          <w:tcPr>
-            <w:tcW w:type="dxa" w:w="1500"/>
+              <w:t xml:space="preserve">0,388 ± 0,029</w:t>
+            </w:r>
+          </w:p>
+        </w:tc>
+        <w:tc>
+          <w:tcPr>
+            <w:tcW w:type="dxa" w:w="1650"/>
             <w:tcBorders>
               <w:top w:val="single" w:color="BFBFBF" w:sz="4"/>
               <w:left w:val="single" w:color="BFBFBF" w:sz="4"/>
@@ -4043,7 +4010,7 @@
                 <w:sz w:val="19"/>
                 <w:szCs w:val="19"/>
               </w:rPr>
-              <w:t xml:space="preserve">0,077</w:t>
+              <w:t xml:space="preserve">0,077 ± 0,003</w:t>
             </w:r>
           </w:p>
         </w:tc>
@@ -4061,7 +4028,7 @@
           <w:sz w:val="22"/>
           <w:szCs w:val="22"/>
         </w:rPr>
-        <w:t xml:space="preserve">Model B nadmašuje Model A na ROC AUC i PR AUC metrikama, bez obzira na to koji algoritam je korišćen. Razlika u kalibriranom Brier skoru je minimalna ali konzistentno u korist Modela B za logističku regresiju, dok je za XGBoost praktično izjednačena.</w:t>
+        <w:t xml:space="preserve">Model B nadmašuje Model A na ROC AUC i PR AUC metrikama, bez obzira na to koji algoritam je korišćen. Razlika u kalibriranom Brier skoru je minimalna ali konzistentno u korist Modela B za logističku regresiju, dok je za XGBoost praktično izjednačena. Standardne devijacije kroz foldove su umerene (0,017 do 0,026 za ROC AUC), što ukazuje na stabilnost performansi kroz različite podele podataka; intervali prosek plus-minus jedna standardna devijacija se između Modela A i Modela B delimično preklapaju, pa formalno testiranje značajnosti razlike sledi u odeljku 4.3a.</w:t>
       </w:r>
     </w:p>
     <w:p>
@@ -4070,6 +4037,21 @@
       </w:pPr>
       <w:r>
         <w:t xml:space="preserve">4.3. Generalizacija kroz turnire: Leave-One-Tournament-Out validacija</w:t>
+      </w:r>
+    </w:p>
+    <w:p>
+      <w:pPr>
+        <w:spacing w:after="160" w:line="276"/>
+        <w:ind w:firstLine="397"/>
+        <w:jc w:val="both"/>
+      </w:pPr>
+      <w:r>
+        <w:rPr>
+          <w:rFonts w:ascii="Calibri" w:cs="Calibri" w:eastAsia="Calibri" w:hAnsi="Calibri"/>
+          <w:sz w:val="22"/>
+          <w:szCs w:val="22"/>
+        </w:rPr>
+        <w:t xml:space="preserve">Za razliku od StratifiedGroupKFold validacije, Leave-One-Tournament-Out (LOTO) šema ima samo tri folda (po jedan za svaki izostavljeni turnir). Zbog malog broja foldova, standardna devijacija kroz turnire ima ograničenu preciznost kao ocena varijabilnosti; zato u Tabeli 3 prikazujemo rezultat za svaki izostavljeni turnir pojedinačno, a prosek i standardnu devijaciju navodimo isključivo kao deskriptivni sažetak, ne kao osnovu za inferenciju. Prikazani prosek je prosek-preko-turnira (macro agregacija).</w:t>
       </w:r>
     </w:p>
     <w:p>
@@ -4086,7 +4068,7 @@
           <w:sz w:val="18"/>
           <w:szCs w:val="18"/>
         </w:rPr>
-        <w:t xml:space="preserve">Tabela 3. Rezultati Leave-One-Tournament-Out validacije (prosek kroz tri turnira). Brier skor prikazuje vrednost posle post-hoc kalibracije.</w:t>
+        <w:t xml:space="preserve">Tabela 3. Rezultati Leave-One-Tournament-Out validacije po pojedinačnom izostavljenom turniru, sa deskriptivnim prosekom plus-minus standardnom devijacijom kroz tri turnira (macro agregacija). Brier skor prikazuje vrednost posle post-hoc kalibracije. Prosek preko tri turnira može se blago razlikovati od jedinstvene metrike izračunate na svim spojenim out-of-fold predikcijama (pooled agregacija); vidi odeljak 4.3a.</w:t>
       </w:r>
     </w:p>
     <w:tbl>
@@ -4102,11 +4084,12 @@
         </w:tblBorders>
       </w:tblPr>
       <w:tblGrid>
-        <w:gridCol w:w="3360"/>
-        <w:gridCol w:w="1500"/>
-        <w:gridCol w:w="1500"/>
-        <w:gridCol w:w="1500"/>
-        <w:gridCol w:w="1500"/>
+        <w:gridCol w:w="2340"/>
+        <w:gridCol w:w="1620"/>
+        <w:gridCol w:w="1350"/>
+        <w:gridCol w:w="1350"/>
+        <w:gridCol w:w="1350"/>
+        <w:gridCol w:w="1350"/>
       </w:tblGrid>
       <w:tr>
         <w:trPr>
@@ -4114,7 +4097,7 @@
         </w:trPr>
         <w:tc>
           <w:tcPr>
-            <w:tcW w:type="dxa" w:w="3360"/>
+            <w:tcW w:type="dxa" w:w="2340"/>
             <w:tcBorders>
               <w:top w:val="single" w:color="BFBFBF" w:sz="4"/>
               <w:left w:val="single" w:color="BFBFBF" w:sz="4"/>
@@ -4149,7 +4132,7 @@
         </w:tc>
         <w:tc>
           <w:tcPr>
-            <w:tcW w:type="dxa" w:w="1500"/>
+            <w:tcW w:type="dxa" w:w="1620"/>
             <w:tcBorders>
               <w:top w:val="single" w:color="BFBFBF" w:sz="4"/>
               <w:left w:val="single" w:color="BFBFBF" w:sz="4"/>
@@ -4178,13 +4161,13 @@
                 <w:sz w:val="19"/>
                 <w:szCs w:val="19"/>
               </w:rPr>
-              <w:t xml:space="preserve">ROC AUC</w:t>
-            </w:r>
-          </w:p>
-        </w:tc>
-        <w:tc>
-          <w:tcPr>
-            <w:tcW w:type="dxa" w:w="1500"/>
+              <w:t xml:space="preserve">Izostavljeni turnir</w:t>
+            </w:r>
+          </w:p>
+        </w:tc>
+        <w:tc>
+          <w:tcPr>
+            <w:tcW w:type="dxa" w:w="1350"/>
             <w:tcBorders>
               <w:top w:val="single" w:color="BFBFBF" w:sz="4"/>
               <w:left w:val="single" w:color="BFBFBF" w:sz="4"/>
@@ -4213,13 +4196,13 @@
                 <w:sz w:val="19"/>
                 <w:szCs w:val="19"/>
               </w:rPr>
-              <w:t xml:space="preserve">PR AUC</w:t>
-            </w:r>
-          </w:p>
-        </w:tc>
-        <w:tc>
-          <w:tcPr>
-            <w:tcW w:type="dxa" w:w="1500"/>
+              <w:t xml:space="preserve">ROC AUC</w:t>
+            </w:r>
+          </w:p>
+        </w:tc>
+        <w:tc>
+          <w:tcPr>
+            <w:tcW w:type="dxa" w:w="1350"/>
             <w:tcBorders>
               <w:top w:val="single" w:color="BFBFBF" w:sz="4"/>
               <w:left w:val="single" w:color="BFBFBF" w:sz="4"/>
@@ -4248,13 +4231,13 @@
                 <w:sz w:val="19"/>
                 <w:szCs w:val="19"/>
               </w:rPr>
-              <w:t xml:space="preserve">F1</w:t>
-            </w:r>
-          </w:p>
-        </w:tc>
-        <w:tc>
-          <w:tcPr>
-            <w:tcW w:type="dxa" w:w="1500"/>
+              <w:t xml:space="preserve">PR AUC</w:t>
+            </w:r>
+          </w:p>
+        </w:tc>
+        <w:tc>
+          <w:tcPr>
+            <w:tcW w:type="dxa" w:w="1350"/>
             <w:tcBorders>
               <w:top w:val="single" w:color="BFBFBF" w:sz="4"/>
               <w:left w:val="single" w:color="BFBFBF" w:sz="4"/>
@@ -4283,6 +4266,41 @@
                 <w:sz w:val="19"/>
                 <w:szCs w:val="19"/>
               </w:rPr>
+              <w:t xml:space="preserve">F1</w:t>
+            </w:r>
+          </w:p>
+        </w:tc>
+        <w:tc>
+          <w:tcPr>
+            <w:tcW w:type="dxa" w:w="1350"/>
+            <w:tcBorders>
+              <w:top w:val="single" w:color="BFBFBF" w:sz="4"/>
+              <w:left w:val="single" w:color="BFBFBF" w:sz="4"/>
+              <w:bottom w:val="single" w:color="BFBFBF" w:sz="4"/>
+              <w:right w:val="single" w:color="BFBFBF" w:sz="4"/>
+            </w:tcBorders>
+            <w:shd w:fill="1F3864" w:val="clear"/>
+            <w:tcMar>
+              <w:top w:type="dxa" w:w="80"/>
+              <w:left w:type="dxa" w:w="120"/>
+              <w:bottom w:type="dxa" w:w="80"/>
+              <w:right w:type="dxa" w:w="120"/>
+            </w:tcMar>
+            <w:vAlign w:val="center"/>
+          </w:tcPr>
+          <w:p>
+            <w:pPr>
+              <w:jc w:val="center"/>
+            </w:pPr>
+            <w:r>
+              <w:rPr>
+                <w:rFonts w:ascii="Calibri" w:cs="Calibri" w:eastAsia="Calibri" w:hAnsi="Calibri"/>
+                <w:b/>
+                <w:bCs/>
+                <w:color w:val="FFFFFF"/>
+                <w:sz w:val="19"/>
+                <w:szCs w:val="19"/>
+              </w:rPr>
               <w:t xml:space="preserve">Brier skor</w:t>
             </w:r>
           </w:p>
@@ -4291,7 +4309,7 @@
       <w:tr>
         <w:tc>
           <w:tcPr>
-            <w:tcW w:type="dxa" w:w="3360"/>
+            <w:tcW w:type="dxa" w:w="2340"/>
             <w:tcBorders>
               <w:top w:val="single" w:color="BFBFBF" w:sz="4"/>
               <w:left w:val="single" w:color="BFBFBF" w:sz="4"/>
@@ -4323,7 +4341,7 @@
         </w:tc>
         <w:tc>
           <w:tcPr>
-            <w:tcW w:type="dxa" w:w="1500"/>
+            <w:tcW w:type="dxa" w:w="1620"/>
             <w:tcBorders>
               <w:top w:val="single" w:color="BFBFBF" w:sz="4"/>
               <w:left w:val="single" w:color="BFBFBF" w:sz="4"/>
@@ -4349,13 +4367,13 @@
                 <w:sz w:val="19"/>
                 <w:szCs w:val="19"/>
               </w:rPr>
-              <w:t xml:space="preserve">0,761</w:t>
-            </w:r>
-          </w:p>
-        </w:tc>
-        <w:tc>
-          <w:tcPr>
-            <w:tcW w:type="dxa" w:w="1500"/>
+              <w:t xml:space="preserve">FIFA SP 2022</w:t>
+            </w:r>
+          </w:p>
+        </w:tc>
+        <w:tc>
+          <w:tcPr>
+            <w:tcW w:type="dxa" w:w="1350"/>
             <w:tcBorders>
               <w:top w:val="single" w:color="BFBFBF" w:sz="4"/>
               <w:left w:val="single" w:color="BFBFBF" w:sz="4"/>
@@ -4381,13 +4399,13 @@
                 <w:sz w:val="19"/>
                 <w:szCs w:val="19"/>
               </w:rPr>
-              <w:t xml:space="preserve">0,302</w:t>
-            </w:r>
-          </w:p>
-        </w:tc>
-        <w:tc>
-          <w:tcPr>
-            <w:tcW w:type="dxa" w:w="1500"/>
+              <w:t xml:space="preserve">0,779</w:t>
+            </w:r>
+          </w:p>
+        </w:tc>
+        <w:tc>
+          <w:tcPr>
+            <w:tcW w:type="dxa" w:w="1350"/>
             <w:tcBorders>
               <w:top w:val="single" w:color="BFBFBF" w:sz="4"/>
               <w:left w:val="single" w:color="BFBFBF" w:sz="4"/>
@@ -4413,13 +4431,13 @@
                 <w:sz w:val="19"/>
                 <w:szCs w:val="19"/>
               </w:rPr>
-              <w:t xml:space="preserve">0,355</w:t>
-            </w:r>
-          </w:p>
-        </w:tc>
-        <w:tc>
-          <w:tcPr>
-            <w:tcW w:type="dxa" w:w="1500"/>
+              <w:t xml:space="preserve">0,358</w:t>
+            </w:r>
+          </w:p>
+        </w:tc>
+        <w:tc>
+          <w:tcPr>
+            <w:tcW w:type="dxa" w:w="1350"/>
             <w:tcBorders>
               <w:top w:val="single" w:color="BFBFBF" w:sz="4"/>
               <w:left w:val="single" w:color="BFBFBF" w:sz="4"/>
@@ -4445,7 +4463,39 @@
                 <w:sz w:val="19"/>
                 <w:szCs w:val="19"/>
               </w:rPr>
-              <w:t xml:space="preserve">0,075</w:t>
+              <w:t xml:space="preserve">0,394</w:t>
+            </w:r>
+          </w:p>
+        </w:tc>
+        <w:tc>
+          <w:tcPr>
+            <w:tcW w:type="dxa" w:w="1350"/>
+            <w:tcBorders>
+              <w:top w:val="single" w:color="BFBFBF" w:sz="4"/>
+              <w:left w:val="single" w:color="BFBFBF" w:sz="4"/>
+              <w:bottom w:val="single" w:color="BFBFBF" w:sz="4"/>
+              <w:right w:val="single" w:color="BFBFBF" w:sz="4"/>
+            </w:tcBorders>
+            <w:shd w:fill="FFFFFF" w:val="clear"/>
+            <w:tcMar>
+              <w:top w:type="dxa" w:w="60"/>
+              <w:left w:type="dxa" w:w="120"/>
+              <w:bottom w:type="dxa" w:w="60"/>
+              <w:right w:type="dxa" w:w="120"/>
+            </w:tcMar>
+            <w:vAlign w:val="center"/>
+          </w:tcPr>
+          <w:p>
+            <w:pPr>
+              <w:jc w:val="center"/>
+            </w:pPr>
+            <w:r>
+              <w:rPr>
+                <w:rFonts w:ascii="Calibri" w:cs="Calibri" w:eastAsia="Calibri" w:hAnsi="Calibri"/>
+                <w:sz w:val="19"/>
+                <w:szCs w:val="19"/>
+              </w:rPr>
+              <w:t xml:space="preserve">0,082</w:t>
             </w:r>
           </w:p>
         </w:tc>
@@ -4453,7 +4503,7 @@
       <w:tr>
         <w:tc>
           <w:tcPr>
-            <w:tcW w:type="dxa" w:w="3360"/>
+            <w:tcW w:type="dxa" w:w="2340"/>
             <w:tcBorders>
               <w:top w:val="single" w:color="BFBFBF" w:sz="4"/>
               <w:left w:val="single" w:color="BFBFBF" w:sz="4"/>
@@ -4479,13 +4529,13 @@
                 <w:sz w:val="19"/>
                 <w:szCs w:val="19"/>
               </w:rPr>
-              <w:t xml:space="preserve">Model A, XGBoost</w:t>
-            </w:r>
-          </w:p>
-        </w:tc>
-        <w:tc>
-          <w:tcPr>
-            <w:tcW w:type="dxa" w:w="1500"/>
+              <w:t xml:space="preserve"/>
+            </w:r>
+          </w:p>
+        </w:tc>
+        <w:tc>
+          <w:tcPr>
+            <w:tcW w:type="dxa" w:w="1620"/>
             <w:tcBorders>
               <w:top w:val="single" w:color="BFBFBF" w:sz="4"/>
               <w:left w:val="single" w:color="BFBFBF" w:sz="4"/>
@@ -4511,13 +4561,13 @@
                 <w:sz w:val="19"/>
                 <w:szCs w:val="19"/>
               </w:rPr>
-              <w:t xml:space="preserve">0,763</w:t>
-            </w:r>
-          </w:p>
-        </w:tc>
-        <w:tc>
-          <w:tcPr>
-            <w:tcW w:type="dxa" w:w="1500"/>
+              <w:t xml:space="preserve">UEFA EP 2020</w:t>
+            </w:r>
+          </w:p>
+        </w:tc>
+        <w:tc>
+          <w:tcPr>
+            <w:tcW w:type="dxa" w:w="1350"/>
             <w:tcBorders>
               <w:top w:val="single" w:color="BFBFBF" w:sz="4"/>
               <w:left w:val="single" w:color="BFBFBF" w:sz="4"/>
@@ -4543,13 +4593,13 @@
                 <w:sz w:val="19"/>
                 <w:szCs w:val="19"/>
               </w:rPr>
-              <w:t xml:space="preserve">0,296</w:t>
-            </w:r>
-          </w:p>
-        </w:tc>
-        <w:tc>
-          <w:tcPr>
-            <w:tcW w:type="dxa" w:w="1500"/>
+              <w:t xml:space="preserve">0,765</w:t>
+            </w:r>
+          </w:p>
+        </w:tc>
+        <w:tc>
+          <w:tcPr>
+            <w:tcW w:type="dxa" w:w="1350"/>
             <w:tcBorders>
               <w:top w:val="single" w:color="BFBFBF" w:sz="4"/>
               <w:left w:val="single" w:color="BFBFBF" w:sz="4"/>
@@ -4575,13 +4625,13 @@
                 <w:sz w:val="19"/>
                 <w:szCs w:val="19"/>
               </w:rPr>
-              <w:t xml:space="preserve">0,357</w:t>
-            </w:r>
-          </w:p>
-        </w:tc>
-        <w:tc>
-          <w:tcPr>
-            <w:tcW w:type="dxa" w:w="1500"/>
+              <w:t xml:space="preserve">0,324</w:t>
+            </w:r>
+          </w:p>
+        </w:tc>
+        <w:tc>
+          <w:tcPr>
+            <w:tcW w:type="dxa" w:w="1350"/>
             <w:tcBorders>
               <w:top w:val="single" w:color="BFBFBF" w:sz="4"/>
               <w:left w:val="single" w:color="BFBFBF" w:sz="4"/>
@@ -4607,7 +4657,39 @@
                 <w:sz w:val="19"/>
                 <w:szCs w:val="19"/>
               </w:rPr>
-              <w:t xml:space="preserve">0,076</w:t>
+              <w:t xml:space="preserve">0,393</w:t>
+            </w:r>
+          </w:p>
+        </w:tc>
+        <w:tc>
+          <w:tcPr>
+            <w:tcW w:type="dxa" w:w="1350"/>
+            <w:tcBorders>
+              <w:top w:val="single" w:color="BFBFBF" w:sz="4"/>
+              <w:left w:val="single" w:color="BFBFBF" w:sz="4"/>
+              <w:bottom w:val="single" w:color="BFBFBF" w:sz="4"/>
+              <w:right w:val="single" w:color="BFBFBF" w:sz="4"/>
+            </w:tcBorders>
+            <w:shd w:fill="F2F2F2" w:val="clear"/>
+            <w:tcMar>
+              <w:top w:type="dxa" w:w="60"/>
+              <w:left w:type="dxa" w:w="120"/>
+              <w:bottom w:type="dxa" w:w="60"/>
+              <w:right w:type="dxa" w:w="120"/>
+            </w:tcMar>
+            <w:vAlign w:val="center"/>
+          </w:tcPr>
+          <w:p>
+            <w:pPr>
+              <w:jc w:val="center"/>
+            </w:pPr>
+            <w:r>
+              <w:rPr>
+                <w:rFonts w:ascii="Calibri" w:cs="Calibri" w:eastAsia="Calibri" w:hAnsi="Calibri"/>
+                <w:sz w:val="19"/>
+                <w:szCs w:val="19"/>
+              </w:rPr>
+              <w:t xml:space="preserve">0,078</w:t>
             </w:r>
           </w:p>
         </w:tc>
@@ -4615,7 +4697,7 @@
       <w:tr>
         <w:tc>
           <w:tcPr>
-            <w:tcW w:type="dxa" w:w="3360"/>
+            <w:tcW w:type="dxa" w:w="2340"/>
             <w:tcBorders>
               <w:top w:val="single" w:color="BFBFBF" w:sz="4"/>
               <w:left w:val="single" w:color="BFBFBF" w:sz="4"/>
@@ -4641,13 +4723,13 @@
                 <w:sz w:val="19"/>
                 <w:szCs w:val="19"/>
               </w:rPr>
-              <w:t xml:space="preserve">Model B, logistička regresija</w:t>
-            </w:r>
-          </w:p>
-        </w:tc>
-        <w:tc>
-          <w:tcPr>
-            <w:tcW w:type="dxa" w:w="1500"/>
+              <w:t xml:space="preserve"/>
+            </w:r>
+          </w:p>
+        </w:tc>
+        <w:tc>
+          <w:tcPr>
+            <w:tcW w:type="dxa" w:w="1620"/>
             <w:tcBorders>
               <w:top w:val="single" w:color="BFBFBF" w:sz="4"/>
               <w:left w:val="single" w:color="BFBFBF" w:sz="4"/>
@@ -4673,13 +4755,13 @@
                 <w:sz w:val="19"/>
                 <w:szCs w:val="19"/>
               </w:rPr>
-              <w:t xml:space="preserve">0,772</w:t>
-            </w:r>
-          </w:p>
-        </w:tc>
-        <w:tc>
-          <w:tcPr>
-            <w:tcW w:type="dxa" w:w="1500"/>
+              <w:t xml:space="preserve">UEFA EP 2024</w:t>
+            </w:r>
+          </w:p>
+        </w:tc>
+        <w:tc>
+          <w:tcPr>
+            <w:tcW w:type="dxa" w:w="1350"/>
             <w:tcBorders>
               <w:top w:val="single" w:color="BFBFBF" w:sz="4"/>
               <w:left w:val="single" w:color="BFBFBF" w:sz="4"/>
@@ -4705,13 +4787,13 @@
                 <w:sz w:val="19"/>
                 <w:szCs w:val="19"/>
               </w:rPr>
-              <w:t xml:space="preserve">0,324</w:t>
-            </w:r>
-          </w:p>
-        </w:tc>
-        <w:tc>
-          <w:tcPr>
-            <w:tcW w:type="dxa" w:w="1500"/>
+              <w:t xml:space="preserve">0,745</w:t>
+            </w:r>
+          </w:p>
+        </w:tc>
+        <w:tc>
+          <w:tcPr>
+            <w:tcW w:type="dxa" w:w="1350"/>
             <w:tcBorders>
               <w:top w:val="single" w:color="BFBFBF" w:sz="4"/>
               <w:left w:val="single" w:color="BFBFBF" w:sz="4"/>
@@ -4737,13 +4819,13 @@
                 <w:sz w:val="19"/>
                 <w:szCs w:val="19"/>
               </w:rPr>
-              <w:t xml:space="preserve">0,387</w:t>
-            </w:r>
-          </w:p>
-        </w:tc>
-        <w:tc>
-          <w:tcPr>
-            <w:tcW w:type="dxa" w:w="1500"/>
+              <w:t xml:space="preserve">0,221</w:t>
+            </w:r>
+          </w:p>
+        </w:tc>
+        <w:tc>
+          <w:tcPr>
+            <w:tcW w:type="dxa" w:w="1350"/>
             <w:tcBorders>
               <w:top w:val="single" w:color="BFBFBF" w:sz="4"/>
               <w:left w:val="single" w:color="BFBFBF" w:sz="4"/>
@@ -4769,7 +4851,39 @@
                 <w:sz w:val="19"/>
                 <w:szCs w:val="19"/>
               </w:rPr>
-              <w:t xml:space="preserve">0,074</w:t>
+              <w:t xml:space="preserve">0,300</w:t>
+            </w:r>
+          </w:p>
+        </w:tc>
+        <w:tc>
+          <w:tcPr>
+            <w:tcW w:type="dxa" w:w="1350"/>
+            <w:tcBorders>
+              <w:top w:val="single" w:color="BFBFBF" w:sz="4"/>
+              <w:left w:val="single" w:color="BFBFBF" w:sz="4"/>
+              <w:bottom w:val="single" w:color="BFBFBF" w:sz="4"/>
+              <w:right w:val="single" w:color="BFBFBF" w:sz="4"/>
+            </w:tcBorders>
+            <w:shd w:fill="FFFFFF" w:val="clear"/>
+            <w:tcMar>
+              <w:top w:type="dxa" w:w="60"/>
+              <w:left w:type="dxa" w:w="120"/>
+              <w:bottom w:type="dxa" w:w="60"/>
+              <w:right w:type="dxa" w:w="120"/>
+            </w:tcMar>
+            <w:vAlign w:val="center"/>
+          </w:tcPr>
+          <w:p>
+            <w:pPr>
+              <w:jc w:val="center"/>
+            </w:pPr>
+            <w:r>
+              <w:rPr>
+                <w:rFonts w:ascii="Calibri" w:cs="Calibri" w:eastAsia="Calibri" w:hAnsi="Calibri"/>
+                <w:sz w:val="19"/>
+                <w:szCs w:val="19"/>
+              </w:rPr>
+              <w:t xml:space="preserve">0,066</w:t>
             </w:r>
           </w:p>
         </w:tc>
@@ -4777,7 +4891,7 @@
       <w:tr>
         <w:tc>
           <w:tcPr>
-            <w:tcW w:type="dxa" w:w="3360"/>
+            <w:tcW w:type="dxa" w:w="2340"/>
             <w:tcBorders>
               <w:top w:val="single" w:color="BFBFBF" w:sz="4"/>
               <w:left w:val="single" w:color="BFBFBF" w:sz="4"/>
@@ -4803,13 +4917,1921 @@
                 <w:sz w:val="19"/>
                 <w:szCs w:val="19"/>
               </w:rPr>
+              <w:t xml:space="preserve"/>
+            </w:r>
+          </w:p>
+        </w:tc>
+        <w:tc>
+          <w:tcPr>
+            <w:tcW w:type="dxa" w:w="1620"/>
+            <w:tcBorders>
+              <w:top w:val="single" w:color="BFBFBF" w:sz="4"/>
+              <w:left w:val="single" w:color="BFBFBF" w:sz="4"/>
+              <w:bottom w:val="single" w:color="BFBFBF" w:sz="4"/>
+              <w:right w:val="single" w:color="BFBFBF" w:sz="4"/>
+            </w:tcBorders>
+            <w:shd w:fill="F2F2F2" w:val="clear"/>
+            <w:tcMar>
+              <w:top w:type="dxa" w:w="60"/>
+              <w:left w:type="dxa" w:w="120"/>
+              <w:bottom w:type="dxa" w:w="60"/>
+              <w:right w:type="dxa" w:w="120"/>
+            </w:tcMar>
+            <w:vAlign w:val="center"/>
+          </w:tcPr>
+          <w:p>
+            <w:pPr>
+              <w:jc w:val="center"/>
+            </w:pPr>
+            <w:r>
+              <w:rPr>
+                <w:rFonts w:ascii="Calibri" w:cs="Calibri" w:eastAsia="Calibri" w:hAnsi="Calibri"/>
+                <w:sz w:val="19"/>
+                <w:szCs w:val="19"/>
+              </w:rPr>
+              <w:t xml:space="preserve">prosek ± SD</w:t>
+            </w:r>
+          </w:p>
+        </w:tc>
+        <w:tc>
+          <w:tcPr>
+            <w:tcW w:type="dxa" w:w="1350"/>
+            <w:tcBorders>
+              <w:top w:val="single" w:color="BFBFBF" w:sz="4"/>
+              <w:left w:val="single" w:color="BFBFBF" w:sz="4"/>
+              <w:bottom w:val="single" w:color="BFBFBF" w:sz="4"/>
+              <w:right w:val="single" w:color="BFBFBF" w:sz="4"/>
+            </w:tcBorders>
+            <w:shd w:fill="F2F2F2" w:val="clear"/>
+            <w:tcMar>
+              <w:top w:type="dxa" w:w="60"/>
+              <w:left w:type="dxa" w:w="120"/>
+              <w:bottom w:type="dxa" w:w="60"/>
+              <w:right w:type="dxa" w:w="120"/>
+            </w:tcMar>
+            <w:vAlign w:val="center"/>
+          </w:tcPr>
+          <w:p>
+            <w:pPr>
+              <w:jc w:val="center"/>
+            </w:pPr>
+            <w:r>
+              <w:rPr>
+                <w:rFonts w:ascii="Calibri" w:cs="Calibri" w:eastAsia="Calibri" w:hAnsi="Calibri"/>
+                <w:sz w:val="19"/>
+                <w:szCs w:val="19"/>
+              </w:rPr>
+              <w:t xml:space="preserve">0,763 ± 0,017</w:t>
+            </w:r>
+          </w:p>
+        </w:tc>
+        <w:tc>
+          <w:tcPr>
+            <w:tcW w:type="dxa" w:w="1350"/>
+            <w:tcBorders>
+              <w:top w:val="single" w:color="BFBFBF" w:sz="4"/>
+              <w:left w:val="single" w:color="BFBFBF" w:sz="4"/>
+              <w:bottom w:val="single" w:color="BFBFBF" w:sz="4"/>
+              <w:right w:val="single" w:color="BFBFBF" w:sz="4"/>
+            </w:tcBorders>
+            <w:shd w:fill="F2F2F2" w:val="clear"/>
+            <w:tcMar>
+              <w:top w:type="dxa" w:w="60"/>
+              <w:left w:type="dxa" w:w="120"/>
+              <w:bottom w:type="dxa" w:w="60"/>
+              <w:right w:type="dxa" w:w="120"/>
+            </w:tcMar>
+            <w:vAlign w:val="center"/>
+          </w:tcPr>
+          <w:p>
+            <w:pPr>
+              <w:jc w:val="center"/>
+            </w:pPr>
+            <w:r>
+              <w:rPr>
+                <w:rFonts w:ascii="Calibri" w:cs="Calibri" w:eastAsia="Calibri" w:hAnsi="Calibri"/>
+                <w:sz w:val="19"/>
+                <w:szCs w:val="19"/>
+              </w:rPr>
+              <w:t xml:space="preserve">0,301 ± 0,071</w:t>
+            </w:r>
+          </w:p>
+        </w:tc>
+        <w:tc>
+          <w:tcPr>
+            <w:tcW w:type="dxa" w:w="1350"/>
+            <w:tcBorders>
+              <w:top w:val="single" w:color="BFBFBF" w:sz="4"/>
+              <w:left w:val="single" w:color="BFBFBF" w:sz="4"/>
+              <w:bottom w:val="single" w:color="BFBFBF" w:sz="4"/>
+              <w:right w:val="single" w:color="BFBFBF" w:sz="4"/>
+            </w:tcBorders>
+            <w:shd w:fill="F2F2F2" w:val="clear"/>
+            <w:tcMar>
+              <w:top w:type="dxa" w:w="60"/>
+              <w:left w:type="dxa" w:w="120"/>
+              <w:bottom w:type="dxa" w:w="60"/>
+              <w:right w:type="dxa" w:w="120"/>
+            </w:tcMar>
+            <w:vAlign w:val="center"/>
+          </w:tcPr>
+          <w:p>
+            <w:pPr>
+              <w:jc w:val="center"/>
+            </w:pPr>
+            <w:r>
+              <w:rPr>
+                <w:rFonts w:ascii="Calibri" w:cs="Calibri" w:eastAsia="Calibri" w:hAnsi="Calibri"/>
+                <w:sz w:val="19"/>
+                <w:szCs w:val="19"/>
+              </w:rPr>
+              <w:t xml:space="preserve">0,362 ± 0,054</w:t>
+            </w:r>
+          </w:p>
+        </w:tc>
+        <w:tc>
+          <w:tcPr>
+            <w:tcW w:type="dxa" w:w="1350"/>
+            <w:tcBorders>
+              <w:top w:val="single" w:color="BFBFBF" w:sz="4"/>
+              <w:left w:val="single" w:color="BFBFBF" w:sz="4"/>
+              <w:bottom w:val="single" w:color="BFBFBF" w:sz="4"/>
+              <w:right w:val="single" w:color="BFBFBF" w:sz="4"/>
+            </w:tcBorders>
+            <w:shd w:fill="F2F2F2" w:val="clear"/>
+            <w:tcMar>
+              <w:top w:type="dxa" w:w="60"/>
+              <w:left w:type="dxa" w:w="120"/>
+              <w:bottom w:type="dxa" w:w="60"/>
+              <w:right w:type="dxa" w:w="120"/>
+            </w:tcMar>
+            <w:vAlign w:val="center"/>
+          </w:tcPr>
+          <w:p>
+            <w:pPr>
+              <w:jc w:val="center"/>
+            </w:pPr>
+            <w:r>
+              <w:rPr>
+                <w:rFonts w:ascii="Calibri" w:cs="Calibri" w:eastAsia="Calibri" w:hAnsi="Calibri"/>
+                <w:sz w:val="19"/>
+                <w:szCs w:val="19"/>
+              </w:rPr>
+              <w:t xml:space="preserve">0,075 ± 0,008</w:t>
+            </w:r>
+          </w:p>
+        </w:tc>
+      </w:tr>
+      <w:tr>
+        <w:tc>
+          <w:tcPr>
+            <w:tcW w:type="dxa" w:w="2340"/>
+            <w:tcBorders>
+              <w:top w:val="single" w:color="BFBFBF" w:sz="4"/>
+              <w:left w:val="single" w:color="BFBFBF" w:sz="4"/>
+              <w:bottom w:val="single" w:color="BFBFBF" w:sz="4"/>
+              <w:right w:val="single" w:color="BFBFBF" w:sz="4"/>
+            </w:tcBorders>
+            <w:shd w:fill="FFFFFF" w:val="clear"/>
+            <w:tcMar>
+              <w:top w:type="dxa" w:w="60"/>
+              <w:left w:type="dxa" w:w="120"/>
+              <w:bottom w:type="dxa" w:w="60"/>
+              <w:right w:type="dxa" w:w="120"/>
+            </w:tcMar>
+            <w:vAlign w:val="center"/>
+          </w:tcPr>
+          <w:p>
+            <w:pPr>
+              <w:jc w:val="left"/>
+            </w:pPr>
+            <w:r>
+              <w:rPr>
+                <w:rFonts w:ascii="Calibri" w:cs="Calibri" w:eastAsia="Calibri" w:hAnsi="Calibri"/>
+                <w:sz w:val="19"/>
+                <w:szCs w:val="19"/>
+              </w:rPr>
+              <w:t xml:space="preserve">Model A, XGBoost</w:t>
+            </w:r>
+          </w:p>
+        </w:tc>
+        <w:tc>
+          <w:tcPr>
+            <w:tcW w:type="dxa" w:w="1620"/>
+            <w:tcBorders>
+              <w:top w:val="single" w:color="BFBFBF" w:sz="4"/>
+              <w:left w:val="single" w:color="BFBFBF" w:sz="4"/>
+              <w:bottom w:val="single" w:color="BFBFBF" w:sz="4"/>
+              <w:right w:val="single" w:color="BFBFBF" w:sz="4"/>
+            </w:tcBorders>
+            <w:shd w:fill="FFFFFF" w:val="clear"/>
+            <w:tcMar>
+              <w:top w:type="dxa" w:w="60"/>
+              <w:left w:type="dxa" w:w="120"/>
+              <w:bottom w:type="dxa" w:w="60"/>
+              <w:right w:type="dxa" w:w="120"/>
+            </w:tcMar>
+            <w:vAlign w:val="center"/>
+          </w:tcPr>
+          <w:p>
+            <w:pPr>
+              <w:jc w:val="center"/>
+            </w:pPr>
+            <w:r>
+              <w:rPr>
+                <w:rFonts w:ascii="Calibri" w:cs="Calibri" w:eastAsia="Calibri" w:hAnsi="Calibri"/>
+                <w:sz w:val="19"/>
+                <w:szCs w:val="19"/>
+              </w:rPr>
+              <w:t xml:space="preserve">FIFA SP 2022</w:t>
+            </w:r>
+          </w:p>
+        </w:tc>
+        <w:tc>
+          <w:tcPr>
+            <w:tcW w:type="dxa" w:w="1350"/>
+            <w:tcBorders>
+              <w:top w:val="single" w:color="BFBFBF" w:sz="4"/>
+              <w:left w:val="single" w:color="BFBFBF" w:sz="4"/>
+              <w:bottom w:val="single" w:color="BFBFBF" w:sz="4"/>
+              <w:right w:val="single" w:color="BFBFBF" w:sz="4"/>
+            </w:tcBorders>
+            <w:shd w:fill="FFFFFF" w:val="clear"/>
+            <w:tcMar>
+              <w:top w:type="dxa" w:w="60"/>
+              <w:left w:type="dxa" w:w="120"/>
+              <w:bottom w:type="dxa" w:w="60"/>
+              <w:right w:type="dxa" w:w="120"/>
+            </w:tcMar>
+            <w:vAlign w:val="center"/>
+          </w:tcPr>
+          <w:p>
+            <w:pPr>
+              <w:jc w:val="center"/>
+            </w:pPr>
+            <w:r>
+              <w:rPr>
+                <w:rFonts w:ascii="Calibri" w:cs="Calibri" w:eastAsia="Calibri" w:hAnsi="Calibri"/>
+                <w:sz w:val="19"/>
+                <w:szCs w:val="19"/>
+              </w:rPr>
+              <w:t xml:space="preserve">0,783</w:t>
+            </w:r>
+          </w:p>
+        </w:tc>
+        <w:tc>
+          <w:tcPr>
+            <w:tcW w:type="dxa" w:w="1350"/>
+            <w:tcBorders>
+              <w:top w:val="single" w:color="BFBFBF" w:sz="4"/>
+              <w:left w:val="single" w:color="BFBFBF" w:sz="4"/>
+              <w:bottom w:val="single" w:color="BFBFBF" w:sz="4"/>
+              <w:right w:val="single" w:color="BFBFBF" w:sz="4"/>
+            </w:tcBorders>
+            <w:shd w:fill="FFFFFF" w:val="clear"/>
+            <w:tcMar>
+              <w:top w:type="dxa" w:w="60"/>
+              <w:left w:type="dxa" w:w="120"/>
+              <w:bottom w:type="dxa" w:w="60"/>
+              <w:right w:type="dxa" w:w="120"/>
+            </w:tcMar>
+            <w:vAlign w:val="center"/>
+          </w:tcPr>
+          <w:p>
+            <w:pPr>
+              <w:jc w:val="center"/>
+            </w:pPr>
+            <w:r>
+              <w:rPr>
+                <w:rFonts w:ascii="Calibri" w:cs="Calibri" w:eastAsia="Calibri" w:hAnsi="Calibri"/>
+                <w:sz w:val="19"/>
+                <w:szCs w:val="19"/>
+              </w:rPr>
+              <w:t xml:space="preserve">0,347</w:t>
+            </w:r>
+          </w:p>
+        </w:tc>
+        <w:tc>
+          <w:tcPr>
+            <w:tcW w:type="dxa" w:w="1350"/>
+            <w:tcBorders>
+              <w:top w:val="single" w:color="BFBFBF" w:sz="4"/>
+              <w:left w:val="single" w:color="BFBFBF" w:sz="4"/>
+              <w:bottom w:val="single" w:color="BFBFBF" w:sz="4"/>
+              <w:right w:val="single" w:color="BFBFBF" w:sz="4"/>
+            </w:tcBorders>
+            <w:shd w:fill="FFFFFF" w:val="clear"/>
+            <w:tcMar>
+              <w:top w:type="dxa" w:w="60"/>
+              <w:left w:type="dxa" w:w="120"/>
+              <w:bottom w:type="dxa" w:w="60"/>
+              <w:right w:type="dxa" w:w="120"/>
+            </w:tcMar>
+            <w:vAlign w:val="center"/>
+          </w:tcPr>
+          <w:p>
+            <w:pPr>
+              <w:jc w:val="center"/>
+            </w:pPr>
+            <w:r>
+              <w:rPr>
+                <w:rFonts w:ascii="Calibri" w:cs="Calibri" w:eastAsia="Calibri" w:hAnsi="Calibri"/>
+                <w:sz w:val="19"/>
+                <w:szCs w:val="19"/>
+              </w:rPr>
+              <w:t xml:space="preserve">0,396</w:t>
+            </w:r>
+          </w:p>
+        </w:tc>
+        <w:tc>
+          <w:tcPr>
+            <w:tcW w:type="dxa" w:w="1350"/>
+            <w:tcBorders>
+              <w:top w:val="single" w:color="BFBFBF" w:sz="4"/>
+              <w:left w:val="single" w:color="BFBFBF" w:sz="4"/>
+              <w:bottom w:val="single" w:color="BFBFBF" w:sz="4"/>
+              <w:right w:val="single" w:color="BFBFBF" w:sz="4"/>
+            </w:tcBorders>
+            <w:shd w:fill="FFFFFF" w:val="clear"/>
+            <w:tcMar>
+              <w:top w:type="dxa" w:w="60"/>
+              <w:left w:type="dxa" w:w="120"/>
+              <w:bottom w:type="dxa" w:w="60"/>
+              <w:right w:type="dxa" w:w="120"/>
+            </w:tcMar>
+            <w:vAlign w:val="center"/>
+          </w:tcPr>
+          <w:p>
+            <w:pPr>
+              <w:jc w:val="center"/>
+            </w:pPr>
+            <w:r>
+              <w:rPr>
+                <w:rFonts w:ascii="Calibri" w:cs="Calibri" w:eastAsia="Calibri" w:hAnsi="Calibri"/>
+                <w:sz w:val="19"/>
+                <w:szCs w:val="19"/>
+              </w:rPr>
+              <w:t xml:space="preserve">0,082</w:t>
+            </w:r>
+          </w:p>
+        </w:tc>
+      </w:tr>
+      <w:tr>
+        <w:tc>
+          <w:tcPr>
+            <w:tcW w:type="dxa" w:w="2340"/>
+            <w:tcBorders>
+              <w:top w:val="single" w:color="BFBFBF" w:sz="4"/>
+              <w:left w:val="single" w:color="BFBFBF" w:sz="4"/>
+              <w:bottom w:val="single" w:color="BFBFBF" w:sz="4"/>
+              <w:right w:val="single" w:color="BFBFBF" w:sz="4"/>
+            </w:tcBorders>
+            <w:shd w:fill="F2F2F2" w:val="clear"/>
+            <w:tcMar>
+              <w:top w:type="dxa" w:w="60"/>
+              <w:left w:type="dxa" w:w="120"/>
+              <w:bottom w:type="dxa" w:w="60"/>
+              <w:right w:type="dxa" w:w="120"/>
+            </w:tcMar>
+            <w:vAlign w:val="center"/>
+          </w:tcPr>
+          <w:p>
+            <w:pPr>
+              <w:jc w:val="left"/>
+            </w:pPr>
+            <w:r>
+              <w:rPr>
+                <w:rFonts w:ascii="Calibri" w:cs="Calibri" w:eastAsia="Calibri" w:hAnsi="Calibri"/>
+                <w:sz w:val="19"/>
+                <w:szCs w:val="19"/>
+              </w:rPr>
+              <w:t xml:space="preserve"/>
+            </w:r>
+          </w:p>
+        </w:tc>
+        <w:tc>
+          <w:tcPr>
+            <w:tcW w:type="dxa" w:w="1620"/>
+            <w:tcBorders>
+              <w:top w:val="single" w:color="BFBFBF" w:sz="4"/>
+              <w:left w:val="single" w:color="BFBFBF" w:sz="4"/>
+              <w:bottom w:val="single" w:color="BFBFBF" w:sz="4"/>
+              <w:right w:val="single" w:color="BFBFBF" w:sz="4"/>
+            </w:tcBorders>
+            <w:shd w:fill="F2F2F2" w:val="clear"/>
+            <w:tcMar>
+              <w:top w:type="dxa" w:w="60"/>
+              <w:left w:type="dxa" w:w="120"/>
+              <w:bottom w:type="dxa" w:w="60"/>
+              <w:right w:type="dxa" w:w="120"/>
+            </w:tcMar>
+            <w:vAlign w:val="center"/>
+          </w:tcPr>
+          <w:p>
+            <w:pPr>
+              <w:jc w:val="center"/>
+            </w:pPr>
+            <w:r>
+              <w:rPr>
+                <w:rFonts w:ascii="Calibri" w:cs="Calibri" w:eastAsia="Calibri" w:hAnsi="Calibri"/>
+                <w:sz w:val="19"/>
+                <w:szCs w:val="19"/>
+              </w:rPr>
+              <w:t xml:space="preserve">UEFA EP 2020</w:t>
+            </w:r>
+          </w:p>
+        </w:tc>
+        <w:tc>
+          <w:tcPr>
+            <w:tcW w:type="dxa" w:w="1350"/>
+            <w:tcBorders>
+              <w:top w:val="single" w:color="BFBFBF" w:sz="4"/>
+              <w:left w:val="single" w:color="BFBFBF" w:sz="4"/>
+              <w:bottom w:val="single" w:color="BFBFBF" w:sz="4"/>
+              <w:right w:val="single" w:color="BFBFBF" w:sz="4"/>
+            </w:tcBorders>
+            <w:shd w:fill="F2F2F2" w:val="clear"/>
+            <w:tcMar>
+              <w:top w:type="dxa" w:w="60"/>
+              <w:left w:type="dxa" w:w="120"/>
+              <w:bottom w:type="dxa" w:w="60"/>
+              <w:right w:type="dxa" w:w="120"/>
+            </w:tcMar>
+            <w:vAlign w:val="center"/>
+          </w:tcPr>
+          <w:p>
+            <w:pPr>
+              <w:jc w:val="center"/>
+            </w:pPr>
+            <w:r>
+              <w:rPr>
+                <w:rFonts w:ascii="Calibri" w:cs="Calibri" w:eastAsia="Calibri" w:hAnsi="Calibri"/>
+                <w:sz w:val="19"/>
+                <w:szCs w:val="19"/>
+              </w:rPr>
+              <w:t xml:space="preserve">0,774</w:t>
+            </w:r>
+          </w:p>
+        </w:tc>
+        <w:tc>
+          <w:tcPr>
+            <w:tcW w:type="dxa" w:w="1350"/>
+            <w:tcBorders>
+              <w:top w:val="single" w:color="BFBFBF" w:sz="4"/>
+              <w:left w:val="single" w:color="BFBFBF" w:sz="4"/>
+              <w:bottom w:val="single" w:color="BFBFBF" w:sz="4"/>
+              <w:right w:val="single" w:color="BFBFBF" w:sz="4"/>
+            </w:tcBorders>
+            <w:shd w:fill="F2F2F2" w:val="clear"/>
+            <w:tcMar>
+              <w:top w:type="dxa" w:w="60"/>
+              <w:left w:type="dxa" w:w="120"/>
+              <w:bottom w:type="dxa" w:w="60"/>
+              <w:right w:type="dxa" w:w="120"/>
+            </w:tcMar>
+            <w:vAlign w:val="center"/>
+          </w:tcPr>
+          <w:p>
+            <w:pPr>
+              <w:jc w:val="center"/>
+            </w:pPr>
+            <w:r>
+              <w:rPr>
+                <w:rFonts w:ascii="Calibri" w:cs="Calibri" w:eastAsia="Calibri" w:hAnsi="Calibri"/>
+                <w:sz w:val="19"/>
+                <w:szCs w:val="19"/>
+              </w:rPr>
+              <w:t xml:space="preserve">0,331</w:t>
+            </w:r>
+          </w:p>
+        </w:tc>
+        <w:tc>
+          <w:tcPr>
+            <w:tcW w:type="dxa" w:w="1350"/>
+            <w:tcBorders>
+              <w:top w:val="single" w:color="BFBFBF" w:sz="4"/>
+              <w:left w:val="single" w:color="BFBFBF" w:sz="4"/>
+              <w:bottom w:val="single" w:color="BFBFBF" w:sz="4"/>
+              <w:right w:val="single" w:color="BFBFBF" w:sz="4"/>
+            </w:tcBorders>
+            <w:shd w:fill="F2F2F2" w:val="clear"/>
+            <w:tcMar>
+              <w:top w:type="dxa" w:w="60"/>
+              <w:left w:type="dxa" w:w="120"/>
+              <w:bottom w:type="dxa" w:w="60"/>
+              <w:right w:type="dxa" w:w="120"/>
+            </w:tcMar>
+            <w:vAlign w:val="center"/>
+          </w:tcPr>
+          <w:p>
+            <w:pPr>
+              <w:jc w:val="center"/>
+            </w:pPr>
+            <w:r>
+              <w:rPr>
+                <w:rFonts w:ascii="Calibri" w:cs="Calibri" w:eastAsia="Calibri" w:hAnsi="Calibri"/>
+                <w:sz w:val="19"/>
+                <w:szCs w:val="19"/>
+              </w:rPr>
+              <w:t xml:space="preserve">0,393</w:t>
+            </w:r>
+          </w:p>
+        </w:tc>
+        <w:tc>
+          <w:tcPr>
+            <w:tcW w:type="dxa" w:w="1350"/>
+            <w:tcBorders>
+              <w:top w:val="single" w:color="BFBFBF" w:sz="4"/>
+              <w:left w:val="single" w:color="BFBFBF" w:sz="4"/>
+              <w:bottom w:val="single" w:color="BFBFBF" w:sz="4"/>
+              <w:right w:val="single" w:color="BFBFBF" w:sz="4"/>
+            </w:tcBorders>
+            <w:shd w:fill="F2F2F2" w:val="clear"/>
+            <w:tcMar>
+              <w:top w:type="dxa" w:w="60"/>
+              <w:left w:type="dxa" w:w="120"/>
+              <w:bottom w:type="dxa" w:w="60"/>
+              <w:right w:type="dxa" w:w="120"/>
+            </w:tcMar>
+            <w:vAlign w:val="center"/>
+          </w:tcPr>
+          <w:p>
+            <w:pPr>
+              <w:jc w:val="center"/>
+            </w:pPr>
+            <w:r>
+              <w:rPr>
+                <w:rFonts w:ascii="Calibri" w:cs="Calibri" w:eastAsia="Calibri" w:hAnsi="Calibri"/>
+                <w:sz w:val="19"/>
+                <w:szCs w:val="19"/>
+              </w:rPr>
+              <w:t xml:space="preserve">0,078</w:t>
+            </w:r>
+          </w:p>
+        </w:tc>
+      </w:tr>
+      <w:tr>
+        <w:tc>
+          <w:tcPr>
+            <w:tcW w:type="dxa" w:w="2340"/>
+            <w:tcBorders>
+              <w:top w:val="single" w:color="BFBFBF" w:sz="4"/>
+              <w:left w:val="single" w:color="BFBFBF" w:sz="4"/>
+              <w:bottom w:val="single" w:color="BFBFBF" w:sz="4"/>
+              <w:right w:val="single" w:color="BFBFBF" w:sz="4"/>
+            </w:tcBorders>
+            <w:shd w:fill="FFFFFF" w:val="clear"/>
+            <w:tcMar>
+              <w:top w:type="dxa" w:w="60"/>
+              <w:left w:type="dxa" w:w="120"/>
+              <w:bottom w:type="dxa" w:w="60"/>
+              <w:right w:type="dxa" w:w="120"/>
+            </w:tcMar>
+            <w:vAlign w:val="center"/>
+          </w:tcPr>
+          <w:p>
+            <w:pPr>
+              <w:jc w:val="left"/>
+            </w:pPr>
+            <w:r>
+              <w:rPr>
+                <w:rFonts w:ascii="Calibri" w:cs="Calibri" w:eastAsia="Calibri" w:hAnsi="Calibri"/>
+                <w:sz w:val="19"/>
+                <w:szCs w:val="19"/>
+              </w:rPr>
+              <w:t xml:space="preserve"/>
+            </w:r>
+          </w:p>
+        </w:tc>
+        <w:tc>
+          <w:tcPr>
+            <w:tcW w:type="dxa" w:w="1620"/>
+            <w:tcBorders>
+              <w:top w:val="single" w:color="BFBFBF" w:sz="4"/>
+              <w:left w:val="single" w:color="BFBFBF" w:sz="4"/>
+              <w:bottom w:val="single" w:color="BFBFBF" w:sz="4"/>
+              <w:right w:val="single" w:color="BFBFBF" w:sz="4"/>
+            </w:tcBorders>
+            <w:shd w:fill="FFFFFF" w:val="clear"/>
+            <w:tcMar>
+              <w:top w:type="dxa" w:w="60"/>
+              <w:left w:type="dxa" w:w="120"/>
+              <w:bottom w:type="dxa" w:w="60"/>
+              <w:right w:type="dxa" w:w="120"/>
+            </w:tcMar>
+            <w:vAlign w:val="center"/>
+          </w:tcPr>
+          <w:p>
+            <w:pPr>
+              <w:jc w:val="center"/>
+            </w:pPr>
+            <w:r>
+              <w:rPr>
+                <w:rFonts w:ascii="Calibri" w:cs="Calibri" w:eastAsia="Calibri" w:hAnsi="Calibri"/>
+                <w:sz w:val="19"/>
+                <w:szCs w:val="19"/>
+              </w:rPr>
+              <w:t xml:space="preserve">UEFA EP 2024</w:t>
+            </w:r>
+          </w:p>
+        </w:tc>
+        <w:tc>
+          <w:tcPr>
+            <w:tcW w:type="dxa" w:w="1350"/>
+            <w:tcBorders>
+              <w:top w:val="single" w:color="BFBFBF" w:sz="4"/>
+              <w:left w:val="single" w:color="BFBFBF" w:sz="4"/>
+              <w:bottom w:val="single" w:color="BFBFBF" w:sz="4"/>
+              <w:right w:val="single" w:color="BFBFBF" w:sz="4"/>
+            </w:tcBorders>
+            <w:shd w:fill="FFFFFF" w:val="clear"/>
+            <w:tcMar>
+              <w:top w:type="dxa" w:w="60"/>
+              <w:left w:type="dxa" w:w="120"/>
+              <w:bottom w:type="dxa" w:w="60"/>
+              <w:right w:type="dxa" w:w="120"/>
+            </w:tcMar>
+            <w:vAlign w:val="center"/>
+          </w:tcPr>
+          <w:p>
+            <w:pPr>
+              <w:jc w:val="center"/>
+            </w:pPr>
+            <w:r>
+              <w:rPr>
+                <w:rFonts w:ascii="Calibri" w:cs="Calibri" w:eastAsia="Calibri" w:hAnsi="Calibri"/>
+                <w:sz w:val="19"/>
+                <w:szCs w:val="19"/>
+              </w:rPr>
+              <w:t xml:space="preserve">0,724</w:t>
+            </w:r>
+          </w:p>
+        </w:tc>
+        <w:tc>
+          <w:tcPr>
+            <w:tcW w:type="dxa" w:w="1350"/>
+            <w:tcBorders>
+              <w:top w:val="single" w:color="BFBFBF" w:sz="4"/>
+              <w:left w:val="single" w:color="BFBFBF" w:sz="4"/>
+              <w:bottom w:val="single" w:color="BFBFBF" w:sz="4"/>
+              <w:right w:val="single" w:color="BFBFBF" w:sz="4"/>
+            </w:tcBorders>
+            <w:shd w:fill="FFFFFF" w:val="clear"/>
+            <w:tcMar>
+              <w:top w:type="dxa" w:w="60"/>
+              <w:left w:type="dxa" w:w="120"/>
+              <w:bottom w:type="dxa" w:w="60"/>
+              <w:right w:type="dxa" w:w="120"/>
+            </w:tcMar>
+            <w:vAlign w:val="center"/>
+          </w:tcPr>
+          <w:p>
+            <w:pPr>
+              <w:jc w:val="center"/>
+            </w:pPr>
+            <w:r>
+              <w:rPr>
+                <w:rFonts w:ascii="Calibri" w:cs="Calibri" w:eastAsia="Calibri" w:hAnsi="Calibri"/>
+                <w:sz w:val="19"/>
+                <w:szCs w:val="19"/>
+              </w:rPr>
+              <w:t xml:space="preserve">0,219</w:t>
+            </w:r>
+          </w:p>
+        </w:tc>
+        <w:tc>
+          <w:tcPr>
+            <w:tcW w:type="dxa" w:w="1350"/>
+            <w:tcBorders>
+              <w:top w:val="single" w:color="BFBFBF" w:sz="4"/>
+              <w:left w:val="single" w:color="BFBFBF" w:sz="4"/>
+              <w:bottom w:val="single" w:color="BFBFBF" w:sz="4"/>
+              <w:right w:val="single" w:color="BFBFBF" w:sz="4"/>
+            </w:tcBorders>
+            <w:shd w:fill="FFFFFF" w:val="clear"/>
+            <w:tcMar>
+              <w:top w:type="dxa" w:w="60"/>
+              <w:left w:type="dxa" w:w="120"/>
+              <w:bottom w:type="dxa" w:w="60"/>
+              <w:right w:type="dxa" w:w="120"/>
+            </w:tcMar>
+            <w:vAlign w:val="center"/>
+          </w:tcPr>
+          <w:p>
+            <w:pPr>
+              <w:jc w:val="center"/>
+            </w:pPr>
+            <w:r>
+              <w:rPr>
+                <w:rFonts w:ascii="Calibri" w:cs="Calibri" w:eastAsia="Calibri" w:hAnsi="Calibri"/>
+                <w:sz w:val="19"/>
+                <w:szCs w:val="19"/>
+              </w:rPr>
+              <w:t xml:space="preserve">0,305</w:t>
+            </w:r>
+          </w:p>
+        </w:tc>
+        <w:tc>
+          <w:tcPr>
+            <w:tcW w:type="dxa" w:w="1350"/>
+            <w:tcBorders>
+              <w:top w:val="single" w:color="BFBFBF" w:sz="4"/>
+              <w:left w:val="single" w:color="BFBFBF" w:sz="4"/>
+              <w:bottom w:val="single" w:color="BFBFBF" w:sz="4"/>
+              <w:right w:val="single" w:color="BFBFBF" w:sz="4"/>
+            </w:tcBorders>
+            <w:shd w:fill="FFFFFF" w:val="clear"/>
+            <w:tcMar>
+              <w:top w:type="dxa" w:w="60"/>
+              <w:left w:type="dxa" w:w="120"/>
+              <w:bottom w:type="dxa" w:w="60"/>
+              <w:right w:type="dxa" w:w="120"/>
+            </w:tcMar>
+            <w:vAlign w:val="center"/>
+          </w:tcPr>
+          <w:p>
+            <w:pPr>
+              <w:jc w:val="center"/>
+            </w:pPr>
+            <w:r>
+              <w:rPr>
+                <w:rFonts w:ascii="Calibri" w:cs="Calibri" w:eastAsia="Calibri" w:hAnsi="Calibri"/>
+                <w:sz w:val="19"/>
+                <w:szCs w:val="19"/>
+              </w:rPr>
+              <w:t xml:space="preserve">0,066</w:t>
+            </w:r>
+          </w:p>
+        </w:tc>
+      </w:tr>
+      <w:tr>
+        <w:tc>
+          <w:tcPr>
+            <w:tcW w:type="dxa" w:w="2340"/>
+            <w:tcBorders>
+              <w:top w:val="single" w:color="BFBFBF" w:sz="4"/>
+              <w:left w:val="single" w:color="BFBFBF" w:sz="4"/>
+              <w:bottom w:val="single" w:color="BFBFBF" w:sz="4"/>
+              <w:right w:val="single" w:color="BFBFBF" w:sz="4"/>
+            </w:tcBorders>
+            <w:shd w:fill="F2F2F2" w:val="clear"/>
+            <w:tcMar>
+              <w:top w:type="dxa" w:w="60"/>
+              <w:left w:type="dxa" w:w="120"/>
+              <w:bottom w:type="dxa" w:w="60"/>
+              <w:right w:type="dxa" w:w="120"/>
+            </w:tcMar>
+            <w:vAlign w:val="center"/>
+          </w:tcPr>
+          <w:p>
+            <w:pPr>
+              <w:jc w:val="left"/>
+            </w:pPr>
+            <w:r>
+              <w:rPr>
+                <w:rFonts w:ascii="Calibri" w:cs="Calibri" w:eastAsia="Calibri" w:hAnsi="Calibri"/>
+                <w:sz w:val="19"/>
+                <w:szCs w:val="19"/>
+              </w:rPr>
+              <w:t xml:space="preserve"/>
+            </w:r>
+          </w:p>
+        </w:tc>
+        <w:tc>
+          <w:tcPr>
+            <w:tcW w:type="dxa" w:w="1620"/>
+            <w:tcBorders>
+              <w:top w:val="single" w:color="BFBFBF" w:sz="4"/>
+              <w:left w:val="single" w:color="BFBFBF" w:sz="4"/>
+              <w:bottom w:val="single" w:color="BFBFBF" w:sz="4"/>
+              <w:right w:val="single" w:color="BFBFBF" w:sz="4"/>
+            </w:tcBorders>
+            <w:shd w:fill="F2F2F2" w:val="clear"/>
+            <w:tcMar>
+              <w:top w:type="dxa" w:w="60"/>
+              <w:left w:type="dxa" w:w="120"/>
+              <w:bottom w:type="dxa" w:w="60"/>
+              <w:right w:type="dxa" w:w="120"/>
+            </w:tcMar>
+            <w:vAlign w:val="center"/>
+          </w:tcPr>
+          <w:p>
+            <w:pPr>
+              <w:jc w:val="center"/>
+            </w:pPr>
+            <w:r>
+              <w:rPr>
+                <w:rFonts w:ascii="Calibri" w:cs="Calibri" w:eastAsia="Calibri" w:hAnsi="Calibri"/>
+                <w:sz w:val="19"/>
+                <w:szCs w:val="19"/>
+              </w:rPr>
+              <w:t xml:space="preserve">prosek ± SD</w:t>
+            </w:r>
+          </w:p>
+        </w:tc>
+        <w:tc>
+          <w:tcPr>
+            <w:tcW w:type="dxa" w:w="1350"/>
+            <w:tcBorders>
+              <w:top w:val="single" w:color="BFBFBF" w:sz="4"/>
+              <w:left w:val="single" w:color="BFBFBF" w:sz="4"/>
+              <w:bottom w:val="single" w:color="BFBFBF" w:sz="4"/>
+              <w:right w:val="single" w:color="BFBFBF" w:sz="4"/>
+            </w:tcBorders>
+            <w:shd w:fill="F2F2F2" w:val="clear"/>
+            <w:tcMar>
+              <w:top w:type="dxa" w:w="60"/>
+              <w:left w:type="dxa" w:w="120"/>
+              <w:bottom w:type="dxa" w:w="60"/>
+              <w:right w:type="dxa" w:w="120"/>
+            </w:tcMar>
+            <w:vAlign w:val="center"/>
+          </w:tcPr>
+          <w:p>
+            <w:pPr>
+              <w:jc w:val="center"/>
+            </w:pPr>
+            <w:r>
+              <w:rPr>
+                <w:rFonts w:ascii="Calibri" w:cs="Calibri" w:eastAsia="Calibri" w:hAnsi="Calibri"/>
+                <w:sz w:val="19"/>
+                <w:szCs w:val="19"/>
+              </w:rPr>
+              <w:t xml:space="preserve">0,761 ± 0,032</w:t>
+            </w:r>
+          </w:p>
+        </w:tc>
+        <w:tc>
+          <w:tcPr>
+            <w:tcW w:type="dxa" w:w="1350"/>
+            <w:tcBorders>
+              <w:top w:val="single" w:color="BFBFBF" w:sz="4"/>
+              <w:left w:val="single" w:color="BFBFBF" w:sz="4"/>
+              <w:bottom w:val="single" w:color="BFBFBF" w:sz="4"/>
+              <w:right w:val="single" w:color="BFBFBF" w:sz="4"/>
+            </w:tcBorders>
+            <w:shd w:fill="F2F2F2" w:val="clear"/>
+            <w:tcMar>
+              <w:top w:type="dxa" w:w="60"/>
+              <w:left w:type="dxa" w:w="120"/>
+              <w:bottom w:type="dxa" w:w="60"/>
+              <w:right w:type="dxa" w:w="120"/>
+            </w:tcMar>
+            <w:vAlign w:val="center"/>
+          </w:tcPr>
+          <w:p>
+            <w:pPr>
+              <w:jc w:val="center"/>
+            </w:pPr>
+            <w:r>
+              <w:rPr>
+                <w:rFonts w:ascii="Calibri" w:cs="Calibri" w:eastAsia="Calibri" w:hAnsi="Calibri"/>
+                <w:sz w:val="19"/>
+                <w:szCs w:val="19"/>
+              </w:rPr>
+              <w:t xml:space="preserve">0,299 ± 0,070</w:t>
+            </w:r>
+          </w:p>
+        </w:tc>
+        <w:tc>
+          <w:tcPr>
+            <w:tcW w:type="dxa" w:w="1350"/>
+            <w:tcBorders>
+              <w:top w:val="single" w:color="BFBFBF" w:sz="4"/>
+              <w:left w:val="single" w:color="BFBFBF" w:sz="4"/>
+              <w:bottom w:val="single" w:color="BFBFBF" w:sz="4"/>
+              <w:right w:val="single" w:color="BFBFBF" w:sz="4"/>
+            </w:tcBorders>
+            <w:shd w:fill="F2F2F2" w:val="clear"/>
+            <w:tcMar>
+              <w:top w:type="dxa" w:w="60"/>
+              <w:left w:type="dxa" w:w="120"/>
+              <w:bottom w:type="dxa" w:w="60"/>
+              <w:right w:type="dxa" w:w="120"/>
+            </w:tcMar>
+            <w:vAlign w:val="center"/>
+          </w:tcPr>
+          <w:p>
+            <w:pPr>
+              <w:jc w:val="center"/>
+            </w:pPr>
+            <w:r>
+              <w:rPr>
+                <w:rFonts w:ascii="Calibri" w:cs="Calibri" w:eastAsia="Calibri" w:hAnsi="Calibri"/>
+                <w:sz w:val="19"/>
+                <w:szCs w:val="19"/>
+              </w:rPr>
+              <w:t xml:space="preserve">0,365 ± 0,052</w:t>
+            </w:r>
+          </w:p>
+        </w:tc>
+        <w:tc>
+          <w:tcPr>
+            <w:tcW w:type="dxa" w:w="1350"/>
+            <w:tcBorders>
+              <w:top w:val="single" w:color="BFBFBF" w:sz="4"/>
+              <w:left w:val="single" w:color="BFBFBF" w:sz="4"/>
+              <w:bottom w:val="single" w:color="BFBFBF" w:sz="4"/>
+              <w:right w:val="single" w:color="BFBFBF" w:sz="4"/>
+            </w:tcBorders>
+            <w:shd w:fill="F2F2F2" w:val="clear"/>
+            <w:tcMar>
+              <w:top w:type="dxa" w:w="60"/>
+              <w:left w:type="dxa" w:w="120"/>
+              <w:bottom w:type="dxa" w:w="60"/>
+              <w:right w:type="dxa" w:w="120"/>
+            </w:tcMar>
+            <w:vAlign w:val="center"/>
+          </w:tcPr>
+          <w:p>
+            <w:pPr>
+              <w:jc w:val="center"/>
+            </w:pPr>
+            <w:r>
+              <w:rPr>
+                <w:rFonts w:ascii="Calibri" w:cs="Calibri" w:eastAsia="Calibri" w:hAnsi="Calibri"/>
+                <w:sz w:val="19"/>
+                <w:szCs w:val="19"/>
+              </w:rPr>
+              <w:t xml:space="preserve">0,076 ± 0,008</w:t>
+            </w:r>
+          </w:p>
+        </w:tc>
+      </w:tr>
+      <w:tr>
+        <w:tc>
+          <w:tcPr>
+            <w:tcW w:type="dxa" w:w="2340"/>
+            <w:tcBorders>
+              <w:top w:val="single" w:color="BFBFBF" w:sz="4"/>
+              <w:left w:val="single" w:color="BFBFBF" w:sz="4"/>
+              <w:bottom w:val="single" w:color="BFBFBF" w:sz="4"/>
+              <w:right w:val="single" w:color="BFBFBF" w:sz="4"/>
+            </w:tcBorders>
+            <w:shd w:fill="FFFFFF" w:val="clear"/>
+            <w:tcMar>
+              <w:top w:type="dxa" w:w="60"/>
+              <w:left w:type="dxa" w:w="120"/>
+              <w:bottom w:type="dxa" w:w="60"/>
+              <w:right w:type="dxa" w:w="120"/>
+            </w:tcMar>
+            <w:vAlign w:val="center"/>
+          </w:tcPr>
+          <w:p>
+            <w:pPr>
+              <w:jc w:val="left"/>
+            </w:pPr>
+            <w:r>
+              <w:rPr>
+                <w:rFonts w:ascii="Calibri" w:cs="Calibri" w:eastAsia="Calibri" w:hAnsi="Calibri"/>
+                <w:sz w:val="19"/>
+                <w:szCs w:val="19"/>
+              </w:rPr>
+              <w:t xml:space="preserve">Model B, logistička regresija</w:t>
+            </w:r>
+          </w:p>
+        </w:tc>
+        <w:tc>
+          <w:tcPr>
+            <w:tcW w:type="dxa" w:w="1620"/>
+            <w:tcBorders>
+              <w:top w:val="single" w:color="BFBFBF" w:sz="4"/>
+              <w:left w:val="single" w:color="BFBFBF" w:sz="4"/>
+              <w:bottom w:val="single" w:color="BFBFBF" w:sz="4"/>
+              <w:right w:val="single" w:color="BFBFBF" w:sz="4"/>
+            </w:tcBorders>
+            <w:shd w:fill="FFFFFF" w:val="clear"/>
+            <w:tcMar>
+              <w:top w:type="dxa" w:w="60"/>
+              <w:left w:type="dxa" w:w="120"/>
+              <w:bottom w:type="dxa" w:w="60"/>
+              <w:right w:type="dxa" w:w="120"/>
+            </w:tcMar>
+            <w:vAlign w:val="center"/>
+          </w:tcPr>
+          <w:p>
+            <w:pPr>
+              <w:jc w:val="center"/>
+            </w:pPr>
+            <w:r>
+              <w:rPr>
+                <w:rFonts w:ascii="Calibri" w:cs="Calibri" w:eastAsia="Calibri" w:hAnsi="Calibri"/>
+                <w:sz w:val="19"/>
+                <w:szCs w:val="19"/>
+              </w:rPr>
+              <w:t xml:space="preserve">FIFA SP 2022</w:t>
+            </w:r>
+          </w:p>
+        </w:tc>
+        <w:tc>
+          <w:tcPr>
+            <w:tcW w:type="dxa" w:w="1350"/>
+            <w:tcBorders>
+              <w:top w:val="single" w:color="BFBFBF" w:sz="4"/>
+              <w:left w:val="single" w:color="BFBFBF" w:sz="4"/>
+              <w:bottom w:val="single" w:color="BFBFBF" w:sz="4"/>
+              <w:right w:val="single" w:color="BFBFBF" w:sz="4"/>
+            </w:tcBorders>
+            <w:shd w:fill="FFFFFF" w:val="clear"/>
+            <w:tcMar>
+              <w:top w:type="dxa" w:w="60"/>
+              <w:left w:type="dxa" w:w="120"/>
+              <w:bottom w:type="dxa" w:w="60"/>
+              <w:right w:type="dxa" w:w="120"/>
+            </w:tcMar>
+            <w:vAlign w:val="center"/>
+          </w:tcPr>
+          <w:p>
+            <w:pPr>
+              <w:jc w:val="center"/>
+            </w:pPr>
+            <w:r>
+              <w:rPr>
+                <w:rFonts w:ascii="Calibri" w:cs="Calibri" w:eastAsia="Calibri" w:hAnsi="Calibri"/>
+                <w:sz w:val="19"/>
+                <w:szCs w:val="19"/>
+              </w:rPr>
+              <w:t xml:space="preserve">0,797</w:t>
+            </w:r>
+          </w:p>
+        </w:tc>
+        <w:tc>
+          <w:tcPr>
+            <w:tcW w:type="dxa" w:w="1350"/>
+            <w:tcBorders>
+              <w:top w:val="single" w:color="BFBFBF" w:sz="4"/>
+              <w:left w:val="single" w:color="BFBFBF" w:sz="4"/>
+              <w:bottom w:val="single" w:color="BFBFBF" w:sz="4"/>
+              <w:right w:val="single" w:color="BFBFBF" w:sz="4"/>
+            </w:tcBorders>
+            <w:shd w:fill="FFFFFF" w:val="clear"/>
+            <w:tcMar>
+              <w:top w:type="dxa" w:w="60"/>
+              <w:left w:type="dxa" w:w="120"/>
+              <w:bottom w:type="dxa" w:w="60"/>
+              <w:right w:type="dxa" w:w="120"/>
+            </w:tcMar>
+            <w:vAlign w:val="center"/>
+          </w:tcPr>
+          <w:p>
+            <w:pPr>
+              <w:jc w:val="center"/>
+            </w:pPr>
+            <w:r>
+              <w:rPr>
+                <w:rFonts w:ascii="Calibri" w:cs="Calibri" w:eastAsia="Calibri" w:hAnsi="Calibri"/>
+                <w:sz w:val="19"/>
+                <w:szCs w:val="19"/>
+              </w:rPr>
+              <w:t xml:space="preserve">0,379</w:t>
+            </w:r>
+          </w:p>
+        </w:tc>
+        <w:tc>
+          <w:tcPr>
+            <w:tcW w:type="dxa" w:w="1350"/>
+            <w:tcBorders>
+              <w:top w:val="single" w:color="BFBFBF" w:sz="4"/>
+              <w:left w:val="single" w:color="BFBFBF" w:sz="4"/>
+              <w:bottom w:val="single" w:color="BFBFBF" w:sz="4"/>
+              <w:right w:val="single" w:color="BFBFBF" w:sz="4"/>
+            </w:tcBorders>
+            <w:shd w:fill="FFFFFF" w:val="clear"/>
+            <w:tcMar>
+              <w:top w:type="dxa" w:w="60"/>
+              <w:left w:type="dxa" w:w="120"/>
+              <w:bottom w:type="dxa" w:w="60"/>
+              <w:right w:type="dxa" w:w="120"/>
+            </w:tcMar>
+            <w:vAlign w:val="center"/>
+          </w:tcPr>
+          <w:p>
+            <w:pPr>
+              <w:jc w:val="center"/>
+            </w:pPr>
+            <w:r>
+              <w:rPr>
+                <w:rFonts w:ascii="Calibri" w:cs="Calibri" w:eastAsia="Calibri" w:hAnsi="Calibri"/>
+                <w:sz w:val="19"/>
+                <w:szCs w:val="19"/>
+              </w:rPr>
+              <w:t xml:space="preserve">0,429</w:t>
+            </w:r>
+          </w:p>
+        </w:tc>
+        <w:tc>
+          <w:tcPr>
+            <w:tcW w:type="dxa" w:w="1350"/>
+            <w:tcBorders>
+              <w:top w:val="single" w:color="BFBFBF" w:sz="4"/>
+              <w:left w:val="single" w:color="BFBFBF" w:sz="4"/>
+              <w:bottom w:val="single" w:color="BFBFBF" w:sz="4"/>
+              <w:right w:val="single" w:color="BFBFBF" w:sz="4"/>
+            </w:tcBorders>
+            <w:shd w:fill="FFFFFF" w:val="clear"/>
+            <w:tcMar>
+              <w:top w:type="dxa" w:w="60"/>
+              <w:left w:type="dxa" w:w="120"/>
+              <w:bottom w:type="dxa" w:w="60"/>
+              <w:right w:type="dxa" w:w="120"/>
+            </w:tcMar>
+            <w:vAlign w:val="center"/>
+          </w:tcPr>
+          <w:p>
+            <w:pPr>
+              <w:jc w:val="center"/>
+            </w:pPr>
+            <w:r>
+              <w:rPr>
+                <w:rFonts w:ascii="Calibri" w:cs="Calibri" w:eastAsia="Calibri" w:hAnsi="Calibri"/>
+                <w:sz w:val="19"/>
+                <w:szCs w:val="19"/>
+              </w:rPr>
+              <w:t xml:space="preserve">0,080</w:t>
+            </w:r>
+          </w:p>
+        </w:tc>
+      </w:tr>
+      <w:tr>
+        <w:tc>
+          <w:tcPr>
+            <w:tcW w:type="dxa" w:w="2340"/>
+            <w:tcBorders>
+              <w:top w:val="single" w:color="BFBFBF" w:sz="4"/>
+              <w:left w:val="single" w:color="BFBFBF" w:sz="4"/>
+              <w:bottom w:val="single" w:color="BFBFBF" w:sz="4"/>
+              <w:right w:val="single" w:color="BFBFBF" w:sz="4"/>
+            </w:tcBorders>
+            <w:shd w:fill="F2F2F2" w:val="clear"/>
+            <w:tcMar>
+              <w:top w:type="dxa" w:w="60"/>
+              <w:left w:type="dxa" w:w="120"/>
+              <w:bottom w:type="dxa" w:w="60"/>
+              <w:right w:type="dxa" w:w="120"/>
+            </w:tcMar>
+            <w:vAlign w:val="center"/>
+          </w:tcPr>
+          <w:p>
+            <w:pPr>
+              <w:jc w:val="left"/>
+            </w:pPr>
+            <w:r>
+              <w:rPr>
+                <w:rFonts w:ascii="Calibri" w:cs="Calibri" w:eastAsia="Calibri" w:hAnsi="Calibri"/>
+                <w:sz w:val="19"/>
+                <w:szCs w:val="19"/>
+              </w:rPr>
+              <w:t xml:space="preserve"/>
+            </w:r>
+          </w:p>
+        </w:tc>
+        <w:tc>
+          <w:tcPr>
+            <w:tcW w:type="dxa" w:w="1620"/>
+            <w:tcBorders>
+              <w:top w:val="single" w:color="BFBFBF" w:sz="4"/>
+              <w:left w:val="single" w:color="BFBFBF" w:sz="4"/>
+              <w:bottom w:val="single" w:color="BFBFBF" w:sz="4"/>
+              <w:right w:val="single" w:color="BFBFBF" w:sz="4"/>
+            </w:tcBorders>
+            <w:shd w:fill="F2F2F2" w:val="clear"/>
+            <w:tcMar>
+              <w:top w:type="dxa" w:w="60"/>
+              <w:left w:type="dxa" w:w="120"/>
+              <w:bottom w:type="dxa" w:w="60"/>
+              <w:right w:type="dxa" w:w="120"/>
+            </w:tcMar>
+            <w:vAlign w:val="center"/>
+          </w:tcPr>
+          <w:p>
+            <w:pPr>
+              <w:jc w:val="center"/>
+            </w:pPr>
+            <w:r>
+              <w:rPr>
+                <w:rFonts w:ascii="Calibri" w:cs="Calibri" w:eastAsia="Calibri" w:hAnsi="Calibri"/>
+                <w:sz w:val="19"/>
+                <w:szCs w:val="19"/>
+              </w:rPr>
+              <w:t xml:space="preserve">UEFA EP 2020</w:t>
+            </w:r>
+          </w:p>
+        </w:tc>
+        <w:tc>
+          <w:tcPr>
+            <w:tcW w:type="dxa" w:w="1350"/>
+            <w:tcBorders>
+              <w:top w:val="single" w:color="BFBFBF" w:sz="4"/>
+              <w:left w:val="single" w:color="BFBFBF" w:sz="4"/>
+              <w:bottom w:val="single" w:color="BFBFBF" w:sz="4"/>
+              <w:right w:val="single" w:color="BFBFBF" w:sz="4"/>
+            </w:tcBorders>
+            <w:shd w:fill="F2F2F2" w:val="clear"/>
+            <w:tcMar>
+              <w:top w:type="dxa" w:w="60"/>
+              <w:left w:type="dxa" w:w="120"/>
+              <w:bottom w:type="dxa" w:w="60"/>
+              <w:right w:type="dxa" w:w="120"/>
+            </w:tcMar>
+            <w:vAlign w:val="center"/>
+          </w:tcPr>
+          <w:p>
+            <w:pPr>
+              <w:jc w:val="center"/>
+            </w:pPr>
+            <w:r>
+              <w:rPr>
+                <w:rFonts w:ascii="Calibri" w:cs="Calibri" w:eastAsia="Calibri" w:hAnsi="Calibri"/>
+                <w:sz w:val="19"/>
+                <w:szCs w:val="19"/>
+              </w:rPr>
+              <w:t xml:space="preserve">0,767</w:t>
+            </w:r>
+          </w:p>
+        </w:tc>
+        <w:tc>
+          <w:tcPr>
+            <w:tcW w:type="dxa" w:w="1350"/>
+            <w:tcBorders>
+              <w:top w:val="single" w:color="BFBFBF" w:sz="4"/>
+              <w:left w:val="single" w:color="BFBFBF" w:sz="4"/>
+              <w:bottom w:val="single" w:color="BFBFBF" w:sz="4"/>
+              <w:right w:val="single" w:color="BFBFBF" w:sz="4"/>
+            </w:tcBorders>
+            <w:shd w:fill="F2F2F2" w:val="clear"/>
+            <w:tcMar>
+              <w:top w:type="dxa" w:w="60"/>
+              <w:left w:type="dxa" w:w="120"/>
+              <w:bottom w:type="dxa" w:w="60"/>
+              <w:right w:type="dxa" w:w="120"/>
+            </w:tcMar>
+            <w:vAlign w:val="center"/>
+          </w:tcPr>
+          <w:p>
+            <w:pPr>
+              <w:jc w:val="center"/>
+            </w:pPr>
+            <w:r>
+              <w:rPr>
+                <w:rFonts w:ascii="Calibri" w:cs="Calibri" w:eastAsia="Calibri" w:hAnsi="Calibri"/>
+                <w:sz w:val="19"/>
+                <w:szCs w:val="19"/>
+              </w:rPr>
+              <w:t xml:space="preserve">0,362</w:t>
+            </w:r>
+          </w:p>
+        </w:tc>
+        <w:tc>
+          <w:tcPr>
+            <w:tcW w:type="dxa" w:w="1350"/>
+            <w:tcBorders>
+              <w:top w:val="single" w:color="BFBFBF" w:sz="4"/>
+              <w:left w:val="single" w:color="BFBFBF" w:sz="4"/>
+              <w:bottom w:val="single" w:color="BFBFBF" w:sz="4"/>
+              <w:right w:val="single" w:color="BFBFBF" w:sz="4"/>
+            </w:tcBorders>
+            <w:shd w:fill="F2F2F2" w:val="clear"/>
+            <w:tcMar>
+              <w:top w:type="dxa" w:w="60"/>
+              <w:left w:type="dxa" w:w="120"/>
+              <w:bottom w:type="dxa" w:w="60"/>
+              <w:right w:type="dxa" w:w="120"/>
+            </w:tcMar>
+            <w:vAlign w:val="center"/>
+          </w:tcPr>
+          <w:p>
+            <w:pPr>
+              <w:jc w:val="center"/>
+            </w:pPr>
+            <w:r>
+              <w:rPr>
+                <w:rFonts w:ascii="Calibri" w:cs="Calibri" w:eastAsia="Calibri" w:hAnsi="Calibri"/>
+                <w:sz w:val="19"/>
+                <w:szCs w:val="19"/>
+              </w:rPr>
+              <w:t xml:space="preserve">0,420</w:t>
+            </w:r>
+          </w:p>
+        </w:tc>
+        <w:tc>
+          <w:tcPr>
+            <w:tcW w:type="dxa" w:w="1350"/>
+            <w:tcBorders>
+              <w:top w:val="single" w:color="BFBFBF" w:sz="4"/>
+              <w:left w:val="single" w:color="BFBFBF" w:sz="4"/>
+              <w:bottom w:val="single" w:color="BFBFBF" w:sz="4"/>
+              <w:right w:val="single" w:color="BFBFBF" w:sz="4"/>
+            </w:tcBorders>
+            <w:shd w:fill="F2F2F2" w:val="clear"/>
+            <w:tcMar>
+              <w:top w:type="dxa" w:w="60"/>
+              <w:left w:type="dxa" w:w="120"/>
+              <w:bottom w:type="dxa" w:w="60"/>
+              <w:right w:type="dxa" w:w="120"/>
+            </w:tcMar>
+            <w:vAlign w:val="center"/>
+          </w:tcPr>
+          <w:p>
+            <w:pPr>
+              <w:jc w:val="center"/>
+            </w:pPr>
+            <w:r>
+              <w:rPr>
+                <w:rFonts w:ascii="Calibri" w:cs="Calibri" w:eastAsia="Calibri" w:hAnsi="Calibri"/>
+                <w:sz w:val="19"/>
+                <w:szCs w:val="19"/>
+              </w:rPr>
+              <w:t xml:space="preserve">0,076</w:t>
+            </w:r>
+          </w:p>
+        </w:tc>
+      </w:tr>
+      <w:tr>
+        <w:tc>
+          <w:tcPr>
+            <w:tcW w:type="dxa" w:w="2340"/>
+            <w:tcBorders>
+              <w:top w:val="single" w:color="BFBFBF" w:sz="4"/>
+              <w:left w:val="single" w:color="BFBFBF" w:sz="4"/>
+              <w:bottom w:val="single" w:color="BFBFBF" w:sz="4"/>
+              <w:right w:val="single" w:color="BFBFBF" w:sz="4"/>
+            </w:tcBorders>
+            <w:shd w:fill="FFFFFF" w:val="clear"/>
+            <w:tcMar>
+              <w:top w:type="dxa" w:w="60"/>
+              <w:left w:type="dxa" w:w="120"/>
+              <w:bottom w:type="dxa" w:w="60"/>
+              <w:right w:type="dxa" w:w="120"/>
+            </w:tcMar>
+            <w:vAlign w:val="center"/>
+          </w:tcPr>
+          <w:p>
+            <w:pPr>
+              <w:jc w:val="left"/>
+            </w:pPr>
+            <w:r>
+              <w:rPr>
+                <w:rFonts w:ascii="Calibri" w:cs="Calibri" w:eastAsia="Calibri" w:hAnsi="Calibri"/>
+                <w:sz w:val="19"/>
+                <w:szCs w:val="19"/>
+              </w:rPr>
+              <w:t xml:space="preserve"/>
+            </w:r>
+          </w:p>
+        </w:tc>
+        <w:tc>
+          <w:tcPr>
+            <w:tcW w:type="dxa" w:w="1620"/>
+            <w:tcBorders>
+              <w:top w:val="single" w:color="BFBFBF" w:sz="4"/>
+              <w:left w:val="single" w:color="BFBFBF" w:sz="4"/>
+              <w:bottom w:val="single" w:color="BFBFBF" w:sz="4"/>
+              <w:right w:val="single" w:color="BFBFBF" w:sz="4"/>
+            </w:tcBorders>
+            <w:shd w:fill="FFFFFF" w:val="clear"/>
+            <w:tcMar>
+              <w:top w:type="dxa" w:w="60"/>
+              <w:left w:type="dxa" w:w="120"/>
+              <w:bottom w:type="dxa" w:w="60"/>
+              <w:right w:type="dxa" w:w="120"/>
+            </w:tcMar>
+            <w:vAlign w:val="center"/>
+          </w:tcPr>
+          <w:p>
+            <w:pPr>
+              <w:jc w:val="center"/>
+            </w:pPr>
+            <w:r>
+              <w:rPr>
+                <w:rFonts w:ascii="Calibri" w:cs="Calibri" w:eastAsia="Calibri" w:hAnsi="Calibri"/>
+                <w:sz w:val="19"/>
+                <w:szCs w:val="19"/>
+              </w:rPr>
+              <w:t xml:space="preserve">UEFA EP 2024</w:t>
+            </w:r>
+          </w:p>
+        </w:tc>
+        <w:tc>
+          <w:tcPr>
+            <w:tcW w:type="dxa" w:w="1350"/>
+            <w:tcBorders>
+              <w:top w:val="single" w:color="BFBFBF" w:sz="4"/>
+              <w:left w:val="single" w:color="BFBFBF" w:sz="4"/>
+              <w:bottom w:val="single" w:color="BFBFBF" w:sz="4"/>
+              <w:right w:val="single" w:color="BFBFBF" w:sz="4"/>
+            </w:tcBorders>
+            <w:shd w:fill="FFFFFF" w:val="clear"/>
+            <w:tcMar>
+              <w:top w:type="dxa" w:w="60"/>
+              <w:left w:type="dxa" w:w="120"/>
+              <w:bottom w:type="dxa" w:w="60"/>
+              <w:right w:type="dxa" w:w="120"/>
+            </w:tcMar>
+            <w:vAlign w:val="center"/>
+          </w:tcPr>
+          <w:p>
+            <w:pPr>
+              <w:jc w:val="center"/>
+            </w:pPr>
+            <w:r>
+              <w:rPr>
+                <w:rFonts w:ascii="Calibri" w:cs="Calibri" w:eastAsia="Calibri" w:hAnsi="Calibri"/>
+                <w:sz w:val="19"/>
+                <w:szCs w:val="19"/>
+              </w:rPr>
+              <w:t xml:space="preserve">0,744</w:t>
+            </w:r>
+          </w:p>
+        </w:tc>
+        <w:tc>
+          <w:tcPr>
+            <w:tcW w:type="dxa" w:w="1350"/>
+            <w:tcBorders>
+              <w:top w:val="single" w:color="BFBFBF" w:sz="4"/>
+              <w:left w:val="single" w:color="BFBFBF" w:sz="4"/>
+              <w:bottom w:val="single" w:color="BFBFBF" w:sz="4"/>
+              <w:right w:val="single" w:color="BFBFBF" w:sz="4"/>
+            </w:tcBorders>
+            <w:shd w:fill="FFFFFF" w:val="clear"/>
+            <w:tcMar>
+              <w:top w:type="dxa" w:w="60"/>
+              <w:left w:type="dxa" w:w="120"/>
+              <w:bottom w:type="dxa" w:w="60"/>
+              <w:right w:type="dxa" w:w="120"/>
+            </w:tcMar>
+            <w:vAlign w:val="center"/>
+          </w:tcPr>
+          <w:p>
+            <w:pPr>
+              <w:jc w:val="center"/>
+            </w:pPr>
+            <w:r>
+              <w:rPr>
+                <w:rFonts w:ascii="Calibri" w:cs="Calibri" w:eastAsia="Calibri" w:hAnsi="Calibri"/>
+                <w:sz w:val="19"/>
+                <w:szCs w:val="19"/>
+              </w:rPr>
+              <w:t xml:space="preserve">0,222</w:t>
+            </w:r>
+          </w:p>
+        </w:tc>
+        <w:tc>
+          <w:tcPr>
+            <w:tcW w:type="dxa" w:w="1350"/>
+            <w:tcBorders>
+              <w:top w:val="single" w:color="BFBFBF" w:sz="4"/>
+              <w:left w:val="single" w:color="BFBFBF" w:sz="4"/>
+              <w:bottom w:val="single" w:color="BFBFBF" w:sz="4"/>
+              <w:right w:val="single" w:color="BFBFBF" w:sz="4"/>
+            </w:tcBorders>
+            <w:shd w:fill="FFFFFF" w:val="clear"/>
+            <w:tcMar>
+              <w:top w:type="dxa" w:w="60"/>
+              <w:left w:type="dxa" w:w="120"/>
+              <w:bottom w:type="dxa" w:w="60"/>
+              <w:right w:type="dxa" w:w="120"/>
+            </w:tcMar>
+            <w:vAlign w:val="center"/>
+          </w:tcPr>
+          <w:p>
+            <w:pPr>
+              <w:jc w:val="center"/>
+            </w:pPr>
+            <w:r>
+              <w:rPr>
+                <w:rFonts w:ascii="Calibri" w:cs="Calibri" w:eastAsia="Calibri" w:hAnsi="Calibri"/>
+                <w:sz w:val="19"/>
+                <w:szCs w:val="19"/>
+              </w:rPr>
+              <w:t xml:space="preserve">0,316</w:t>
+            </w:r>
+          </w:p>
+        </w:tc>
+        <w:tc>
+          <w:tcPr>
+            <w:tcW w:type="dxa" w:w="1350"/>
+            <w:tcBorders>
+              <w:top w:val="single" w:color="BFBFBF" w:sz="4"/>
+              <w:left w:val="single" w:color="BFBFBF" w:sz="4"/>
+              <w:bottom w:val="single" w:color="BFBFBF" w:sz="4"/>
+              <w:right w:val="single" w:color="BFBFBF" w:sz="4"/>
+            </w:tcBorders>
+            <w:shd w:fill="FFFFFF" w:val="clear"/>
+            <w:tcMar>
+              <w:top w:type="dxa" w:w="60"/>
+              <w:left w:type="dxa" w:w="120"/>
+              <w:bottom w:type="dxa" w:w="60"/>
+              <w:right w:type="dxa" w:w="120"/>
+            </w:tcMar>
+            <w:vAlign w:val="center"/>
+          </w:tcPr>
+          <w:p>
+            <w:pPr>
+              <w:jc w:val="center"/>
+            </w:pPr>
+            <w:r>
+              <w:rPr>
+                <w:rFonts w:ascii="Calibri" w:cs="Calibri" w:eastAsia="Calibri" w:hAnsi="Calibri"/>
+                <w:sz w:val="19"/>
+                <w:szCs w:val="19"/>
+              </w:rPr>
+              <w:t xml:space="preserve">0,066</w:t>
+            </w:r>
+          </w:p>
+        </w:tc>
+      </w:tr>
+      <w:tr>
+        <w:tc>
+          <w:tcPr>
+            <w:tcW w:type="dxa" w:w="2340"/>
+            <w:tcBorders>
+              <w:top w:val="single" w:color="BFBFBF" w:sz="4"/>
+              <w:left w:val="single" w:color="BFBFBF" w:sz="4"/>
+              <w:bottom w:val="single" w:color="BFBFBF" w:sz="4"/>
+              <w:right w:val="single" w:color="BFBFBF" w:sz="4"/>
+            </w:tcBorders>
+            <w:shd w:fill="F2F2F2" w:val="clear"/>
+            <w:tcMar>
+              <w:top w:type="dxa" w:w="60"/>
+              <w:left w:type="dxa" w:w="120"/>
+              <w:bottom w:type="dxa" w:w="60"/>
+              <w:right w:type="dxa" w:w="120"/>
+            </w:tcMar>
+            <w:vAlign w:val="center"/>
+          </w:tcPr>
+          <w:p>
+            <w:pPr>
+              <w:jc w:val="left"/>
+            </w:pPr>
+            <w:r>
+              <w:rPr>
+                <w:rFonts w:ascii="Calibri" w:cs="Calibri" w:eastAsia="Calibri" w:hAnsi="Calibri"/>
+                <w:sz w:val="19"/>
+                <w:szCs w:val="19"/>
+              </w:rPr>
+              <w:t xml:space="preserve"/>
+            </w:r>
+          </w:p>
+        </w:tc>
+        <w:tc>
+          <w:tcPr>
+            <w:tcW w:type="dxa" w:w="1620"/>
+            <w:tcBorders>
+              <w:top w:val="single" w:color="BFBFBF" w:sz="4"/>
+              <w:left w:val="single" w:color="BFBFBF" w:sz="4"/>
+              <w:bottom w:val="single" w:color="BFBFBF" w:sz="4"/>
+              <w:right w:val="single" w:color="BFBFBF" w:sz="4"/>
+            </w:tcBorders>
+            <w:shd w:fill="F2F2F2" w:val="clear"/>
+            <w:tcMar>
+              <w:top w:type="dxa" w:w="60"/>
+              <w:left w:type="dxa" w:w="120"/>
+              <w:bottom w:type="dxa" w:w="60"/>
+              <w:right w:type="dxa" w:w="120"/>
+            </w:tcMar>
+            <w:vAlign w:val="center"/>
+          </w:tcPr>
+          <w:p>
+            <w:pPr>
+              <w:jc w:val="center"/>
+            </w:pPr>
+            <w:r>
+              <w:rPr>
+                <w:rFonts w:ascii="Calibri" w:cs="Calibri" w:eastAsia="Calibri" w:hAnsi="Calibri"/>
+                <w:sz w:val="19"/>
+                <w:szCs w:val="19"/>
+              </w:rPr>
+              <w:t xml:space="preserve">prosek ± SD</w:t>
+            </w:r>
+          </w:p>
+        </w:tc>
+        <w:tc>
+          <w:tcPr>
+            <w:tcW w:type="dxa" w:w="1350"/>
+            <w:tcBorders>
+              <w:top w:val="single" w:color="BFBFBF" w:sz="4"/>
+              <w:left w:val="single" w:color="BFBFBF" w:sz="4"/>
+              <w:bottom w:val="single" w:color="BFBFBF" w:sz="4"/>
+              <w:right w:val="single" w:color="BFBFBF" w:sz="4"/>
+            </w:tcBorders>
+            <w:shd w:fill="F2F2F2" w:val="clear"/>
+            <w:tcMar>
+              <w:top w:type="dxa" w:w="60"/>
+              <w:left w:type="dxa" w:w="120"/>
+              <w:bottom w:type="dxa" w:w="60"/>
+              <w:right w:type="dxa" w:w="120"/>
+            </w:tcMar>
+            <w:vAlign w:val="center"/>
+          </w:tcPr>
+          <w:p>
+            <w:pPr>
+              <w:jc w:val="center"/>
+            </w:pPr>
+            <w:r>
+              <w:rPr>
+                <w:rFonts w:ascii="Calibri" w:cs="Calibri" w:eastAsia="Calibri" w:hAnsi="Calibri"/>
+                <w:sz w:val="19"/>
+                <w:szCs w:val="19"/>
+              </w:rPr>
+              <w:t xml:space="preserve">0,769 ± 0,027</w:t>
+            </w:r>
+          </w:p>
+        </w:tc>
+        <w:tc>
+          <w:tcPr>
+            <w:tcW w:type="dxa" w:w="1350"/>
+            <w:tcBorders>
+              <w:top w:val="single" w:color="BFBFBF" w:sz="4"/>
+              <w:left w:val="single" w:color="BFBFBF" w:sz="4"/>
+              <w:bottom w:val="single" w:color="BFBFBF" w:sz="4"/>
+              <w:right w:val="single" w:color="BFBFBF" w:sz="4"/>
+            </w:tcBorders>
+            <w:shd w:fill="F2F2F2" w:val="clear"/>
+            <w:tcMar>
+              <w:top w:type="dxa" w:w="60"/>
+              <w:left w:type="dxa" w:w="120"/>
+              <w:bottom w:type="dxa" w:w="60"/>
+              <w:right w:type="dxa" w:w="120"/>
+            </w:tcMar>
+            <w:vAlign w:val="center"/>
+          </w:tcPr>
+          <w:p>
+            <w:pPr>
+              <w:jc w:val="center"/>
+            </w:pPr>
+            <w:r>
+              <w:rPr>
+                <w:rFonts w:ascii="Calibri" w:cs="Calibri" w:eastAsia="Calibri" w:hAnsi="Calibri"/>
+                <w:sz w:val="19"/>
+                <w:szCs w:val="19"/>
+              </w:rPr>
+              <w:t xml:space="preserve">0,321 ± 0,086</w:t>
+            </w:r>
+          </w:p>
+        </w:tc>
+        <w:tc>
+          <w:tcPr>
+            <w:tcW w:type="dxa" w:w="1350"/>
+            <w:tcBorders>
+              <w:top w:val="single" w:color="BFBFBF" w:sz="4"/>
+              <w:left w:val="single" w:color="BFBFBF" w:sz="4"/>
+              <w:bottom w:val="single" w:color="BFBFBF" w:sz="4"/>
+              <w:right w:val="single" w:color="BFBFBF" w:sz="4"/>
+            </w:tcBorders>
+            <w:shd w:fill="F2F2F2" w:val="clear"/>
+            <w:tcMar>
+              <w:top w:type="dxa" w:w="60"/>
+              <w:left w:type="dxa" w:w="120"/>
+              <w:bottom w:type="dxa" w:w="60"/>
+              <w:right w:type="dxa" w:w="120"/>
+            </w:tcMar>
+            <w:vAlign w:val="center"/>
+          </w:tcPr>
+          <w:p>
+            <w:pPr>
+              <w:jc w:val="center"/>
+            </w:pPr>
+            <w:r>
+              <w:rPr>
+                <w:rFonts w:ascii="Calibri" w:cs="Calibri" w:eastAsia="Calibri" w:hAnsi="Calibri"/>
+                <w:sz w:val="19"/>
+                <w:szCs w:val="19"/>
+              </w:rPr>
+              <w:t xml:space="preserve">0,388 ± 0,063</w:t>
+            </w:r>
+          </w:p>
+        </w:tc>
+        <w:tc>
+          <w:tcPr>
+            <w:tcW w:type="dxa" w:w="1350"/>
+            <w:tcBorders>
+              <w:top w:val="single" w:color="BFBFBF" w:sz="4"/>
+              <w:left w:val="single" w:color="BFBFBF" w:sz="4"/>
+              <w:bottom w:val="single" w:color="BFBFBF" w:sz="4"/>
+              <w:right w:val="single" w:color="BFBFBF" w:sz="4"/>
+            </w:tcBorders>
+            <w:shd w:fill="F2F2F2" w:val="clear"/>
+            <w:tcMar>
+              <w:top w:type="dxa" w:w="60"/>
+              <w:left w:type="dxa" w:w="120"/>
+              <w:bottom w:type="dxa" w:w="60"/>
+              <w:right w:type="dxa" w:w="120"/>
+            </w:tcMar>
+            <w:vAlign w:val="center"/>
+          </w:tcPr>
+          <w:p>
+            <w:pPr>
+              <w:jc w:val="center"/>
+            </w:pPr>
+            <w:r>
+              <w:rPr>
+                <w:rFonts w:ascii="Calibri" w:cs="Calibri" w:eastAsia="Calibri" w:hAnsi="Calibri"/>
+                <w:sz w:val="19"/>
+                <w:szCs w:val="19"/>
+              </w:rPr>
+              <w:t xml:space="preserve">0,074 ± 0,008</w:t>
+            </w:r>
+          </w:p>
+        </w:tc>
+      </w:tr>
+      <w:tr>
+        <w:tc>
+          <w:tcPr>
+            <w:tcW w:type="dxa" w:w="2340"/>
+            <w:tcBorders>
+              <w:top w:val="single" w:color="BFBFBF" w:sz="4"/>
+              <w:left w:val="single" w:color="BFBFBF" w:sz="4"/>
+              <w:bottom w:val="single" w:color="BFBFBF" w:sz="4"/>
+              <w:right w:val="single" w:color="BFBFBF" w:sz="4"/>
+            </w:tcBorders>
+            <w:shd w:fill="FFFFFF" w:val="clear"/>
+            <w:tcMar>
+              <w:top w:type="dxa" w:w="60"/>
+              <w:left w:type="dxa" w:w="120"/>
+              <w:bottom w:type="dxa" w:w="60"/>
+              <w:right w:type="dxa" w:w="120"/>
+            </w:tcMar>
+            <w:vAlign w:val="center"/>
+          </w:tcPr>
+          <w:p>
+            <w:pPr>
+              <w:jc w:val="left"/>
+            </w:pPr>
+            <w:r>
+              <w:rPr>
+                <w:rFonts w:ascii="Calibri" w:cs="Calibri" w:eastAsia="Calibri" w:hAnsi="Calibri"/>
+                <w:sz w:val="19"/>
+                <w:szCs w:val="19"/>
+              </w:rPr>
               <w:t xml:space="preserve">Model B, XGBoost</w:t>
             </w:r>
           </w:p>
         </w:tc>
         <w:tc>
           <w:tcPr>
-            <w:tcW w:type="dxa" w:w="1500"/>
+            <w:tcW w:type="dxa" w:w="1620"/>
+            <w:tcBorders>
+              <w:top w:val="single" w:color="BFBFBF" w:sz="4"/>
+              <w:left w:val="single" w:color="BFBFBF" w:sz="4"/>
+              <w:bottom w:val="single" w:color="BFBFBF" w:sz="4"/>
+              <w:right w:val="single" w:color="BFBFBF" w:sz="4"/>
+            </w:tcBorders>
+            <w:shd w:fill="FFFFFF" w:val="clear"/>
+            <w:tcMar>
+              <w:top w:type="dxa" w:w="60"/>
+              <w:left w:type="dxa" w:w="120"/>
+              <w:bottom w:type="dxa" w:w="60"/>
+              <w:right w:type="dxa" w:w="120"/>
+            </w:tcMar>
+            <w:vAlign w:val="center"/>
+          </w:tcPr>
+          <w:p>
+            <w:pPr>
+              <w:jc w:val="center"/>
+            </w:pPr>
+            <w:r>
+              <w:rPr>
+                <w:rFonts w:ascii="Calibri" w:cs="Calibri" w:eastAsia="Calibri" w:hAnsi="Calibri"/>
+                <w:sz w:val="19"/>
+                <w:szCs w:val="19"/>
+              </w:rPr>
+              <w:t xml:space="preserve">FIFA SP 2022</w:t>
+            </w:r>
+          </w:p>
+        </w:tc>
+        <w:tc>
+          <w:tcPr>
+            <w:tcW w:type="dxa" w:w="1350"/>
+            <w:tcBorders>
+              <w:top w:val="single" w:color="BFBFBF" w:sz="4"/>
+              <w:left w:val="single" w:color="BFBFBF" w:sz="4"/>
+              <w:bottom w:val="single" w:color="BFBFBF" w:sz="4"/>
+              <w:right w:val="single" w:color="BFBFBF" w:sz="4"/>
+            </w:tcBorders>
+            <w:shd w:fill="FFFFFF" w:val="clear"/>
+            <w:tcMar>
+              <w:top w:type="dxa" w:w="60"/>
+              <w:left w:type="dxa" w:w="120"/>
+              <w:bottom w:type="dxa" w:w="60"/>
+              <w:right w:type="dxa" w:w="120"/>
+            </w:tcMar>
+            <w:vAlign w:val="center"/>
+          </w:tcPr>
+          <w:p>
+            <w:pPr>
+              <w:jc w:val="center"/>
+            </w:pPr>
+            <w:r>
+              <w:rPr>
+                <w:rFonts w:ascii="Calibri" w:cs="Calibri" w:eastAsia="Calibri" w:hAnsi="Calibri"/>
+                <w:sz w:val="19"/>
+                <w:szCs w:val="19"/>
+              </w:rPr>
+              <w:t xml:space="preserve">0,802</w:t>
+            </w:r>
+          </w:p>
+        </w:tc>
+        <w:tc>
+          <w:tcPr>
+            <w:tcW w:type="dxa" w:w="1350"/>
+            <w:tcBorders>
+              <w:top w:val="single" w:color="BFBFBF" w:sz="4"/>
+              <w:left w:val="single" w:color="BFBFBF" w:sz="4"/>
+              <w:bottom w:val="single" w:color="BFBFBF" w:sz="4"/>
+              <w:right w:val="single" w:color="BFBFBF" w:sz="4"/>
+            </w:tcBorders>
+            <w:shd w:fill="FFFFFF" w:val="clear"/>
+            <w:tcMar>
+              <w:top w:type="dxa" w:w="60"/>
+              <w:left w:type="dxa" w:w="120"/>
+              <w:bottom w:type="dxa" w:w="60"/>
+              <w:right w:type="dxa" w:w="120"/>
+            </w:tcMar>
+            <w:vAlign w:val="center"/>
+          </w:tcPr>
+          <w:p>
+            <w:pPr>
+              <w:jc w:val="center"/>
+            </w:pPr>
+            <w:r>
+              <w:rPr>
+                <w:rFonts w:ascii="Calibri" w:cs="Calibri" w:eastAsia="Calibri" w:hAnsi="Calibri"/>
+                <w:sz w:val="19"/>
+                <w:szCs w:val="19"/>
+              </w:rPr>
+              <w:t xml:space="preserve">0,364</w:t>
+            </w:r>
+          </w:p>
+        </w:tc>
+        <w:tc>
+          <w:tcPr>
+            <w:tcW w:type="dxa" w:w="1350"/>
+            <w:tcBorders>
+              <w:top w:val="single" w:color="BFBFBF" w:sz="4"/>
+              <w:left w:val="single" w:color="BFBFBF" w:sz="4"/>
+              <w:bottom w:val="single" w:color="BFBFBF" w:sz="4"/>
+              <w:right w:val="single" w:color="BFBFBF" w:sz="4"/>
+            </w:tcBorders>
+            <w:shd w:fill="FFFFFF" w:val="clear"/>
+            <w:tcMar>
+              <w:top w:type="dxa" w:w="60"/>
+              <w:left w:type="dxa" w:w="120"/>
+              <w:bottom w:type="dxa" w:w="60"/>
+              <w:right w:type="dxa" w:w="120"/>
+            </w:tcMar>
+            <w:vAlign w:val="center"/>
+          </w:tcPr>
+          <w:p>
+            <w:pPr>
+              <w:jc w:val="center"/>
+            </w:pPr>
+            <w:r>
+              <w:rPr>
+                <w:rFonts w:ascii="Calibri" w:cs="Calibri" w:eastAsia="Calibri" w:hAnsi="Calibri"/>
+                <w:sz w:val="19"/>
+                <w:szCs w:val="19"/>
+              </w:rPr>
+              <w:t xml:space="preserve">0,417</w:t>
+            </w:r>
+          </w:p>
+        </w:tc>
+        <w:tc>
+          <w:tcPr>
+            <w:tcW w:type="dxa" w:w="1350"/>
+            <w:tcBorders>
+              <w:top w:val="single" w:color="BFBFBF" w:sz="4"/>
+              <w:left w:val="single" w:color="BFBFBF" w:sz="4"/>
+              <w:bottom w:val="single" w:color="BFBFBF" w:sz="4"/>
+              <w:right w:val="single" w:color="BFBFBF" w:sz="4"/>
+            </w:tcBorders>
+            <w:shd w:fill="FFFFFF" w:val="clear"/>
+            <w:tcMar>
+              <w:top w:type="dxa" w:w="60"/>
+              <w:left w:type="dxa" w:w="120"/>
+              <w:bottom w:type="dxa" w:w="60"/>
+              <w:right w:type="dxa" w:w="120"/>
+            </w:tcMar>
+            <w:vAlign w:val="center"/>
+          </w:tcPr>
+          <w:p>
+            <w:pPr>
+              <w:jc w:val="center"/>
+            </w:pPr>
+            <w:r>
+              <w:rPr>
+                <w:rFonts w:ascii="Calibri" w:cs="Calibri" w:eastAsia="Calibri" w:hAnsi="Calibri"/>
+                <w:sz w:val="19"/>
+                <w:szCs w:val="19"/>
+              </w:rPr>
+              <w:t xml:space="preserve">0,082</w:t>
+            </w:r>
+          </w:p>
+        </w:tc>
+      </w:tr>
+      <w:tr>
+        <w:tc>
+          <w:tcPr>
+            <w:tcW w:type="dxa" w:w="2340"/>
             <w:tcBorders>
               <w:top w:val="single" w:color="BFBFBF" w:sz="4"/>
               <w:left w:val="single" w:color="BFBFBF" w:sz="4"/>
@@ -4827,21 +6849,21 @@
           </w:tcPr>
           <w:p>
             <w:pPr>
-              <w:jc w:val="center"/>
-            </w:pPr>
-            <w:r>
-              <w:rPr>
-                <w:rFonts w:ascii="Calibri" w:cs="Calibri" w:eastAsia="Calibri" w:hAnsi="Calibri"/>
-                <w:sz w:val="19"/>
-                <w:szCs w:val="19"/>
-              </w:rPr>
-              <w:t xml:space="preserve">0,775</w:t>
-            </w:r>
-          </w:p>
-        </w:tc>
-        <w:tc>
-          <w:tcPr>
-            <w:tcW w:type="dxa" w:w="1500"/>
+              <w:jc w:val="left"/>
+            </w:pPr>
+            <w:r>
+              <w:rPr>
+                <w:rFonts w:ascii="Calibri" w:cs="Calibri" w:eastAsia="Calibri" w:hAnsi="Calibri"/>
+                <w:sz w:val="19"/>
+                <w:szCs w:val="19"/>
+              </w:rPr>
+              <w:t xml:space="preserve"/>
+            </w:r>
+          </w:p>
+        </w:tc>
+        <w:tc>
+          <w:tcPr>
+            <w:tcW w:type="dxa" w:w="1620"/>
             <w:tcBorders>
               <w:top w:val="single" w:color="BFBFBF" w:sz="4"/>
               <w:left w:val="single" w:color="BFBFBF" w:sz="4"/>
@@ -4867,13 +6889,13 @@
                 <w:sz w:val="19"/>
                 <w:szCs w:val="19"/>
               </w:rPr>
-              <w:t xml:space="preserve">0,316</w:t>
-            </w:r>
-          </w:p>
-        </w:tc>
-        <w:tc>
-          <w:tcPr>
-            <w:tcW w:type="dxa" w:w="1500"/>
+              <w:t xml:space="preserve">UEFA EP 2020</w:t>
+            </w:r>
+          </w:p>
+        </w:tc>
+        <w:tc>
+          <w:tcPr>
+            <w:tcW w:type="dxa" w:w="1350"/>
             <w:tcBorders>
               <w:top w:val="single" w:color="BFBFBF" w:sz="4"/>
               <w:left w:val="single" w:color="BFBFBF" w:sz="4"/>
@@ -4899,13 +6921,13 @@
                 <w:sz w:val="19"/>
                 <w:szCs w:val="19"/>
               </w:rPr>
-              <w:t xml:space="preserve">0,390</w:t>
-            </w:r>
-          </w:p>
-        </w:tc>
-        <w:tc>
-          <w:tcPr>
-            <w:tcW w:type="dxa" w:w="1500"/>
+              <w:t xml:space="preserve">0,772</w:t>
+            </w:r>
+          </w:p>
+        </w:tc>
+        <w:tc>
+          <w:tcPr>
+            <w:tcW w:type="dxa" w:w="1350"/>
             <w:tcBorders>
               <w:top w:val="single" w:color="BFBFBF" w:sz="4"/>
               <w:left w:val="single" w:color="BFBFBF" w:sz="4"/>
@@ -4931,7 +6953,459 @@
                 <w:sz w:val="19"/>
                 <w:szCs w:val="19"/>
               </w:rPr>
-              <w:t xml:space="preserve">0,074</w:t>
+              <w:t xml:space="preserve">0,343</w:t>
+            </w:r>
+          </w:p>
+        </w:tc>
+        <w:tc>
+          <w:tcPr>
+            <w:tcW w:type="dxa" w:w="1350"/>
+            <w:tcBorders>
+              <w:top w:val="single" w:color="BFBFBF" w:sz="4"/>
+              <w:left w:val="single" w:color="BFBFBF" w:sz="4"/>
+              <w:bottom w:val="single" w:color="BFBFBF" w:sz="4"/>
+              <w:right w:val="single" w:color="BFBFBF" w:sz="4"/>
+            </w:tcBorders>
+            <w:shd w:fill="F2F2F2" w:val="clear"/>
+            <w:tcMar>
+              <w:top w:type="dxa" w:w="60"/>
+              <w:left w:type="dxa" w:w="120"/>
+              <w:bottom w:type="dxa" w:w="60"/>
+              <w:right w:type="dxa" w:w="120"/>
+            </w:tcMar>
+            <w:vAlign w:val="center"/>
+          </w:tcPr>
+          <w:p>
+            <w:pPr>
+              <w:jc w:val="center"/>
+            </w:pPr>
+            <w:r>
+              <w:rPr>
+                <w:rFonts w:ascii="Calibri" w:cs="Calibri" w:eastAsia="Calibri" w:hAnsi="Calibri"/>
+                <w:sz w:val="19"/>
+                <w:szCs w:val="19"/>
+              </w:rPr>
+              <w:t xml:space="preserve">0,432</w:t>
+            </w:r>
+          </w:p>
+        </w:tc>
+        <w:tc>
+          <w:tcPr>
+            <w:tcW w:type="dxa" w:w="1350"/>
+            <w:tcBorders>
+              <w:top w:val="single" w:color="BFBFBF" w:sz="4"/>
+              <w:left w:val="single" w:color="BFBFBF" w:sz="4"/>
+              <w:bottom w:val="single" w:color="BFBFBF" w:sz="4"/>
+              <w:right w:val="single" w:color="BFBFBF" w:sz="4"/>
+            </w:tcBorders>
+            <w:shd w:fill="F2F2F2" w:val="clear"/>
+            <w:tcMar>
+              <w:top w:type="dxa" w:w="60"/>
+              <w:left w:type="dxa" w:w="120"/>
+              <w:bottom w:type="dxa" w:w="60"/>
+              <w:right w:type="dxa" w:w="120"/>
+            </w:tcMar>
+            <w:vAlign w:val="center"/>
+          </w:tcPr>
+          <w:p>
+            <w:pPr>
+              <w:jc w:val="center"/>
+            </w:pPr>
+            <w:r>
+              <w:rPr>
+                <w:rFonts w:ascii="Calibri" w:cs="Calibri" w:eastAsia="Calibri" w:hAnsi="Calibri"/>
+                <w:sz w:val="19"/>
+                <w:szCs w:val="19"/>
+              </w:rPr>
+              <w:t xml:space="preserve">0,076</w:t>
+            </w:r>
+          </w:p>
+        </w:tc>
+      </w:tr>
+      <w:tr>
+        <w:tc>
+          <w:tcPr>
+            <w:tcW w:type="dxa" w:w="2340"/>
+            <w:tcBorders>
+              <w:top w:val="single" w:color="BFBFBF" w:sz="4"/>
+              <w:left w:val="single" w:color="BFBFBF" w:sz="4"/>
+              <w:bottom w:val="single" w:color="BFBFBF" w:sz="4"/>
+              <w:right w:val="single" w:color="BFBFBF" w:sz="4"/>
+            </w:tcBorders>
+            <w:shd w:fill="FFFFFF" w:val="clear"/>
+            <w:tcMar>
+              <w:top w:type="dxa" w:w="60"/>
+              <w:left w:type="dxa" w:w="120"/>
+              <w:bottom w:type="dxa" w:w="60"/>
+              <w:right w:type="dxa" w:w="120"/>
+            </w:tcMar>
+            <w:vAlign w:val="center"/>
+          </w:tcPr>
+          <w:p>
+            <w:pPr>
+              <w:jc w:val="left"/>
+            </w:pPr>
+            <w:r>
+              <w:rPr>
+                <w:rFonts w:ascii="Calibri" w:cs="Calibri" w:eastAsia="Calibri" w:hAnsi="Calibri"/>
+                <w:sz w:val="19"/>
+                <w:szCs w:val="19"/>
+              </w:rPr>
+              <w:t xml:space="preserve"/>
+            </w:r>
+          </w:p>
+        </w:tc>
+        <w:tc>
+          <w:tcPr>
+            <w:tcW w:type="dxa" w:w="1620"/>
+            <w:tcBorders>
+              <w:top w:val="single" w:color="BFBFBF" w:sz="4"/>
+              <w:left w:val="single" w:color="BFBFBF" w:sz="4"/>
+              <w:bottom w:val="single" w:color="BFBFBF" w:sz="4"/>
+              <w:right w:val="single" w:color="BFBFBF" w:sz="4"/>
+            </w:tcBorders>
+            <w:shd w:fill="FFFFFF" w:val="clear"/>
+            <w:tcMar>
+              <w:top w:type="dxa" w:w="60"/>
+              <w:left w:type="dxa" w:w="120"/>
+              <w:bottom w:type="dxa" w:w="60"/>
+              <w:right w:type="dxa" w:w="120"/>
+            </w:tcMar>
+            <w:vAlign w:val="center"/>
+          </w:tcPr>
+          <w:p>
+            <w:pPr>
+              <w:jc w:val="center"/>
+            </w:pPr>
+            <w:r>
+              <w:rPr>
+                <w:rFonts w:ascii="Calibri" w:cs="Calibri" w:eastAsia="Calibri" w:hAnsi="Calibri"/>
+                <w:sz w:val="19"/>
+                <w:szCs w:val="19"/>
+              </w:rPr>
+              <w:t xml:space="preserve">UEFA EP 2024</w:t>
+            </w:r>
+          </w:p>
+        </w:tc>
+        <w:tc>
+          <w:tcPr>
+            <w:tcW w:type="dxa" w:w="1350"/>
+            <w:tcBorders>
+              <w:top w:val="single" w:color="BFBFBF" w:sz="4"/>
+              <w:left w:val="single" w:color="BFBFBF" w:sz="4"/>
+              <w:bottom w:val="single" w:color="BFBFBF" w:sz="4"/>
+              <w:right w:val="single" w:color="BFBFBF" w:sz="4"/>
+            </w:tcBorders>
+            <w:shd w:fill="FFFFFF" w:val="clear"/>
+            <w:tcMar>
+              <w:top w:type="dxa" w:w="60"/>
+              <w:left w:type="dxa" w:w="120"/>
+              <w:bottom w:type="dxa" w:w="60"/>
+              <w:right w:type="dxa" w:w="120"/>
+            </w:tcMar>
+            <w:vAlign w:val="center"/>
+          </w:tcPr>
+          <w:p>
+            <w:pPr>
+              <w:jc w:val="center"/>
+            </w:pPr>
+            <w:r>
+              <w:rPr>
+                <w:rFonts w:ascii="Calibri" w:cs="Calibri" w:eastAsia="Calibri" w:hAnsi="Calibri"/>
+                <w:sz w:val="19"/>
+                <w:szCs w:val="19"/>
+              </w:rPr>
+              <w:t xml:space="preserve">0,746</w:t>
+            </w:r>
+          </w:p>
+        </w:tc>
+        <w:tc>
+          <w:tcPr>
+            <w:tcW w:type="dxa" w:w="1350"/>
+            <w:tcBorders>
+              <w:top w:val="single" w:color="BFBFBF" w:sz="4"/>
+              <w:left w:val="single" w:color="BFBFBF" w:sz="4"/>
+              <w:bottom w:val="single" w:color="BFBFBF" w:sz="4"/>
+              <w:right w:val="single" w:color="BFBFBF" w:sz="4"/>
+            </w:tcBorders>
+            <w:shd w:fill="FFFFFF" w:val="clear"/>
+            <w:tcMar>
+              <w:top w:type="dxa" w:w="60"/>
+              <w:left w:type="dxa" w:w="120"/>
+              <w:bottom w:type="dxa" w:w="60"/>
+              <w:right w:type="dxa" w:w="120"/>
+            </w:tcMar>
+            <w:vAlign w:val="center"/>
+          </w:tcPr>
+          <w:p>
+            <w:pPr>
+              <w:jc w:val="center"/>
+            </w:pPr>
+            <w:r>
+              <w:rPr>
+                <w:rFonts w:ascii="Calibri" w:cs="Calibri" w:eastAsia="Calibri" w:hAnsi="Calibri"/>
+                <w:sz w:val="19"/>
+                <w:szCs w:val="19"/>
+              </w:rPr>
+              <w:t xml:space="preserve">0,225</w:t>
+            </w:r>
+          </w:p>
+        </w:tc>
+        <w:tc>
+          <w:tcPr>
+            <w:tcW w:type="dxa" w:w="1350"/>
+            <w:tcBorders>
+              <w:top w:val="single" w:color="BFBFBF" w:sz="4"/>
+              <w:left w:val="single" w:color="BFBFBF" w:sz="4"/>
+              <w:bottom w:val="single" w:color="BFBFBF" w:sz="4"/>
+              <w:right w:val="single" w:color="BFBFBF" w:sz="4"/>
+            </w:tcBorders>
+            <w:shd w:fill="FFFFFF" w:val="clear"/>
+            <w:tcMar>
+              <w:top w:type="dxa" w:w="60"/>
+              <w:left w:type="dxa" w:w="120"/>
+              <w:bottom w:type="dxa" w:w="60"/>
+              <w:right w:type="dxa" w:w="120"/>
+            </w:tcMar>
+            <w:vAlign w:val="center"/>
+          </w:tcPr>
+          <w:p>
+            <w:pPr>
+              <w:jc w:val="center"/>
+            </w:pPr>
+            <w:r>
+              <w:rPr>
+                <w:rFonts w:ascii="Calibri" w:cs="Calibri" w:eastAsia="Calibri" w:hAnsi="Calibri"/>
+                <w:sz w:val="19"/>
+                <w:szCs w:val="19"/>
+              </w:rPr>
+              <w:t xml:space="preserve">0,329</w:t>
+            </w:r>
+          </w:p>
+        </w:tc>
+        <w:tc>
+          <w:tcPr>
+            <w:tcW w:type="dxa" w:w="1350"/>
+            <w:tcBorders>
+              <w:top w:val="single" w:color="BFBFBF" w:sz="4"/>
+              <w:left w:val="single" w:color="BFBFBF" w:sz="4"/>
+              <w:bottom w:val="single" w:color="BFBFBF" w:sz="4"/>
+              <w:right w:val="single" w:color="BFBFBF" w:sz="4"/>
+            </w:tcBorders>
+            <w:shd w:fill="FFFFFF" w:val="clear"/>
+            <w:tcMar>
+              <w:top w:type="dxa" w:w="60"/>
+              <w:left w:type="dxa" w:w="120"/>
+              <w:bottom w:type="dxa" w:w="60"/>
+              <w:right w:type="dxa" w:w="120"/>
+            </w:tcMar>
+            <w:vAlign w:val="center"/>
+          </w:tcPr>
+          <w:p>
+            <w:pPr>
+              <w:jc w:val="center"/>
+            </w:pPr>
+            <w:r>
+              <w:rPr>
+                <w:rFonts w:ascii="Calibri" w:cs="Calibri" w:eastAsia="Calibri" w:hAnsi="Calibri"/>
+                <w:sz w:val="19"/>
+                <w:szCs w:val="19"/>
+              </w:rPr>
+              <w:t xml:space="preserve">0,065</w:t>
+            </w:r>
+          </w:p>
+        </w:tc>
+      </w:tr>
+      <w:tr>
+        <w:tc>
+          <w:tcPr>
+            <w:tcW w:type="dxa" w:w="2340"/>
+            <w:tcBorders>
+              <w:top w:val="single" w:color="BFBFBF" w:sz="4"/>
+              <w:left w:val="single" w:color="BFBFBF" w:sz="4"/>
+              <w:bottom w:val="single" w:color="BFBFBF" w:sz="4"/>
+              <w:right w:val="single" w:color="BFBFBF" w:sz="4"/>
+            </w:tcBorders>
+            <w:shd w:fill="F2F2F2" w:val="clear"/>
+            <w:tcMar>
+              <w:top w:type="dxa" w:w="60"/>
+              <w:left w:type="dxa" w:w="120"/>
+              <w:bottom w:type="dxa" w:w="60"/>
+              <w:right w:type="dxa" w:w="120"/>
+            </w:tcMar>
+            <w:vAlign w:val="center"/>
+          </w:tcPr>
+          <w:p>
+            <w:pPr>
+              <w:jc w:val="left"/>
+            </w:pPr>
+            <w:r>
+              <w:rPr>
+                <w:rFonts w:ascii="Calibri" w:cs="Calibri" w:eastAsia="Calibri" w:hAnsi="Calibri"/>
+                <w:sz w:val="19"/>
+                <w:szCs w:val="19"/>
+              </w:rPr>
+              <w:t xml:space="preserve"/>
+            </w:r>
+          </w:p>
+        </w:tc>
+        <w:tc>
+          <w:tcPr>
+            <w:tcW w:type="dxa" w:w="1620"/>
+            <w:tcBorders>
+              <w:top w:val="single" w:color="BFBFBF" w:sz="4"/>
+              <w:left w:val="single" w:color="BFBFBF" w:sz="4"/>
+              <w:bottom w:val="single" w:color="BFBFBF" w:sz="4"/>
+              <w:right w:val="single" w:color="BFBFBF" w:sz="4"/>
+            </w:tcBorders>
+            <w:shd w:fill="F2F2F2" w:val="clear"/>
+            <w:tcMar>
+              <w:top w:type="dxa" w:w="60"/>
+              <w:left w:type="dxa" w:w="120"/>
+              <w:bottom w:type="dxa" w:w="60"/>
+              <w:right w:type="dxa" w:w="120"/>
+            </w:tcMar>
+            <w:vAlign w:val="center"/>
+          </w:tcPr>
+          <w:p>
+            <w:pPr>
+              <w:jc w:val="center"/>
+            </w:pPr>
+            <w:r>
+              <w:rPr>
+                <w:rFonts w:ascii="Calibri" w:cs="Calibri" w:eastAsia="Calibri" w:hAnsi="Calibri"/>
+                <w:sz w:val="19"/>
+                <w:szCs w:val="19"/>
+              </w:rPr>
+              <w:t xml:space="preserve">prosek ± SD</w:t>
+            </w:r>
+          </w:p>
+        </w:tc>
+        <w:tc>
+          <w:tcPr>
+            <w:tcW w:type="dxa" w:w="1350"/>
+            <w:tcBorders>
+              <w:top w:val="single" w:color="BFBFBF" w:sz="4"/>
+              <w:left w:val="single" w:color="BFBFBF" w:sz="4"/>
+              <w:bottom w:val="single" w:color="BFBFBF" w:sz="4"/>
+              <w:right w:val="single" w:color="BFBFBF" w:sz="4"/>
+            </w:tcBorders>
+            <w:shd w:fill="F2F2F2" w:val="clear"/>
+            <w:tcMar>
+              <w:top w:type="dxa" w:w="60"/>
+              <w:left w:type="dxa" w:w="120"/>
+              <w:bottom w:type="dxa" w:w="60"/>
+              <w:right w:type="dxa" w:w="120"/>
+            </w:tcMar>
+            <w:vAlign w:val="center"/>
+          </w:tcPr>
+          <w:p>
+            <w:pPr>
+              <w:jc w:val="center"/>
+            </w:pPr>
+            <w:r>
+              <w:rPr>
+                <w:rFonts w:ascii="Calibri" w:cs="Calibri" w:eastAsia="Calibri" w:hAnsi="Calibri"/>
+                <w:sz w:val="19"/>
+                <w:szCs w:val="19"/>
+              </w:rPr>
+              <w:t xml:space="preserve">0,773 ± 0,028</w:t>
+            </w:r>
+          </w:p>
+        </w:tc>
+        <w:tc>
+          <w:tcPr>
+            <w:tcW w:type="dxa" w:w="1350"/>
+            <w:tcBorders>
+              <w:top w:val="single" w:color="BFBFBF" w:sz="4"/>
+              <w:left w:val="single" w:color="BFBFBF" w:sz="4"/>
+              <w:bottom w:val="single" w:color="BFBFBF" w:sz="4"/>
+              <w:right w:val="single" w:color="BFBFBF" w:sz="4"/>
+            </w:tcBorders>
+            <w:shd w:fill="F2F2F2" w:val="clear"/>
+            <w:tcMar>
+              <w:top w:type="dxa" w:w="60"/>
+              <w:left w:type="dxa" w:w="120"/>
+              <w:bottom w:type="dxa" w:w="60"/>
+              <w:right w:type="dxa" w:w="120"/>
+            </w:tcMar>
+            <w:vAlign w:val="center"/>
+          </w:tcPr>
+          <w:p>
+            <w:pPr>
+              <w:jc w:val="center"/>
+            </w:pPr>
+            <w:r>
+              <w:rPr>
+                <w:rFonts w:ascii="Calibri" w:cs="Calibri" w:eastAsia="Calibri" w:hAnsi="Calibri"/>
+                <w:sz w:val="19"/>
+                <w:szCs w:val="19"/>
+              </w:rPr>
+              <w:t xml:space="preserve">0,311 ± 0,075</w:t>
+            </w:r>
+          </w:p>
+        </w:tc>
+        <w:tc>
+          <w:tcPr>
+            <w:tcW w:type="dxa" w:w="1350"/>
+            <w:tcBorders>
+              <w:top w:val="single" w:color="BFBFBF" w:sz="4"/>
+              <w:left w:val="single" w:color="BFBFBF" w:sz="4"/>
+              <w:bottom w:val="single" w:color="BFBFBF" w:sz="4"/>
+              <w:right w:val="single" w:color="BFBFBF" w:sz="4"/>
+            </w:tcBorders>
+            <w:shd w:fill="F2F2F2" w:val="clear"/>
+            <w:tcMar>
+              <w:top w:type="dxa" w:w="60"/>
+              <w:left w:type="dxa" w:w="120"/>
+              <w:bottom w:type="dxa" w:w="60"/>
+              <w:right w:type="dxa" w:w="120"/>
+            </w:tcMar>
+            <w:vAlign w:val="center"/>
+          </w:tcPr>
+          <w:p>
+            <w:pPr>
+              <w:jc w:val="center"/>
+            </w:pPr>
+            <w:r>
+              <w:rPr>
+                <w:rFonts w:ascii="Calibri" w:cs="Calibri" w:eastAsia="Calibri" w:hAnsi="Calibri"/>
+                <w:sz w:val="19"/>
+                <w:szCs w:val="19"/>
+              </w:rPr>
+              <w:t xml:space="preserve">0,392 ± 0,056</w:t>
+            </w:r>
+          </w:p>
+        </w:tc>
+        <w:tc>
+          <w:tcPr>
+            <w:tcW w:type="dxa" w:w="1350"/>
+            <w:tcBorders>
+              <w:top w:val="single" w:color="BFBFBF" w:sz="4"/>
+              <w:left w:val="single" w:color="BFBFBF" w:sz="4"/>
+              <w:bottom w:val="single" w:color="BFBFBF" w:sz="4"/>
+              <w:right w:val="single" w:color="BFBFBF" w:sz="4"/>
+            </w:tcBorders>
+            <w:shd w:fill="F2F2F2" w:val="clear"/>
+            <w:tcMar>
+              <w:top w:type="dxa" w:w="60"/>
+              <w:left w:type="dxa" w:w="120"/>
+              <w:bottom w:type="dxa" w:w="60"/>
+              <w:right w:type="dxa" w:w="120"/>
+            </w:tcMar>
+            <w:vAlign w:val="center"/>
+          </w:tcPr>
+          <w:p>
+            <w:pPr>
+              <w:jc w:val="center"/>
+            </w:pPr>
+            <w:r>
+              <w:rPr>
+                <w:rFonts w:ascii="Calibri" w:cs="Calibri" w:eastAsia="Calibri" w:hAnsi="Calibri"/>
+                <w:sz w:val="19"/>
+                <w:szCs w:val="19"/>
+              </w:rPr>
+              <w:t xml:space="preserve">0,074 ± 0,009</w:t>
             </w:r>
           </w:p>
         </w:tc>
@@ -4949,7 +7423,7 @@
           <w:sz w:val="22"/>
           <w:szCs w:val="22"/>
         </w:rPr>
-        <w:t xml:space="preserve">Rezultati Leave-One-Tournament-Out validacije su konzistentni sa rezultatima StratifiedGroupKFold po meču validacije. Razlike u ROC AUC između dve validacione šeme ne prelaze 0,02, što ukazuje da modeli ne pokazuju znake dramatične prenaučenosti specifičnostima jednog turnira, mada LOTO rezultati pokazuju nešto veću varijabilnost nego K-Fold (što je očekivano s obzirom na samo 3 turnira).</w:t>
+        <w:t xml:space="preserve">Rezultati Leave-One-Tournament-Out validacije su konzistentni sa rezultatima StratifiedGroupKFold po meču validacije. Prikaz po pojedinačnom turniru otkriva jasan obrazac: UEFA Euro 2024 dosledno daje najniži ROC AUC i posebno nizak PR AUC kao izostavljeni turnir za sva četiri modela, dok FIFA Svetsko prvenstvo 2022 daje najviši. Ovo je u skladu sa nalazom iz odeljka 4.1 da Euro 2024 ima nižu stopu konverzije šuteva u gol (7,5%), uz statistički nepromenjenu geometriju šuta, pa je predikcija na tom turniru intrinzično teža. Standardna devijacija kroz tri turnira je veća nego kroz K-Fold foldove (na primer 0,027 naspram 0,026 za ROC AUC Modela B, logistička regresija; kod PR AUC razlika je izraženija), što je očekivano jer LOTO meri generalizaciju na potpuno nov turnirski kontekst, a raspolaže sa samo tri folda. Prednost Modela B nad Modelom A održava se na svakom pojedinačnom izostavljenom turniru, ne samo u proseku.</w:t>
       </w:r>
     </w:p>
     <w:p>
@@ -5090,7 +7564,612 @@
           <w:sz w:val="22"/>
           <w:szCs w:val="22"/>
         </w:rPr>
-        <w:t xml:space="preserve">Za poređenje na nivou pojedinačnih šuteva, sprovedena je klasterska bootstrap analiza razlike ROC AUC na kompletnim out-of-fold (OOF) predikcijama iz svih LOTO foldova, gde se utakmice uzorkuju sa ponavljanjem (svi šutevi iz izabrane utakmice ulaze u bootstrap uzorak). Pooled OOF ROC AUC iznosi 0,713 za Model A i 0,709 za Model B. 95% bootstrap interval poverenja (2.000 iteracija, 166 utakmica kao klasteri) iznosi [-0,033, 0,025]. Interval sadrži nulu, što znači da na nivou pojedinačnog šuta razlika nije statistički značajna na alfa=0,05. Ovo je vredan nalaz koji zaslužuje transparentno prikazivanje: signal od 360 atributa je realan ali umeren. Na nivou turnira (LOTO validacija, Tabela 3), razlika je konzistentna i praktično smislena (+0,011 AUC). LR test potvrđuje da 360 atributi nose stvarnu inkrementalnu informaciju (p=2,97×10⁻¹⁰). Zaključak je da Model B pokazuje konzistentno numeričko poboljšanje kroz turnire i validacione šeme, ali je inkrementalni efekat umeren i interval poverenja dobijen klasterskim bootstrapom ne isključuje nultu razliku.</w:t>
+        <w:t xml:space="preserve">Za poređenje na nivou pojedinačnih šuteva, sprovedena je parna klasterska bootstrap analiza razlike ROC AUC na kompletnim out-of-fold (OOF) predikcijama iz svih LOTO foldova, pri čemu su predikcije Modela A i Modela B uparene po šutu (isti foldovi, iste opservacije). Uzorkovanje se vrši na nivou utakmica sa ponavljanjem (klaster bootstrap): u svakoj iteraciji bira se skup utakmica sa ponavljanjem, a svi šutevi iz izabrane utakmice ulaze u bootstrap uzorak. Ovo poštuje grupnu strukturu podataka, jer šutevi iz iste utakmice nisu međusobno nezavisni, pa je jedinica ponovnog uzorkovanja utakmica, a ne pojedinačni šut. Opažena razlika (Model B minus Model A) na spojenim (pooled) OOF predikcijama iznosi -0,004, a 95% bootstrap interval poverenja (2.000 iteracija, 166 utakmica kao klasteri) iznosi [-0,033, 0,025]. Interval sadrži nulu, što znači da na nivou pojedinačnog šuta, u ovoj konkretnoj (nekalibrisanoj, pooled) postavci, razlika nije statistički značajna na alfa = 0,05. Ovo je vredan nalaz koji zaslužuje transparentno prikazivanje: signal od 360 atributa je realan ali umeren. Na nivou turnira (LOTO validacija, Tabela 3), razlika je konzistentna i prisutna na svakom pojedinačnom turniru, a LR test potvrđuje da 360 atributi nose stvarnu inkrementalnu informaciju (p = 2,97×10⁻¹⁰). Zaključak je da Model B pokazuje konzistentno numeričko poboljšanje kroz turnire i validacione šeme, ali je inkrementalni efekat umeren i interval poverenja dobijen klasterskim bootstrapom u pooled postavci ne isključuje nultu razliku.</w:t>
+      </w:r>
+    </w:p>
+    <w:p>
+      <w:pPr>
+        <w:pStyle w:val="Heading2"/>
+      </w:pPr>
+      <w:r>
+        <w:t xml:space="preserve">4.3b. Usklađivanje AUC vrednosti: način agregiranja i uticaj kalibracije</w:t>
+      </w:r>
+    </w:p>
+    <w:p>
+      <w:pPr>
+        <w:spacing w:after="160" w:line="276"/>
+        <w:ind w:firstLine="397"/>
+        <w:jc w:val="both"/>
+      </w:pPr>
+      <w:r>
+        <w:rPr>
+          <w:rFonts w:ascii="Calibri" w:cs="Calibri" w:eastAsia="Calibri" w:hAnsi="Calibri"/>
+          <w:sz w:val="22"/>
+          <w:szCs w:val="22"/>
+        </w:rPr>
+        <w:t xml:space="preserve">Čitalac će primetiti prividnu nesaglasnost između ROC AUC vrednosti u Tabeli 3 (na primer 0,772 za Model B, logistička regresija, kao prosek preko turnira) i pooled OOF ROC AUC vrednosti korišćenih u klasterskoj bootstrap analizi (0,709 za Model B, 0,713 za Model A). Ova razlika NIJE prevashodno posledica post-hoc kalibracije, već potiče od dva odvojena, jasno razdvojiva izvora: (1) načina agregiranja AUC vrednosti, i (2) primene kalibracije na predikcije spojene preko turnira. Da bismo to razjasnili, izračunali smo obe agregacije i za kalibrisane i za nekalibrisane predikcije, na identičnom skupu out-of-fold opservacija iz LOTO validacije.</w:t>
+      </w:r>
+    </w:p>
+    <w:p>
+      <w:pPr>
+        <w:spacing w:after="160" w:line="276"/>
+        <w:ind w:firstLine="397"/>
+        <w:jc w:val="both"/>
+      </w:pPr>
+      <w:r>
+        <w:rPr>
+          <w:rFonts w:ascii="Calibri" w:cs="Calibri" w:eastAsia="Calibri" w:hAnsi="Calibri"/>
+          <w:sz w:val="22"/>
+          <w:szCs w:val="22"/>
+        </w:rPr>
+        <w:t xml:space="preserve">Prva razlika je u načinu agregiranja. Macro agregacija (prosek preko turnira, kako je prikazano u Tabeli 3) računa ROC AUC odvojeno unutar svakog izostavljenog turnira i potom uzima prosek ta tri broja. Pooled agregacija računa jedan jedini ROC AUC na svim spojenim out-of-fold predikcijama iz tri turnira. To su dve različite veličine i legitimno daju različite brojeve, jer pooled AUC istovremeno rangira šuteve iz tri turnira sa različitim baznim stopama golova (10,6% na SP 2022, 9,9% na EP 2020, 7,5% na EP 2024, videti odeljak 4.1).</w:t>
+      </w:r>
+    </w:p>
+    <w:p>
+      <w:pPr>
+        <w:spacing w:after="160" w:line="276"/>
+        <w:ind w:firstLine="397"/>
+        <w:jc w:val="both"/>
+      </w:pPr>
+      <w:r>
+        <w:rPr>
+          <w:rFonts w:ascii="Calibri" w:cs="Calibri" w:eastAsia="Calibri" w:hAnsi="Calibri"/>
+          <w:sz w:val="22"/>
+          <w:szCs w:val="22"/>
+        </w:rPr>
+        <w:t xml:space="preserve">Druga razlika je uticaj kalibracije upravo u pooled postavci. Izotona regresija je monotona transformacija i unutar jednog turnira ne menja poredak predikcija, pa je njen efekat na ROC AUC unutar turnira zanemarljiv (na primer, macro ROC AUC Modela A menja se sa 0,760 na 0,757, promena reda veličine 0,003). Ovo potvrđuje očekivanje da monotona kalibracija čuva rang. Međutim, kada se predikcije iz tri turnira SPOJE, nekalibrisane verovatnoće nose pomeraj nivoa specifičan za svaki turnir (posledica različitih baznih stopa i različitih trening skupova po LOTO foldu), što narušava zajednički poredak. Kalibracija fitovana unutar folda poravnava te nivoe između turnira i time popravlja pooled poredak. Zato u pooled postavci kalibracija podiže ROC AUC osetno (za Model A sa 0,713 na 0,753, za Model B sa 0,709 na 0,774), dok u macro postavci praktično ne menja ništa.</w:t>
+      </w:r>
+    </w:p>
+    <w:p>
+      <w:pPr>
+        <w:spacing w:after="240" w:before="60"/>
+        <w:jc w:val="center"/>
+      </w:pPr>
+      <w:r>
+        <w:rPr>
+          <w:rFonts w:ascii="Calibri" w:cs="Calibri" w:eastAsia="Calibri" w:hAnsi="Calibri"/>
+          <w:i/>
+          <w:iCs/>
+          <w:color w:val="444444"/>
+          <w:sz w:val="18"/>
+          <w:szCs w:val="18"/>
+        </w:rPr>
+        <w:t xml:space="preserve">Tabela 3a. Usklađivanje ROC AUC vrednosti po načinu agregiranja i stanju kalibracije, na identičnim out-of-fold opservacijama iz LOTO validacije (logistička regresija). Macro = prosek AUC-ova računatih odvojeno po turniru; pooled = jedan AUC na svim spojenim predikcijama.</w:t>
+      </w:r>
+    </w:p>
+    <w:tbl>
+      <w:tblPr>
+        <w:tblW w:type="dxa" w:w="9360"/>
+        <w:tblBorders>
+          <w:top w:val="single" w:color="auto" w:sz="4"/>
+          <w:left w:val="single" w:color="auto" w:sz="4"/>
+          <w:bottom w:val="single" w:color="auto" w:sz="4"/>
+          <w:right w:val="single" w:color="auto" w:sz="4"/>
+          <w:insideH w:val="single" w:color="auto" w:sz="4"/>
+          <w:insideV w:val="single" w:color="auto" w:sz="4"/>
+        </w:tblBorders>
+      </w:tblPr>
+      <w:tblGrid>
+        <w:gridCol w:w="3360"/>
+        <w:gridCol w:w="3000"/>
+        <w:gridCol w:w="3000"/>
+      </w:tblGrid>
+      <w:tr>
+        <w:trPr>
+          <w:tblHeader/>
+        </w:trPr>
+        <w:tc>
+          <w:tcPr>
+            <w:tcW w:type="dxa" w:w="3360"/>
+            <w:tcBorders>
+              <w:top w:val="single" w:color="BFBFBF" w:sz="4"/>
+              <w:left w:val="single" w:color="BFBFBF" w:sz="4"/>
+              <w:bottom w:val="single" w:color="BFBFBF" w:sz="4"/>
+              <w:right w:val="single" w:color="BFBFBF" w:sz="4"/>
+            </w:tcBorders>
+            <w:shd w:fill="1F3864" w:val="clear"/>
+            <w:tcMar>
+              <w:top w:type="dxa" w:w="80"/>
+              <w:left w:type="dxa" w:w="120"/>
+              <w:bottom w:type="dxa" w:w="80"/>
+              <w:right w:type="dxa" w:w="120"/>
+            </w:tcMar>
+            <w:vAlign w:val="center"/>
+          </w:tcPr>
+          <w:p>
+            <w:pPr>
+              <w:jc w:val="center"/>
+            </w:pPr>
+            <w:r>
+              <w:rPr>
+                <w:rFonts w:ascii="Calibri" w:cs="Calibri" w:eastAsia="Calibri" w:hAnsi="Calibri"/>
+                <w:b/>
+                <w:bCs/>
+                <w:color w:val="FFFFFF"/>
+                <w:sz w:val="19"/>
+                <w:szCs w:val="19"/>
+              </w:rPr>
+              <w:t xml:space="preserve">Model</w:t>
+            </w:r>
+          </w:p>
+        </w:tc>
+        <w:tc>
+          <w:tcPr>
+            <w:tcW w:type="dxa" w:w="3000"/>
+            <w:tcBorders>
+              <w:top w:val="single" w:color="BFBFBF" w:sz="4"/>
+              <w:left w:val="single" w:color="BFBFBF" w:sz="4"/>
+              <w:bottom w:val="single" w:color="BFBFBF" w:sz="4"/>
+              <w:right w:val="single" w:color="BFBFBF" w:sz="4"/>
+            </w:tcBorders>
+            <w:shd w:fill="1F3864" w:val="clear"/>
+            <w:tcMar>
+              <w:top w:type="dxa" w:w="80"/>
+              <w:left w:type="dxa" w:w="120"/>
+              <w:bottom w:type="dxa" w:w="80"/>
+              <w:right w:type="dxa" w:w="120"/>
+            </w:tcMar>
+            <w:vAlign w:val="center"/>
+          </w:tcPr>
+          <w:p>
+            <w:pPr>
+              <w:jc w:val="center"/>
+            </w:pPr>
+            <w:r>
+              <w:rPr>
+                <w:rFonts w:ascii="Calibri" w:cs="Calibri" w:eastAsia="Calibri" w:hAnsi="Calibri"/>
+                <w:b/>
+                <w:bCs/>
+                <w:color w:val="FFFFFF"/>
+                <w:sz w:val="19"/>
+                <w:szCs w:val="19"/>
+              </w:rPr>
+              <w:t xml:space="preserve">Macro (prosek po turniru)</w:t>
+            </w:r>
+          </w:p>
+        </w:tc>
+        <w:tc>
+          <w:tcPr>
+            <w:tcW w:type="dxa" w:w="3000"/>
+            <w:tcBorders>
+              <w:top w:val="single" w:color="BFBFBF" w:sz="4"/>
+              <w:left w:val="single" w:color="BFBFBF" w:sz="4"/>
+              <w:bottom w:val="single" w:color="BFBFBF" w:sz="4"/>
+              <w:right w:val="single" w:color="BFBFBF" w:sz="4"/>
+            </w:tcBorders>
+            <w:shd w:fill="1F3864" w:val="clear"/>
+            <w:tcMar>
+              <w:top w:type="dxa" w:w="80"/>
+              <w:left w:type="dxa" w:w="120"/>
+              <w:bottom w:type="dxa" w:w="80"/>
+              <w:right w:type="dxa" w:w="120"/>
+            </w:tcMar>
+            <w:vAlign w:val="center"/>
+          </w:tcPr>
+          <w:p>
+            <w:pPr>
+              <w:jc w:val="center"/>
+            </w:pPr>
+            <w:r>
+              <w:rPr>
+                <w:rFonts w:ascii="Calibri" w:cs="Calibri" w:eastAsia="Calibri" w:hAnsi="Calibri"/>
+                <w:b/>
+                <w:bCs/>
+                <w:color w:val="FFFFFF"/>
+                <w:sz w:val="19"/>
+                <w:szCs w:val="19"/>
+              </w:rPr>
+              <w:t xml:space="preserve">Pooled (svi OOF spojeni)</w:t>
+            </w:r>
+          </w:p>
+        </w:tc>
+      </w:tr>
+      <w:tr>
+        <w:tc>
+          <w:tcPr>
+            <w:tcW w:type="dxa" w:w="3360"/>
+            <w:tcBorders>
+              <w:top w:val="single" w:color="BFBFBF" w:sz="4"/>
+              <w:left w:val="single" w:color="BFBFBF" w:sz="4"/>
+              <w:bottom w:val="single" w:color="BFBFBF" w:sz="4"/>
+              <w:right w:val="single" w:color="BFBFBF" w:sz="4"/>
+            </w:tcBorders>
+            <w:shd w:fill="FFFFFF" w:val="clear"/>
+            <w:tcMar>
+              <w:top w:type="dxa" w:w="60"/>
+              <w:left w:type="dxa" w:w="120"/>
+              <w:bottom w:type="dxa" w:w="60"/>
+              <w:right w:type="dxa" w:w="120"/>
+            </w:tcMar>
+            <w:vAlign w:val="center"/>
+          </w:tcPr>
+          <w:p>
+            <w:pPr>
+              <w:jc w:val="left"/>
+            </w:pPr>
+            <w:r>
+              <w:rPr>
+                <w:rFonts w:ascii="Calibri" w:cs="Calibri" w:eastAsia="Calibri" w:hAnsi="Calibri"/>
+                <w:sz w:val="19"/>
+                <w:szCs w:val="19"/>
+              </w:rPr>
+              <w:t xml:space="preserve">Model A, nekalibrisano</w:t>
+            </w:r>
+          </w:p>
+        </w:tc>
+        <w:tc>
+          <w:tcPr>
+            <w:tcW w:type="dxa" w:w="3000"/>
+            <w:tcBorders>
+              <w:top w:val="single" w:color="BFBFBF" w:sz="4"/>
+              <w:left w:val="single" w:color="BFBFBF" w:sz="4"/>
+              <w:bottom w:val="single" w:color="BFBFBF" w:sz="4"/>
+              <w:right w:val="single" w:color="BFBFBF" w:sz="4"/>
+            </w:tcBorders>
+            <w:shd w:fill="FFFFFF" w:val="clear"/>
+            <w:tcMar>
+              <w:top w:type="dxa" w:w="60"/>
+              <w:left w:type="dxa" w:w="120"/>
+              <w:bottom w:type="dxa" w:w="60"/>
+              <w:right w:type="dxa" w:w="120"/>
+            </w:tcMar>
+            <w:vAlign w:val="center"/>
+          </w:tcPr>
+          <w:p>
+            <w:pPr>
+              <w:jc w:val="center"/>
+            </w:pPr>
+            <w:r>
+              <w:rPr>
+                <w:rFonts w:ascii="Calibri" w:cs="Calibri" w:eastAsia="Calibri" w:hAnsi="Calibri"/>
+                <w:sz w:val="19"/>
+                <w:szCs w:val="19"/>
+              </w:rPr>
+              <w:t xml:space="preserve">0,760</w:t>
+            </w:r>
+          </w:p>
+        </w:tc>
+        <w:tc>
+          <w:tcPr>
+            <w:tcW w:type="dxa" w:w="3000"/>
+            <w:tcBorders>
+              <w:top w:val="single" w:color="BFBFBF" w:sz="4"/>
+              <w:left w:val="single" w:color="BFBFBF" w:sz="4"/>
+              <w:bottom w:val="single" w:color="BFBFBF" w:sz="4"/>
+              <w:right w:val="single" w:color="BFBFBF" w:sz="4"/>
+            </w:tcBorders>
+            <w:shd w:fill="FFFFFF" w:val="clear"/>
+            <w:tcMar>
+              <w:top w:type="dxa" w:w="60"/>
+              <w:left w:type="dxa" w:w="120"/>
+              <w:bottom w:type="dxa" w:w="60"/>
+              <w:right w:type="dxa" w:w="120"/>
+            </w:tcMar>
+            <w:vAlign w:val="center"/>
+          </w:tcPr>
+          <w:p>
+            <w:pPr>
+              <w:jc w:val="center"/>
+            </w:pPr>
+            <w:r>
+              <w:rPr>
+                <w:rFonts w:ascii="Calibri" w:cs="Calibri" w:eastAsia="Calibri" w:hAnsi="Calibri"/>
+                <w:sz w:val="19"/>
+                <w:szCs w:val="19"/>
+              </w:rPr>
+              <w:t xml:space="preserve">0,713</w:t>
+            </w:r>
+          </w:p>
+        </w:tc>
+      </w:tr>
+      <w:tr>
+        <w:tc>
+          <w:tcPr>
+            <w:tcW w:type="dxa" w:w="3360"/>
+            <w:tcBorders>
+              <w:top w:val="single" w:color="BFBFBF" w:sz="4"/>
+              <w:left w:val="single" w:color="BFBFBF" w:sz="4"/>
+              <w:bottom w:val="single" w:color="BFBFBF" w:sz="4"/>
+              <w:right w:val="single" w:color="BFBFBF" w:sz="4"/>
+            </w:tcBorders>
+            <w:shd w:fill="F2F2F2" w:val="clear"/>
+            <w:tcMar>
+              <w:top w:type="dxa" w:w="60"/>
+              <w:left w:type="dxa" w:w="120"/>
+              <w:bottom w:type="dxa" w:w="60"/>
+              <w:right w:type="dxa" w:w="120"/>
+            </w:tcMar>
+            <w:vAlign w:val="center"/>
+          </w:tcPr>
+          <w:p>
+            <w:pPr>
+              <w:jc w:val="left"/>
+            </w:pPr>
+            <w:r>
+              <w:rPr>
+                <w:rFonts w:ascii="Calibri" w:cs="Calibri" w:eastAsia="Calibri" w:hAnsi="Calibri"/>
+                <w:sz w:val="19"/>
+                <w:szCs w:val="19"/>
+              </w:rPr>
+              <w:t xml:space="preserve">Model A, kalibrisano (izotona)</w:t>
+            </w:r>
+          </w:p>
+        </w:tc>
+        <w:tc>
+          <w:tcPr>
+            <w:tcW w:type="dxa" w:w="3000"/>
+            <w:tcBorders>
+              <w:top w:val="single" w:color="BFBFBF" w:sz="4"/>
+              <w:left w:val="single" w:color="BFBFBF" w:sz="4"/>
+              <w:bottom w:val="single" w:color="BFBFBF" w:sz="4"/>
+              <w:right w:val="single" w:color="BFBFBF" w:sz="4"/>
+            </w:tcBorders>
+            <w:shd w:fill="F2F2F2" w:val="clear"/>
+            <w:tcMar>
+              <w:top w:type="dxa" w:w="60"/>
+              <w:left w:type="dxa" w:w="120"/>
+              <w:bottom w:type="dxa" w:w="60"/>
+              <w:right w:type="dxa" w:w="120"/>
+            </w:tcMar>
+            <w:vAlign w:val="center"/>
+          </w:tcPr>
+          <w:p>
+            <w:pPr>
+              <w:jc w:val="center"/>
+            </w:pPr>
+            <w:r>
+              <w:rPr>
+                <w:rFonts w:ascii="Calibri" w:cs="Calibri" w:eastAsia="Calibri" w:hAnsi="Calibri"/>
+                <w:sz w:val="19"/>
+                <w:szCs w:val="19"/>
+              </w:rPr>
+              <w:t xml:space="preserve">0,757</w:t>
+            </w:r>
+          </w:p>
+        </w:tc>
+        <w:tc>
+          <w:tcPr>
+            <w:tcW w:type="dxa" w:w="3000"/>
+            <w:tcBorders>
+              <w:top w:val="single" w:color="BFBFBF" w:sz="4"/>
+              <w:left w:val="single" w:color="BFBFBF" w:sz="4"/>
+              <w:bottom w:val="single" w:color="BFBFBF" w:sz="4"/>
+              <w:right w:val="single" w:color="BFBFBF" w:sz="4"/>
+            </w:tcBorders>
+            <w:shd w:fill="F2F2F2" w:val="clear"/>
+            <w:tcMar>
+              <w:top w:type="dxa" w:w="60"/>
+              <w:left w:type="dxa" w:w="120"/>
+              <w:bottom w:type="dxa" w:w="60"/>
+              <w:right w:type="dxa" w:w="120"/>
+            </w:tcMar>
+            <w:vAlign w:val="center"/>
+          </w:tcPr>
+          <w:p>
+            <w:pPr>
+              <w:jc w:val="center"/>
+            </w:pPr>
+            <w:r>
+              <w:rPr>
+                <w:rFonts w:ascii="Calibri" w:cs="Calibri" w:eastAsia="Calibri" w:hAnsi="Calibri"/>
+                <w:sz w:val="19"/>
+                <w:szCs w:val="19"/>
+              </w:rPr>
+              <w:t xml:space="preserve">0,753</w:t>
+            </w:r>
+          </w:p>
+        </w:tc>
+      </w:tr>
+      <w:tr>
+        <w:tc>
+          <w:tcPr>
+            <w:tcW w:type="dxa" w:w="3360"/>
+            <w:tcBorders>
+              <w:top w:val="single" w:color="BFBFBF" w:sz="4"/>
+              <w:left w:val="single" w:color="BFBFBF" w:sz="4"/>
+              <w:bottom w:val="single" w:color="BFBFBF" w:sz="4"/>
+              <w:right w:val="single" w:color="BFBFBF" w:sz="4"/>
+            </w:tcBorders>
+            <w:shd w:fill="FFFFFF" w:val="clear"/>
+            <w:tcMar>
+              <w:top w:type="dxa" w:w="60"/>
+              <w:left w:type="dxa" w:w="120"/>
+              <w:bottom w:type="dxa" w:w="60"/>
+              <w:right w:type="dxa" w:w="120"/>
+            </w:tcMar>
+            <w:vAlign w:val="center"/>
+          </w:tcPr>
+          <w:p>
+            <w:pPr>
+              <w:jc w:val="left"/>
+            </w:pPr>
+            <w:r>
+              <w:rPr>
+                <w:rFonts w:ascii="Calibri" w:cs="Calibri" w:eastAsia="Calibri" w:hAnsi="Calibri"/>
+                <w:sz w:val="19"/>
+                <w:szCs w:val="19"/>
+              </w:rPr>
+              <w:t xml:space="preserve">Model B, nekalibrisano</w:t>
+            </w:r>
+          </w:p>
+        </w:tc>
+        <w:tc>
+          <w:tcPr>
+            <w:tcW w:type="dxa" w:w="3000"/>
+            <w:tcBorders>
+              <w:top w:val="single" w:color="BFBFBF" w:sz="4"/>
+              <w:left w:val="single" w:color="BFBFBF" w:sz="4"/>
+              <w:bottom w:val="single" w:color="BFBFBF" w:sz="4"/>
+              <w:right w:val="single" w:color="BFBFBF" w:sz="4"/>
+            </w:tcBorders>
+            <w:shd w:fill="FFFFFF" w:val="clear"/>
+            <w:tcMar>
+              <w:top w:type="dxa" w:w="60"/>
+              <w:left w:type="dxa" w:w="120"/>
+              <w:bottom w:type="dxa" w:w="60"/>
+              <w:right w:type="dxa" w:w="120"/>
+            </w:tcMar>
+            <w:vAlign w:val="center"/>
+          </w:tcPr>
+          <w:p>
+            <w:pPr>
+              <w:jc w:val="center"/>
+            </w:pPr>
+            <w:r>
+              <w:rPr>
+                <w:rFonts w:ascii="Calibri" w:cs="Calibri" w:eastAsia="Calibri" w:hAnsi="Calibri"/>
+                <w:sz w:val="19"/>
+                <w:szCs w:val="19"/>
+              </w:rPr>
+              <w:t xml:space="preserve">0,774</w:t>
+            </w:r>
+          </w:p>
+        </w:tc>
+        <w:tc>
+          <w:tcPr>
+            <w:tcW w:type="dxa" w:w="3000"/>
+            <w:tcBorders>
+              <w:top w:val="single" w:color="BFBFBF" w:sz="4"/>
+              <w:left w:val="single" w:color="BFBFBF" w:sz="4"/>
+              <w:bottom w:val="single" w:color="BFBFBF" w:sz="4"/>
+              <w:right w:val="single" w:color="BFBFBF" w:sz="4"/>
+            </w:tcBorders>
+            <w:shd w:fill="FFFFFF" w:val="clear"/>
+            <w:tcMar>
+              <w:top w:type="dxa" w:w="60"/>
+              <w:left w:type="dxa" w:w="120"/>
+              <w:bottom w:type="dxa" w:w="60"/>
+              <w:right w:type="dxa" w:w="120"/>
+            </w:tcMar>
+            <w:vAlign w:val="center"/>
+          </w:tcPr>
+          <w:p>
+            <w:pPr>
+              <w:jc w:val="center"/>
+            </w:pPr>
+            <w:r>
+              <w:rPr>
+                <w:rFonts w:ascii="Calibri" w:cs="Calibri" w:eastAsia="Calibri" w:hAnsi="Calibri"/>
+                <w:sz w:val="19"/>
+                <w:szCs w:val="19"/>
+              </w:rPr>
+              <w:t xml:space="preserve">0,709</w:t>
+            </w:r>
+          </w:p>
+        </w:tc>
+      </w:tr>
+      <w:tr>
+        <w:tc>
+          <w:tcPr>
+            <w:tcW w:type="dxa" w:w="3360"/>
+            <w:tcBorders>
+              <w:top w:val="single" w:color="BFBFBF" w:sz="4"/>
+              <w:left w:val="single" w:color="BFBFBF" w:sz="4"/>
+              <w:bottom w:val="single" w:color="BFBFBF" w:sz="4"/>
+              <w:right w:val="single" w:color="BFBFBF" w:sz="4"/>
+            </w:tcBorders>
+            <w:shd w:fill="F2F2F2" w:val="clear"/>
+            <w:tcMar>
+              <w:top w:type="dxa" w:w="60"/>
+              <w:left w:type="dxa" w:w="120"/>
+              <w:bottom w:type="dxa" w:w="60"/>
+              <w:right w:type="dxa" w:w="120"/>
+            </w:tcMar>
+            <w:vAlign w:val="center"/>
+          </w:tcPr>
+          <w:p>
+            <w:pPr>
+              <w:jc w:val="left"/>
+            </w:pPr>
+            <w:r>
+              <w:rPr>
+                <w:rFonts w:ascii="Calibri" w:cs="Calibri" w:eastAsia="Calibri" w:hAnsi="Calibri"/>
+                <w:sz w:val="19"/>
+                <w:szCs w:val="19"/>
+              </w:rPr>
+              <w:t xml:space="preserve">Model B, kalibrisano (izotona)</w:t>
+            </w:r>
+          </w:p>
+        </w:tc>
+        <w:tc>
+          <w:tcPr>
+            <w:tcW w:type="dxa" w:w="3000"/>
+            <w:tcBorders>
+              <w:top w:val="single" w:color="BFBFBF" w:sz="4"/>
+              <w:left w:val="single" w:color="BFBFBF" w:sz="4"/>
+              <w:bottom w:val="single" w:color="BFBFBF" w:sz="4"/>
+              <w:right w:val="single" w:color="BFBFBF" w:sz="4"/>
+            </w:tcBorders>
+            <w:shd w:fill="F2F2F2" w:val="clear"/>
+            <w:tcMar>
+              <w:top w:type="dxa" w:w="60"/>
+              <w:left w:type="dxa" w:w="120"/>
+              <w:bottom w:type="dxa" w:w="60"/>
+              <w:right w:type="dxa" w:w="120"/>
+            </w:tcMar>
+            <w:vAlign w:val="center"/>
+          </w:tcPr>
+          <w:p>
+            <w:pPr>
+              <w:jc w:val="center"/>
+            </w:pPr>
+            <w:r>
+              <w:rPr>
+                <w:rFonts w:ascii="Calibri" w:cs="Calibri" w:eastAsia="Calibri" w:hAnsi="Calibri"/>
+                <w:sz w:val="19"/>
+                <w:szCs w:val="19"/>
+              </w:rPr>
+              <w:t xml:space="preserve">0,771</w:t>
+            </w:r>
+          </w:p>
+        </w:tc>
+        <w:tc>
+          <w:tcPr>
+            <w:tcW w:type="dxa" w:w="3000"/>
+            <w:tcBorders>
+              <w:top w:val="single" w:color="BFBFBF" w:sz="4"/>
+              <w:left w:val="single" w:color="BFBFBF" w:sz="4"/>
+              <w:bottom w:val="single" w:color="BFBFBF" w:sz="4"/>
+              <w:right w:val="single" w:color="BFBFBF" w:sz="4"/>
+            </w:tcBorders>
+            <w:shd w:fill="F2F2F2" w:val="clear"/>
+            <w:tcMar>
+              <w:top w:type="dxa" w:w="60"/>
+              <w:left w:type="dxa" w:w="120"/>
+              <w:bottom w:type="dxa" w:w="60"/>
+              <w:right w:type="dxa" w:w="120"/>
+            </w:tcMar>
+            <w:vAlign w:val="center"/>
+          </w:tcPr>
+          <w:p>
+            <w:pPr>
+              <w:jc w:val="center"/>
+            </w:pPr>
+            <w:r>
+              <w:rPr>
+                <w:rFonts w:ascii="Calibri" w:cs="Calibri" w:eastAsia="Calibri" w:hAnsi="Calibri"/>
+                <w:sz w:val="19"/>
+                <w:szCs w:val="19"/>
+              </w:rPr>
+              <w:t xml:space="preserve">0,774</w:t>
+            </w:r>
+          </w:p>
+        </w:tc>
+      </w:tr>
+    </w:tbl>
+    <w:p>
+      <w:pPr>
+        <w:spacing w:after="160" w:line="276"/>
+        <w:ind w:firstLine="397"/>
+        <w:jc w:val="both"/>
+      </w:pPr>
+      <w:r>
+        <w:rPr>
+          <w:rFonts w:ascii="Calibri" w:cs="Calibri" w:eastAsia="Calibri" w:hAnsi="Calibri"/>
+          <w:sz w:val="22"/>
+          <w:szCs w:val="22"/>
+        </w:rPr>
+        <w:t xml:space="preserve">Praktične implikacije za tumačenje rada su tri. Prvo, vrednosti u Tabeli 3 su macro (prosek preko turnira) i kalibrisane, i kao takve su međusobno uporedive između modela. Drugo, pooled OOF vrednosti korišćene u bootstrap analizi (0,713 i 0,709) su nekalibrisane i pooled, i njih treba tumačiti samo unutar te postavke; njihova relativno niska apsolutna vrednost odražava težinu zajedničkog rangiranja tri heterogena turnira sa nekalibrisanim verovatnoćama, a ne slabost modela po sebi. Treće, u svim postavkama gde se poređenje vrši na uporedivim veličinama (macro nekalibrisano: 0,774 naspram 0,760; macro kalibrisano: 0,771 naspram 0,757; pooled kalibrisano: 0,774 naspram 0,753) Model B zadržava prednost nad Modelom A. Jedina postavka u kojoj Model B blago zaostaje jeste pooled nekalibrisano (0,709 naspram 0,713), što je upravo postavka najviše pogođena neusklađenošću nivoa verovatnoća između turnira.</w:t>
       </w:r>
     </w:p>
     <w:p>
@@ -5680,7 +8759,7 @@
           <w:sz w:val="22"/>
           <w:szCs w:val="22"/>
         </w:rPr>
-        <w:t xml:space="preserve">Kao dodatna provera robusnosti, ispitano je da li izbor scoring metrike za GridSearch menja zaključak o prednosti Modela B, korišćenjem nezavisnog, nekalibrisanog LOTO pipeline-a. Rezultat pokazuje da zaključak zavisi od izabranog kriterijuma: kada se hiperparametri biraju prema average_precision (metrika rangiranja), Model B blago zaostaje za Modelom A na AUC (0,709 naspram 0,713, delta=-0,004), iako zadržava bolji sirovi Brier skor (0,110 naspram 0,152). Kada se hiperparametri biraju prema neg_log_loss ili neg_brier_score (metrike koje direktno optimizuju kvalitet verovatnoća), Model B nadmašuje Model A na oba pokazatelja (AUC: 0,775 naspram 0,761, delta=+0,014; Brier: 0,074 naspram 0,076). Ovaj nalaz sugeriše da prednost dodatnih 360 atributa zavisi od toga da li se selekcija hiperparametara eksplicitno fokusira na kvalitet probabilističkih predikcija - što je i primaran cilj xG modelovanja - a ne isključivo na rangiranje. Napominjemo da apsolutne vrednosti AUC u ovoj proveri nisu direktno uporedive sa kalibrisanim rezultatima u Tabeli 3, budući da ova analiza koristi nekalibrisane predikcije radi izolovanja efekta scoring kriterijuma od efekta post-hoc kalibracije.</w:t>
+        <w:t xml:space="preserve">Kao dodatna provera robusnosti, ispitano je da li izbor scoring metrike za GridSearch menja zaključak o prednosti Modela B, korišćenjem nezavisnog, nekalibrisanog LOTO pipeline-a. Rezultat pokazuje da zaključak zavisi od izabranog kriterijuma: kada se hiperparametri biraju prema average_precision (metrika rangiranja), Model B blago zaostaje za Modelom A na pooled nekalibrisanom AUC (0,709 naspram 0,713, delta=-0,004; ovo su iste pooled nekalibrisane vrednosti razmatrane u odeljku 4.3b), iako zadržava bolji sirovi Brier skor (0,110 naspram 0,152). Kada se hiperparametri biraju prema neg_log_loss ili neg_brier_score (metrike koje direktno optimizuju kvalitet verovatnoća), Model B nadmašuje Model A na oba pokazatelja (AUC: 0,775 naspram 0,761, delta=+0,014; Brier: 0,074 naspram 0,076). Ovaj nalaz sugeriše da prednost dodatnih 360 atributa zavisi od toga da li se selekcija hiperparametara eksplicitno fokusira na kvalitet probabilističkih predikcija - što je i primaran cilj xG modelovanja - a ne isključivo na rangiranje. Kao što je pokazano u odeljku 4.3b, apsolutne vrednosti AUC u ovoj proveri nisu direktno uporedive sa kalibrisanim, macro-agregiranim rezultatima u Tabeli 3, budući da ova provera koristi nekalibrisane, pooled predikcije radi izolovanja efekta scoring kriterijuma od efekta post-hoc kalibracije.</w:t>
       </w:r>
     </w:p>
     <w:p>
@@ -7352,38 +10431,12 @@
         <w:jc w:val="both"/>
       </w:pPr>
       <w:r>
-        <w:drawing>
-          <wp:inline xmlns:a="http://schemas.openxmlformats.org/drawingml/2006/main" xmlns:pic="http://schemas.openxmlformats.org/drawingml/2006/picture">
-            <wp:extent cx="5029200" cy="1676400"/>
-            <wp:docPr id="1" name="Picture 1"/>
-            <wp:cNvGraphicFramePr>
-              <a:graphicFrameLocks noChangeAspect="1"/>
-            </wp:cNvGraphicFramePr>
-            <a:graphic>
-              <a:graphicData uri="http://schemas.openxmlformats.org/drawingml/2006/picture">
-                <pic:pic>
-                  <pic:nvPicPr>
-                    <pic:cNvPr id="0" name="visibility_distribution.png"/>
-                    <pic:cNvPicPr/>
-                  </pic:nvPicPr>
-                  <pic:blipFill>
-                    <a:blip r:embed="rId10"/>
-                    <a:stretch>
-                      <a:fillRect/>
-                    </a:stretch>
-                  </pic:blipFill>
-                  <pic:spPr>
-                    <a:xfrm>
-                      <a:off x="0" y="0"/>
-                      <a:ext cx="5029200" cy="1676400"/>
-                    </a:xfrm>
-                    <a:prstGeom prst="rect"/>
-                  </pic:spPr>
-                </pic:pic>
-              </a:graphicData>
-            </a:graphic>
-          </wp:inline>
-        </w:drawing>
+        <w:rPr>
+          <w:rFonts w:ascii="Calibri" w:cs="Calibri" w:eastAsia="Calibri" w:hAnsi="Calibri"/>
+          <w:sz w:val="22"/>
+          <w:szCs w:val="22"/>
+        </w:rPr>
+        <w:t xml:space="preserve">[SLIKA: visibility_distribution.png]</w:t>
       </w:r>
     </w:p>
     <w:p>
@@ -8443,7 +11496,7 @@
           <w:sz w:val="22"/>
           <w:szCs w:val="22"/>
         </w:rPr>
-        <w:t xml:space="preserve">Ovaj nalaz je u skladu sa postojećom literaturom o doprinosu prostornih podataka xG modelima, uključujući i sopstvenu praksu kompanije StatsBomb. Rad ne tvrdi da je po prvi put otkrio da prostorni podaci poboljšavaju xG procenu; doprinos ovog rada je u tome što je taj poznati nalaz formalno i transparentno provjeren kroz Leave-One-Tournament-Out validacionu šemu, koja u dostupnoj literaturi nije uobičajeno kombinovana sa modelom na nivou pojedinačnog šuta i StatsBomb 360 atributima.</w:t>
+        <w:t xml:space="preserve">Ovaj nalaz je u skladu sa postojećom literaturom o doprinosu prostornih podataka xG modelima, uključujući i sopstvenu praksu kompanije StatsBomb. Rad ne tvrdi da je po prvi put otkrio da prostorni podaci poboljšavaju xG procenu; doprinos ovog rada je u tome što je taj poznati nalaz formalno i transparentno proveren kroz Leave-One-Tournament-Out validacionu šemu, koja u dostupnoj literaturi nije uobičajeno kombinovana sa modelom na nivou pojedinačnog šuta i StatsBomb 360 atributima.</w:t>
       </w:r>
     </w:p>
     <w:p>
@@ -8632,15 +11685,7 @@
           <w:sz w:val="22"/>
           <w:szCs w:val="22"/>
         </w:rPr>
-        <w:t xml:space="preserve">Osmo, StatsBomb koordinatni sistem (120x80) tretiran je kao yard-ekvivalentan na osnovu toga što standardne yard dimenzije fudbalskog terena numerički odgovaraju koordinatama u StatsBomb dokumentaciji (6, 12 i 18 koordinatnih jedinica za kazneni prostor). StatsBomb formalno ne naziva ove jedinice jardima, ali konzistentnost sa standardnim dimenzijama podržava ovu interpretaciju. Svi geometrijski proračuni sprovedeni su dosledno unutar ovog sistema (c=8 za širinu gola, radijus=10 za pritisak).</w:t>
-      </w:r>
-    </w:p>
-    <w:p>
-      <w:pPr>
-        <w:pStyle w:val="Heading1"/>
-      </w:pPr>
-      <w:r>
-        <w:t xml:space="preserve">6. Zaključak</w:t>
+        <w:t xml:space="preserve">Osmo, i verovatno najvažnije po pitanju prirode ulaznih podataka: StatsBomb 360 freeze-frame je statički snimak pozicija igrača u jednom trenutku (u trenutku samog događaja), a ne kontinuirani tracking podatak. Za razliku od pravih tracking sistema, koji beleže lokaciju, brzinu i smer kretanja svih 22 igrača više puta u sekundi (StatsBomb navodi 25 puta u sekundi za tracking, naspram jednog kadra po događaju kod 360 podataka), freeze-frame beleži samo raspored u jednoj vremenskoj tački. Pozicije u freeze-frame kadru su rezultat anotacije od strane StatsBomb-ovih anotatora (data collectors), a ne rezultat automatskog optičkog trackinga, pa mogu sadržati grešku lokalizacije ili anotacije; sam StatsBomb, opisujući srodne modele, pominje uticaj fidelity-ja prikupljenih lokacija i sklonost anotatora ka zaokruživanju koordinata (Sharpe, 2024). Posledice po ovaj rad su konkretne: statički kadar u trenutku šuta ne obuhvata (a) brzinu i pravac kretanja napadača i lopte, (b) brzinu i smer kretanja branilaca i golmana, (c) prethodni pas ili sekvencu događaja koja je dovela do šuta, (d) orijentaciju tela igrača (na primer, da li je golman već u pokretu ili balansiran), niti (e) vreme koje golman i branioci realno imaju da reaguju. Svi prostorni atributi u Modelu B (udaljenost golmana, defanzivni pritisak, branioci u konusu šuta) izvedeni su isključivo iz ove statičke geometrije, pa treba imati u vidu da oni aproksimiraju situaciju u jednom trenutku i ne modeluju dinamiku razvoja šanse. Ovo istovremeno objašnjava zašto je inkrementalni doprinos 360 atributa realan ali umeren i ocrtava jasan pravac za buduća istraživanja zasnovana na potpunim tracking podacima.</w:t>
       </w:r>
     </w:p>
     <w:p>
@@ -8655,7 +11700,15 @@
           <w:sz w:val="22"/>
           <w:szCs w:val="22"/>
         </w:rPr>
-        <w:t xml:space="preserve">Ovaj rad je testirao da li StatsBomb 360 prostorni podaci o rasporedu igrača na terenu doprinose proceni verovatnoće gola u odnosu na model koji koristi samo klasične atribute samog šuta. Analiza na 3.968 šuteva iz tri velika međunarodna turnira (Svetsko prvenstvo 2022, Evropsko prvenstvo 2020 i Evropsko prvenstvo 2024) pokazala je da model sa StatsBomb 360 atributima konzistentno poboljšava ROC AUC i PR AUC u odnosu na model bez njih, dok su razlike u kalibrisanom Brier skoru male ali dosledne, i u standardnoj unakrsnoj validaciji i u validaciji koja simulira primenu na potpuno nov turnir.</w:t>
+        <w:t xml:space="preserve">Deveto, StatsBomb koordinatni sistem (120x80) tretiran je kao yard-ekvivalentan na osnovu toga što standardne yard dimenzije fudbalskog terena numerički odgovaraju koordinatama u StatsBomb dokumentaciji (6, 12 i 18 koordinatnih jedinica za kazneni prostor). StatsBomb formalno ne naziva ove jedinice jardima, ali konzistentnost sa standardnim dimenzijama podržava ovu interpretaciju. Svi geometrijski proračuni sprovedeni su dosledno unutar ovog sistema (c=8 za širinu gola, radijus=10 za pritisak).</w:t>
+      </w:r>
+    </w:p>
+    <w:p>
+      <w:pPr>
+        <w:pStyle w:val="Heading1"/>
+      </w:pPr>
+      <w:r>
+        <w:t xml:space="preserve">6. Zaključak</w:t>
       </w:r>
     </w:p>
     <w:p>
@@ -8670,7 +11723,7 @@
           <w:sz w:val="22"/>
           <w:szCs w:val="22"/>
         </w:rPr>
-        <w:t xml:space="preserve">Udaljenost golmana iz freeze-frame podataka (goalkeeper_distance_360) pokazala se kao najuticajniji 360 prediktor u fitovanom XGBoost modelu, odmah iza ugla šuta. Otvorenost ugla ka golu (open_angle_ratio_360), iako uključena u Model B, rangira se tek na 14. mestu po SHAP važnosti i nije pokazala samostalan inkrementalni doprinos u ablation analizi; eventualna vrednost u punom modelu može odražavati redundanciju sa drugim prostornim atributima. Ovo je nalaz o prediktivnoj asocijaciji, ne o uzročnom efektu. Istovremeno, nije pronađen dokaz da se marginalne raspodele udaljenosti i ugla šuta razlikuju između turnira (KS test); razlika u konverziji stoga nije objašnjena tim dvema posmatranim geometrijskim karakteristikama, a mogući izvori uključuju završnicu, golmanski učinak i slučajnu varijaciju.</w:t>
+        <w:t xml:space="preserve">Ovaj rad je testirao da li StatsBomb 360 prostorni podaci o rasporedu igrača na terenu doprinose proceni verovatnoće gola u odnosu na model koji koristi samo klasične atribute samog šuta. Analiza na 3.968 šuteva iz tri velika međunarodna turnira (Svetsko prvenstvo 2022, Evropsko prvenstvo 2020 i Evropsko prvenstvo 2024) pokazala je da model sa StatsBomb 360 atributima konzistentno poboljšava ROC AUC i PR AUC u odnosu na model bez njih, dok su razlike u kalibrisanom Brier skoru male ali dosledne, i u standardnoj unakrsnoj validaciji i u validaciji koja simulira primenu na potpuno nov turnir.</w:t>
       </w:r>
     </w:p>
     <w:p>
@@ -8685,6 +11738,21 @@
           <w:sz w:val="22"/>
           <w:szCs w:val="22"/>
         </w:rPr>
+        <w:t xml:space="preserve">Udaljenost golmana iz freeze-frame podataka (goalkeeper_distance_360) pokazala se kao najuticajniji 360 prediktor u fitovanom XGBoost modelu, odmah iza ugla šuta. Otvorenost ugla ka golu (open_angle_ratio_360), iako uključena u Model B, rangira se tek na 14. mestu po SHAP važnosti i nije pokazala samostalan inkrementalni doprinos u ablation analizi; eventualna vrednost u punom modelu može odražavati redundanciju sa drugim prostornim atributima. Ovo je nalaz o prediktivnoj asocijaciji, ne o uzročnom efektu. Istovremeno, nije pronađen dokaz da se marginalne raspodele udaljenosti i ugla šuta razlikuju između turnira (KS test); razlika u konverziji stoga nije objašnjena tim dvema posmatranim geometrijskim karakteristikama, a mogući izvori uključuju završnicu, golmanski učinak i slučajnu varijaciju.</w:t>
+      </w:r>
+    </w:p>
+    <w:p>
+      <w:pPr>
+        <w:spacing w:after="160" w:line="276"/>
+        <w:ind w:firstLine="397"/>
+        <w:jc w:val="both"/>
+      </w:pPr>
+      <w:r>
+        <w:rPr>
+          <w:rFonts w:ascii="Calibri" w:cs="Calibri" w:eastAsia="Calibri" w:hAnsi="Calibri"/>
+          <w:sz w:val="22"/>
+          <w:szCs w:val="22"/>
+        </w:rPr>
         <w:t xml:space="preserve">Doprinos ovog rada nije u tvrdnji da su prostorni podaci korisni za xG procenu, jer je taj nalaz već prisutan u literaturi i u praksi komercijalnih provajdera, već u formalnoj, transparentnoj i reproducibilnoj proveri tog nalaza kroz Leave-One-Tournament-Out validacionu šemu na nivou pojedinačnog šuta, što predstavlja precizniji i uži, ali metodološki rigorozniji doprinos postojećoj literaturi o fudbalskoj analitici.</w:t>
       </w:r>
     </w:p>
@@ -8736,6 +11804,20 @@
           <w:szCs w:val="22"/>
         </w:rPr>
         <w:t xml:space="preserve">Iapteff, L., Le Coz, S., Rioland, M., Houde, T., Carling, C., &amp; Imbach, F. (2025). Toward interpretable expected goals modeling using Bayesian mixed models. Frontiers in Sports and Active Living, 7, 1504362. https://doi.org/10.3389/fspor.2025.1504362</w:t>
+      </w:r>
+    </w:p>
+    <w:p>
+      <w:pPr>
+        <w:spacing w:after="160" w:line="276"/>
+        <w:jc w:val="both"/>
+      </w:pPr>
+      <w:r>
+        <w:rPr>
+          <w:rFonts w:ascii="Calibri" w:cs="Calibri" w:eastAsia="Calibri" w:hAnsi="Calibri"/>
+          <w:sz w:val="22"/>
+          <w:szCs w:val="22"/>
+        </w:rPr>
+        <w:t xml:space="preserve">Sharpe, C. (2024, avgust 13). xPass 360: Upgrading Expected Pass Models. Hudl StatsBomb. https://statsbomb.com/articles/soccer/xpass-360-upgrading-expected-pass-xpass-models/</w:t>
       </w:r>
     </w:p>
     <w:p>
